--- a/docs/Therapedia_Final_Requirement_v1.1.docx
+++ b/docs/Therapedia_Final_Requirement_v1.1.docx
@@ -428,7 +428,21 @@
               <w:rPr>
                 <w:sz w:val="19"/>
               </w:rPr>
-              <w:t>Penyesuaian dengan hasil konfirmasi klien dan pengembangan: Kode Client &amp; Kode Kuesioner, aturan pembatalan per paket, Reschedule Pending &amp; Revert, hari libur, finance (jenis invoice, konversi paket, saldo lebihan, Void, invoice pengganti), Master Cabang</w:t>
+              <w:t xml:space="preserve">Penyesuaian dengan hasil konfirmasi klien dan pengembangan: Kode Client &amp; Kode Kuesioner, aturan pembatalan per paket, Reschedule Pending &amp; Revert, hari libur, finance (jenis invoice, konversi paket, saldo lebihan, Void, invoice </w:t>
+            </w:r>
+            <w:proofErr w:type="spellStart"/>
+            <w:r>
+              <w:rPr>
+                <w:sz w:val="19"/>
+              </w:rPr>
+              <w:t>pengganti</w:t>
+            </w:r>
+            <w:proofErr w:type="spellEnd"/>
+            <w:r>
+              <w:rPr>
+                <w:sz w:val="19"/>
+              </w:rPr>
+              <w:t>), Master Cabang</w:t>
             </w:r>
           </w:p>
         </w:tc>
@@ -2656,7 +2670,23 @@
         <w:pStyle w:val="ListBullet"/>
       </w:pPr>
       <w:r>
-        <w:t>WhatsApp Business API otomatis (versi ini menggunakan tombol kirim manual melalui wa.me).</w:t>
+        <w:t xml:space="preserve">WhatsApp Business API otomatis (versi ini menggunakan tombol </w:t>
+      </w:r>
+      <w:proofErr w:type="spellStart"/>
+      <w:r>
+        <w:t>kirim</w:t>
+      </w:r>
+      <w:proofErr w:type="spellEnd"/>
+      <w:r>
+        <w:t xml:space="preserve"> manual </w:t>
+      </w:r>
+      <w:proofErr w:type="spellStart"/>
+      <w:r>
+        <w:t>melalui</w:t>
+      </w:r>
+      <w:proofErr w:type="spellEnd"/>
+      <w:r>
+        <w:t xml:space="preserve"> wa.me).</w:t>
       </w:r>
     </w:p>
     <w:p>
@@ -2672,7 +2702,23 @@
         <w:pStyle w:val="ListBullet"/>
       </w:pPr>
       <w:r>
-        <w:t>Payment gateway (pembayaran tetap melalui transfer manual).</w:t>
+        <w:t>Payment gateway (</w:t>
+      </w:r>
+      <w:proofErr w:type="spellStart"/>
+      <w:r>
+        <w:t>pembayaran</w:t>
+      </w:r>
+      <w:proofErr w:type="spellEnd"/>
+      <w:r>
+        <w:t xml:space="preserve"> </w:t>
+      </w:r>
+      <w:proofErr w:type="spellStart"/>
+      <w:r>
+        <w:t>tetap</w:t>
+      </w:r>
+      <w:proofErr w:type="spellEnd"/>
+      <w:r>
+        <w:t xml:space="preserve"> melalui transfer manual).</w:t>
       </w:r>
     </w:p>
     <w:p>
@@ -2893,8 +2939,114 @@
               <w:rPr>
                 <w:sz w:val="19"/>
               </w:rPr>
-              <w:t>Kode akses unik (kode jenis asesmen + karakter acak, mis. SP2-K7M4QX) untuk orang tua mengisi kuesioner asesmen tanpa login. Hanya dapat dipakai sekali</w:t>
-            </w:r>
+              <w:t xml:space="preserve">Kode akses unik (kode jenis asesmen + karakter acak, mis. SP2-K7M4QX) </w:t>
+            </w:r>
+            <w:proofErr w:type="spellStart"/>
+            <w:r>
+              <w:rPr>
+                <w:sz w:val="19"/>
+              </w:rPr>
+              <w:t>untuk</w:t>
+            </w:r>
+            <w:proofErr w:type="spellEnd"/>
+            <w:r>
+              <w:rPr>
+                <w:sz w:val="19"/>
+              </w:rPr>
+              <w:t xml:space="preserve"> orang </w:t>
+            </w:r>
+            <w:proofErr w:type="spellStart"/>
+            <w:r>
+              <w:rPr>
+                <w:sz w:val="19"/>
+              </w:rPr>
+              <w:t>tua</w:t>
+            </w:r>
+            <w:proofErr w:type="spellEnd"/>
+            <w:r>
+              <w:rPr>
+                <w:sz w:val="19"/>
+              </w:rPr>
+              <w:t xml:space="preserve"> </w:t>
+            </w:r>
+            <w:proofErr w:type="spellStart"/>
+            <w:r>
+              <w:rPr>
+                <w:sz w:val="19"/>
+              </w:rPr>
+              <w:t>mengisi</w:t>
+            </w:r>
+            <w:proofErr w:type="spellEnd"/>
+            <w:r>
+              <w:rPr>
+                <w:sz w:val="19"/>
+              </w:rPr>
+              <w:t xml:space="preserve"> </w:t>
+            </w:r>
+            <w:proofErr w:type="spellStart"/>
+            <w:r>
+              <w:rPr>
+                <w:sz w:val="19"/>
+              </w:rPr>
+              <w:t>kuesioner</w:t>
+            </w:r>
+            <w:proofErr w:type="spellEnd"/>
+            <w:r>
+              <w:rPr>
+                <w:sz w:val="19"/>
+              </w:rPr>
+              <w:t xml:space="preserve"> </w:t>
+            </w:r>
+            <w:proofErr w:type="spellStart"/>
+            <w:r>
+              <w:rPr>
+                <w:sz w:val="19"/>
+              </w:rPr>
+              <w:t>asesmen</w:t>
+            </w:r>
+            <w:proofErr w:type="spellEnd"/>
+            <w:r>
+              <w:rPr>
+                <w:sz w:val="19"/>
+              </w:rPr>
+              <w:t xml:space="preserve"> tanpa login. Hanya </w:t>
+            </w:r>
+            <w:proofErr w:type="spellStart"/>
+            <w:r>
+              <w:rPr>
+                <w:sz w:val="19"/>
+              </w:rPr>
+              <w:t>dapat</w:t>
+            </w:r>
+            <w:proofErr w:type="spellEnd"/>
+            <w:r>
+              <w:rPr>
+                <w:sz w:val="19"/>
+              </w:rPr>
+              <w:t xml:space="preserve"> </w:t>
+            </w:r>
+            <w:proofErr w:type="spellStart"/>
+            <w:r>
+              <w:rPr>
+                <w:sz w:val="19"/>
+              </w:rPr>
+              <w:t>dipakai</w:t>
+            </w:r>
+            <w:proofErr w:type="spellEnd"/>
+            <w:r>
+              <w:rPr>
+                <w:sz w:val="19"/>
+              </w:rPr>
+              <w:t xml:space="preserve"> </w:t>
+            </w:r>
+            <w:proofErr w:type="spellStart"/>
+            <w:r>
+              <w:rPr>
+                <w:sz w:val="19"/>
+              </w:rPr>
+              <w:t>sekali</w:t>
+            </w:r>
+            <w:proofErr w:type="spellEnd"/>
             <w:r>
               <w:rPr>
                 <w:sz w:val="19"/>
@@ -2905,7 +3057,49 @@
               <w:rPr>
                 <w:sz w:val="19"/>
               </w:rPr>
-              <w:t>masa berlaku bersifat opsional.</w:t>
+              <w:t xml:space="preserve">masa </w:t>
+            </w:r>
+            <w:proofErr w:type="spellStart"/>
+            <w:r>
+              <w:rPr>
+                <w:sz w:val="19"/>
+              </w:rPr>
+              <w:t>berlaku</w:t>
+            </w:r>
+            <w:proofErr w:type="spellEnd"/>
+            <w:r>
+              <w:rPr>
+                <w:sz w:val="19"/>
+              </w:rPr>
+              <w:t xml:space="preserve"> </w:t>
+            </w:r>
+            <w:proofErr w:type="spellStart"/>
+            <w:r>
+              <w:rPr>
+                <w:sz w:val="19"/>
+              </w:rPr>
+              <w:t>bersifat</w:t>
+            </w:r>
+            <w:proofErr w:type="spellEnd"/>
+            <w:r>
+              <w:rPr>
+                <w:sz w:val="19"/>
+              </w:rPr>
+              <w:t xml:space="preserve"> </w:t>
+            </w:r>
+            <w:proofErr w:type="spellStart"/>
+            <w:r>
+              <w:rPr>
+                <w:sz w:val="19"/>
+              </w:rPr>
+              <w:t>opsional</w:t>
+            </w:r>
+            <w:proofErr w:type="spellEnd"/>
+            <w:r>
+              <w:rPr>
+                <w:sz w:val="19"/>
+              </w:rPr>
+              <w:t>.</w:t>
             </w:r>
           </w:p>
         </w:tc>
@@ -2939,8 +3133,58 @@
               <w:rPr>
                 <w:sz w:val="19"/>
               </w:rPr>
-              <w:t>Paket terapi berisi sejumlah sesi</w:t>
-            </w:r>
+              <w:t xml:space="preserve">Paket </w:t>
+            </w:r>
+            <w:proofErr w:type="spellStart"/>
+            <w:r>
+              <w:rPr>
+                <w:sz w:val="19"/>
+              </w:rPr>
+              <w:t>terapi</w:t>
+            </w:r>
+            <w:proofErr w:type="spellEnd"/>
+            <w:r>
+              <w:rPr>
+                <w:sz w:val="19"/>
+              </w:rPr>
+              <w:t xml:space="preserve"> </w:t>
+            </w:r>
+            <w:proofErr w:type="spellStart"/>
+            <w:r>
+              <w:rPr>
+                <w:sz w:val="19"/>
+              </w:rPr>
+              <w:t>berisi</w:t>
+            </w:r>
+            <w:proofErr w:type="spellEnd"/>
+            <w:r>
+              <w:rPr>
+                <w:sz w:val="19"/>
+              </w:rPr>
+              <w:t xml:space="preserve"> </w:t>
+            </w:r>
+            <w:proofErr w:type="spellStart"/>
+            <w:r>
+              <w:rPr>
+                <w:sz w:val="19"/>
+              </w:rPr>
+              <w:t>sejumlah</w:t>
+            </w:r>
+            <w:proofErr w:type="spellEnd"/>
+            <w:r>
+              <w:rPr>
+                <w:sz w:val="19"/>
+              </w:rPr>
+              <w:t xml:space="preserve"> </w:t>
+            </w:r>
+            <w:proofErr w:type="spellStart"/>
+            <w:r>
+              <w:rPr>
+                <w:sz w:val="19"/>
+              </w:rPr>
+              <w:t>sesi</w:t>
+            </w:r>
+            <w:proofErr w:type="spellEnd"/>
             <w:r>
               <w:rPr>
                 <w:sz w:val="19"/>
@@ -2951,7 +3195,49 @@
               <w:rPr>
                 <w:sz w:val="19"/>
               </w:rPr>
-              <w:t>1 kredit = 1 sesi terapi. Paket tidak memiliki masa berlaku.</w:t>
+              <w:t xml:space="preserve">1 </w:t>
+            </w:r>
+            <w:proofErr w:type="spellStart"/>
+            <w:r>
+              <w:rPr>
+                <w:sz w:val="19"/>
+              </w:rPr>
+              <w:t>kredit</w:t>
+            </w:r>
+            <w:proofErr w:type="spellEnd"/>
+            <w:r>
+              <w:rPr>
+                <w:sz w:val="19"/>
+              </w:rPr>
+              <w:t xml:space="preserve"> = 1 </w:t>
+            </w:r>
+            <w:proofErr w:type="spellStart"/>
+            <w:r>
+              <w:rPr>
+                <w:sz w:val="19"/>
+              </w:rPr>
+              <w:t>sesi</w:t>
+            </w:r>
+            <w:proofErr w:type="spellEnd"/>
+            <w:r>
+              <w:rPr>
+                <w:sz w:val="19"/>
+              </w:rPr>
+              <w:t xml:space="preserve"> </w:t>
+            </w:r>
+            <w:proofErr w:type="spellStart"/>
+            <w:r>
+              <w:rPr>
+                <w:sz w:val="19"/>
+              </w:rPr>
+              <w:t>terapi</w:t>
+            </w:r>
+            <w:proofErr w:type="spellEnd"/>
+            <w:r>
+              <w:rPr>
+                <w:sz w:val="19"/>
+              </w:rPr>
+              <w:t>. Paket tidak memiliki masa berlaku.</w:t>
             </w:r>
           </w:p>
         </w:tc>
@@ -2983,26 +3269,120 @@
               <w:rPr>
                 <w:sz w:val="19"/>
               </w:rPr>
-              <w:t>Status klien yang saldo kreditnya habis (0) atau belum memiliki paket</w:t>
-            </w:r>
+              <w:t xml:space="preserve">Status klien yang saldo kreditnya habis (0) </w:t>
+            </w:r>
+            <w:proofErr w:type="spellStart"/>
+            <w:r>
+              <w:rPr>
+                <w:sz w:val="19"/>
+              </w:rPr>
+              <w:t>atau</w:t>
+            </w:r>
+            <w:proofErr w:type="spellEnd"/>
+            <w:r>
+              <w:rPr>
+                <w:sz w:val="19"/>
+              </w:rPr>
+              <w:t xml:space="preserve"> </w:t>
+            </w:r>
+            <w:proofErr w:type="spellStart"/>
+            <w:r>
+              <w:rPr>
+                <w:sz w:val="19"/>
+              </w:rPr>
+              <w:t>belum</w:t>
+            </w:r>
+            <w:proofErr w:type="spellEnd"/>
+            <w:r>
+              <w:rPr>
+                <w:sz w:val="19"/>
+              </w:rPr>
+              <w:t xml:space="preserve"> </w:t>
+            </w:r>
+            <w:proofErr w:type="spellStart"/>
+            <w:r>
+              <w:rPr>
+                <w:sz w:val="19"/>
+              </w:rPr>
+              <w:t>memiliki</w:t>
+            </w:r>
+            <w:proofErr w:type="spellEnd"/>
+            <w:r>
+              <w:rPr>
+                <w:sz w:val="19"/>
+              </w:rPr>
+              <w:t xml:space="preserve"> </w:t>
+            </w:r>
+            <w:proofErr w:type="spellStart"/>
+            <w:r>
+              <w:rPr>
+                <w:sz w:val="19"/>
+              </w:rPr>
+              <w:t>paket</w:t>
+            </w:r>
+            <w:proofErr w:type="spellEnd"/>
             <w:r>
               <w:rPr>
                 <w:sz w:val="19"/>
               </w:rPr>
               <w:t xml:space="preserve">, </w:t>
             </w:r>
-            <w:r>
-              <w:rPr>
-                <w:sz w:val="19"/>
-              </w:rPr>
-              <w:t xml:space="preserve">sesi tetap terlihat dan </w:t>
-            </w:r>
+            <w:proofErr w:type="spellStart"/>
+            <w:r>
+              <w:rPr>
+                <w:sz w:val="19"/>
+              </w:rPr>
+              <w:t>sesi</w:t>
+            </w:r>
+            <w:proofErr w:type="spellEnd"/>
+            <w:r>
+              <w:rPr>
+                <w:sz w:val="19"/>
+              </w:rPr>
+              <w:t xml:space="preserve"> </w:t>
+            </w:r>
+            <w:proofErr w:type="spellStart"/>
+            <w:r>
+              <w:rPr>
+                <w:sz w:val="19"/>
+              </w:rPr>
+              <w:t>tetap</w:t>
+            </w:r>
+            <w:proofErr w:type="spellEnd"/>
+            <w:r>
+              <w:rPr>
+                <w:sz w:val="19"/>
+              </w:rPr>
+              <w:t xml:space="preserve"> </w:t>
+            </w:r>
+            <w:proofErr w:type="spellStart"/>
+            <w:r>
+              <w:rPr>
+                <w:sz w:val="19"/>
+              </w:rPr>
+              <w:t>terlihat</w:t>
+            </w:r>
+            <w:proofErr w:type="spellEnd"/>
+            <w:r>
+              <w:rPr>
+                <w:sz w:val="19"/>
+              </w:rPr>
+              <w:t xml:space="preserve"> dan </w:t>
+            </w:r>
+            <w:proofErr w:type="spellStart"/>
             <w:r>
               <w:rPr>
                 <w:sz w:val="19"/>
               </w:rPr>
               <w:lastRenderedPageBreak/>
-              <w:t>ditandai Frozen.</w:t>
+              <w:t>ditandai</w:t>
+            </w:r>
+            <w:proofErr w:type="spellEnd"/>
+            <w:r>
+              <w:rPr>
+                <w:sz w:val="19"/>
+              </w:rPr>
+              <w:t xml:space="preserve"> Frozen.</w:t>
             </w:r>
           </w:p>
         </w:tc>
@@ -3037,19 +3417,77 @@
               <w:rPr>
                 <w:sz w:val="19"/>
               </w:rPr>
-              <w:t>Penghitung pembatalan sesi sebanyak 3 kali per paket</w:t>
-            </w:r>
+              <w:t xml:space="preserve">Penghitung pembatalan sesi sebanyak 3 kali per </w:t>
+            </w:r>
+            <w:proofErr w:type="spellStart"/>
+            <w:r>
+              <w:rPr>
+                <w:sz w:val="19"/>
+              </w:rPr>
+              <w:t>paket</w:t>
+            </w:r>
+            <w:proofErr w:type="spellEnd"/>
             <w:r>
               <w:rPr>
                 <w:sz w:val="19"/>
               </w:rPr>
               <w:t xml:space="preserve">, </w:t>
             </w:r>
-            <w:r>
-              <w:rPr>
-                <w:sz w:val="19"/>
-              </w:rPr>
-              <w:t>hanya sebagai penghitung dan peringatan, keputusan memotong kredit tetap dipilih admin pada setiap pembatalan.</w:t>
+            <w:proofErr w:type="spellStart"/>
+            <w:r>
+              <w:rPr>
+                <w:sz w:val="19"/>
+              </w:rPr>
+              <w:t>hanya</w:t>
+            </w:r>
+            <w:proofErr w:type="spellEnd"/>
+            <w:r>
+              <w:rPr>
+                <w:sz w:val="19"/>
+              </w:rPr>
+              <w:t xml:space="preserve"> </w:t>
+            </w:r>
+            <w:proofErr w:type="spellStart"/>
+            <w:r>
+              <w:rPr>
+                <w:sz w:val="19"/>
+              </w:rPr>
+              <w:t>sebagai</w:t>
+            </w:r>
+            <w:proofErr w:type="spellEnd"/>
+            <w:r>
+              <w:rPr>
+                <w:sz w:val="19"/>
+              </w:rPr>
+              <w:t xml:space="preserve"> </w:t>
+            </w:r>
+            <w:proofErr w:type="spellStart"/>
+            <w:r>
+              <w:rPr>
+                <w:sz w:val="19"/>
+              </w:rPr>
+              <w:t>penghitung</w:t>
+            </w:r>
+            <w:proofErr w:type="spellEnd"/>
+            <w:r>
+              <w:rPr>
+                <w:sz w:val="19"/>
+              </w:rPr>
+              <w:t xml:space="preserve"> dan </w:t>
+            </w:r>
+            <w:proofErr w:type="spellStart"/>
+            <w:r>
+              <w:rPr>
+                <w:sz w:val="19"/>
+              </w:rPr>
+              <w:t>peringatan</w:t>
+            </w:r>
+            <w:proofErr w:type="spellEnd"/>
+            <w:r>
+              <w:rPr>
+                <w:sz w:val="19"/>
+              </w:rPr>
+              <w:t>, keputusan memotong kredit tetap dipilih admin pada setiap pembatalan.</w:t>
             </w:r>
           </w:p>
         </w:tc>
@@ -3115,19 +3553,127 @@
               <w:rPr>
                 <w:sz w:val="19"/>
               </w:rPr>
-              <w:t>Pembatalan satu langkah status sesi ke keadaan sebelumnya</w:t>
-            </w:r>
-            <w:r>
-              <w:rPr>
-                <w:sz w:val="19"/>
-              </w:rPr>
-              <w:t xml:space="preserve"> , </w:t>
-            </w:r>
-            <w:r>
-              <w:rPr>
-                <w:sz w:val="19"/>
-              </w:rPr>
-              <w:t>hanya dapat dilakukan satu kali per aksi.</w:t>
+              <w:t xml:space="preserve">Pembatalan satu langkah status </w:t>
+            </w:r>
+            <w:proofErr w:type="spellStart"/>
+            <w:r>
+              <w:rPr>
+                <w:sz w:val="19"/>
+              </w:rPr>
+              <w:t>sesi</w:t>
+            </w:r>
+            <w:proofErr w:type="spellEnd"/>
+            <w:r>
+              <w:rPr>
+                <w:sz w:val="19"/>
+              </w:rPr>
+              <w:t xml:space="preserve"> </w:t>
+            </w:r>
+            <w:proofErr w:type="spellStart"/>
+            <w:r>
+              <w:rPr>
+                <w:sz w:val="19"/>
+              </w:rPr>
+              <w:t>ke</w:t>
+            </w:r>
+            <w:proofErr w:type="spellEnd"/>
+            <w:r>
+              <w:rPr>
+                <w:sz w:val="19"/>
+              </w:rPr>
+              <w:t xml:space="preserve"> </w:t>
+            </w:r>
+            <w:proofErr w:type="spellStart"/>
+            <w:r>
+              <w:rPr>
+                <w:sz w:val="19"/>
+              </w:rPr>
+              <w:t>keadaan</w:t>
+            </w:r>
+            <w:proofErr w:type="spellEnd"/>
+            <w:r>
+              <w:rPr>
+                <w:sz w:val="19"/>
+              </w:rPr>
+              <w:t xml:space="preserve"> </w:t>
+            </w:r>
+            <w:proofErr w:type="spellStart"/>
+            <w:proofErr w:type="gramStart"/>
+            <w:r>
+              <w:rPr>
+                <w:sz w:val="19"/>
+              </w:rPr>
+              <w:t>sebelumnya</w:t>
+            </w:r>
+            <w:proofErr w:type="spellEnd"/>
+            <w:r>
+              <w:rPr>
+                <w:sz w:val="19"/>
+              </w:rPr>
+              <w:t xml:space="preserve"> ,</w:t>
+            </w:r>
+            <w:proofErr w:type="gramEnd"/>
+            <w:r>
+              <w:rPr>
+                <w:sz w:val="19"/>
+              </w:rPr>
+              <w:t xml:space="preserve"> </w:t>
+            </w:r>
+            <w:proofErr w:type="spellStart"/>
+            <w:r>
+              <w:rPr>
+                <w:sz w:val="19"/>
+              </w:rPr>
+              <w:t>hanya</w:t>
+            </w:r>
+            <w:proofErr w:type="spellEnd"/>
+            <w:r>
+              <w:rPr>
+                <w:sz w:val="19"/>
+              </w:rPr>
+              <w:t xml:space="preserve"> </w:t>
+            </w:r>
+            <w:proofErr w:type="spellStart"/>
+            <w:r>
+              <w:rPr>
+                <w:sz w:val="19"/>
+              </w:rPr>
+              <w:t>dapat</w:t>
+            </w:r>
+            <w:proofErr w:type="spellEnd"/>
+            <w:r>
+              <w:rPr>
+                <w:sz w:val="19"/>
+              </w:rPr>
+              <w:t xml:space="preserve"> </w:t>
+            </w:r>
+            <w:proofErr w:type="spellStart"/>
+            <w:r>
+              <w:rPr>
+                <w:sz w:val="19"/>
+              </w:rPr>
+              <w:t>dilakukan</w:t>
+            </w:r>
+            <w:proofErr w:type="spellEnd"/>
+            <w:r>
+              <w:rPr>
+                <w:sz w:val="19"/>
+              </w:rPr>
+              <w:t xml:space="preserve"> </w:t>
+            </w:r>
+            <w:proofErr w:type="spellStart"/>
+            <w:r>
+              <w:rPr>
+                <w:sz w:val="19"/>
+              </w:rPr>
+              <w:t>satu</w:t>
+            </w:r>
+            <w:proofErr w:type="spellEnd"/>
+            <w:r>
+              <w:rPr>
+                <w:sz w:val="19"/>
+              </w:rPr>
+              <w:t xml:space="preserve"> kali per aksi.</w:t>
             </w:r>
           </w:p>
         </w:tc>
@@ -3395,13 +3941,31 @@
             <w:tcW w:w="1984" w:type="dxa"/>
           </w:tcPr>
           <w:p>
+            <w:proofErr w:type="spellStart"/>
             <w:r>
               <w:rPr>
                 <w:b/>
                 <w:sz w:val="19"/>
               </w:rPr>
-              <w:t>Kuadran Sensori</w:t>
-            </w:r>
+              <w:t>Kuadran</w:t>
+            </w:r>
+            <w:proofErr w:type="spellEnd"/>
+            <w:r>
+              <w:rPr>
+                <w:b/>
+                <w:sz w:val="19"/>
+              </w:rPr>
+              <w:t xml:space="preserve"> </w:t>
+            </w:r>
+            <w:proofErr w:type="spellStart"/>
+            <w:r>
+              <w:rPr>
+                <w:b/>
+                <w:sz w:val="19"/>
+              </w:rPr>
+              <w:t>Sensori</w:t>
+            </w:r>
+            <w:proofErr w:type="spellEnd"/>
           </w:p>
         </w:tc>
         <w:tc>
@@ -3682,13 +4246,50 @@
     <w:p/>
     <w:p>
       <w:r>
-        <w:t>Seluruh data operasional (klien, jadwal, terapis, invoice) terikat pada satu cabang. Master Director dapat melihat data gabungan seluruh cabang maupun per cabang</w:t>
+        <w:t xml:space="preserve">Seluruh data operasional (klien, jadwal, terapis, invoice) terikat pada satu cabang. Master Director dapat melihat data gabungan seluruh </w:t>
       </w:r>
+      <w:proofErr w:type="spellStart"/>
+      <w:r>
+        <w:t>cabang</w:t>
+      </w:r>
+      <w:proofErr w:type="spellEnd"/>
+      <w:r>
+        <w:t xml:space="preserve"> </w:t>
+      </w:r>
+      <w:proofErr w:type="spellStart"/>
+      <w:r>
+        <w:t>maupun</w:t>
+      </w:r>
+      <w:proofErr w:type="spellEnd"/>
+      <w:r>
+        <w:t xml:space="preserve"> per </w:t>
+      </w:r>
+      <w:proofErr w:type="spellStart"/>
+      <w:r>
+        <w:t>cabang</w:t>
+      </w:r>
+      <w:proofErr w:type="spellEnd"/>
       <w:r>
         <w:t>,</w:t>
       </w:r>
       <w:r>
-        <w:t xml:space="preserve"> peran lain dibatasi pada cabangnya. Daftar cabang dikelola oleh Master Director melalui menu Master Cabang (tambah, ubah, aktif/nonaktif, hapus).</w:t>
+        <w:t xml:space="preserve"> </w:t>
+      </w:r>
+      <w:proofErr w:type="spellStart"/>
+      <w:r>
+        <w:t>peran</w:t>
+      </w:r>
+      <w:proofErr w:type="spellEnd"/>
+      <w:r>
+        <w:t xml:space="preserve"> lain </w:t>
+      </w:r>
+      <w:proofErr w:type="spellStart"/>
+      <w:r>
+        <w:t>dibatasi</w:t>
+      </w:r>
+      <w:proofErr w:type="spellEnd"/>
+      <w:r>
+        <w:t xml:space="preserve"> pada cabangnya. Daftar cabang dikelola oleh Master Director melalui menu Master Cabang (tambah, ubah, aktif/nonaktif, hapus).</w:t>
       </w:r>
     </w:p>
     <w:p>
@@ -3771,13 +4372,71 @@
         <w:pStyle w:val="ListNumber"/>
       </w:pPr>
       <w:r>
-        <w:t>Admin Schedule membuat jadwal tunggal atau berulang (mingguan) untuk klien aktif</w:t>
+        <w:t>Admin Schedule membuat jadwal tunggal atau berulang (</w:t>
       </w:r>
+      <w:proofErr w:type="spellStart"/>
+      <w:r>
+        <w:t>mingguan</w:t>
+      </w:r>
+      <w:proofErr w:type="spellEnd"/>
+      <w:r>
+        <w:t xml:space="preserve">) </w:t>
+      </w:r>
+      <w:proofErr w:type="spellStart"/>
+      <w:r>
+        <w:t>untuk</w:t>
+      </w:r>
+      <w:proofErr w:type="spellEnd"/>
+      <w:r>
+        <w:t xml:space="preserve"> </w:t>
+      </w:r>
+      <w:proofErr w:type="spellStart"/>
+      <w:r>
+        <w:t>klien</w:t>
+      </w:r>
+      <w:proofErr w:type="spellEnd"/>
+      <w:r>
+        <w:t xml:space="preserve"> </w:t>
+      </w:r>
+      <w:proofErr w:type="spellStart"/>
+      <w:r>
+        <w:t>aktif</w:t>
+      </w:r>
+      <w:proofErr w:type="spellEnd"/>
       <w:r>
         <w:t xml:space="preserve"> dan </w:t>
       </w:r>
+      <w:proofErr w:type="spellStart"/>
       <w:r>
-        <w:t>tanggal hari libur dilewati.</w:t>
+        <w:t>tanggal</w:t>
+      </w:r>
+      <w:proofErr w:type="spellEnd"/>
+      <w:r>
+        <w:t xml:space="preserve"> </w:t>
+      </w:r>
+      <w:proofErr w:type="spellStart"/>
+      <w:r>
+        <w:t>hari</w:t>
+      </w:r>
+      <w:proofErr w:type="spellEnd"/>
+      <w:r>
+        <w:t xml:space="preserve"> </w:t>
+      </w:r>
+      <w:proofErr w:type="spellStart"/>
+      <w:r>
+        <w:t>libur</w:t>
+      </w:r>
+      <w:proofErr w:type="spellEnd"/>
+      <w:r>
+        <w:t xml:space="preserve"> </w:t>
+      </w:r>
+      <w:proofErr w:type="spellStart"/>
+      <w:r>
+        <w:t>dilewati</w:t>
+      </w:r>
+      <w:proofErr w:type="spellEnd"/>
+      <w:r>
+        <w:t>.</w:t>
       </w:r>
     </w:p>
     <w:p>
@@ -3785,8 +4444,13 @@
         <w:pStyle w:val="ListNumber"/>
       </w:pPr>
       <w:r>
-        <w:t>Sesi dilaksanakan</w:t>
+        <w:t xml:space="preserve">Sesi </w:t>
       </w:r>
+      <w:proofErr w:type="spellStart"/>
+      <w:r>
+        <w:t>dilaksanakan</w:t>
+      </w:r>
+      <w:proofErr w:type="spellEnd"/>
       <w:r>
         <w:t>.</w:t>
       </w:r>
@@ -3807,13 +4471,69 @@
         <w:pStyle w:val="ListNumber"/>
       </w:pPr>
       <w:r>
-        <w:t>Bila kredit habis, klien berstatus Frozen hingga paket diperpanjang (renewal) melalui Finance</w:t>
+        <w:t xml:space="preserve">Bila kredit habis, klien berstatus Frozen hingga paket </w:t>
+      </w:r>
+      <w:proofErr w:type="spellStart"/>
+      <w:r>
+        <w:t>diperpanjang</w:t>
+      </w:r>
+      <w:proofErr w:type="spellEnd"/>
+      <w:r>
+        <w:t xml:space="preserve"> (renewal) </w:t>
+      </w:r>
+      <w:proofErr w:type="spellStart"/>
+      <w:r>
+        <w:t>melalui</w:t>
+      </w:r>
+      <w:proofErr w:type="spellEnd"/>
+      <w:r>
+        <w:t xml:space="preserve"> Finance</w:t>
       </w:r>
       <w:r>
-        <w:t>. S</w:t>
+        <w:t xml:space="preserve">. </w:t>
+      </w:r>
+      <w:proofErr w:type="spellStart"/>
+      <w:r>
+        <w:t>S</w:t>
       </w:r>
       <w:r>
-        <w:t>etelah paket aktif, jadwal mendatang otomatis memakai paket yang aktif.</w:t>
+        <w:t>etelah</w:t>
+      </w:r>
+      <w:proofErr w:type="spellEnd"/>
+      <w:r>
+        <w:t xml:space="preserve"> </w:t>
+      </w:r>
+      <w:proofErr w:type="spellStart"/>
+      <w:r>
+        <w:t>paket</w:t>
+      </w:r>
+      <w:proofErr w:type="spellEnd"/>
+      <w:r>
+        <w:t xml:space="preserve"> </w:t>
+      </w:r>
+      <w:proofErr w:type="spellStart"/>
+      <w:r>
+        <w:t>aktif</w:t>
+      </w:r>
+      <w:proofErr w:type="spellEnd"/>
+      <w:r>
+        <w:t xml:space="preserve">, </w:t>
+      </w:r>
+      <w:proofErr w:type="spellStart"/>
+      <w:r>
+        <w:t>jadwal</w:t>
+      </w:r>
+      <w:proofErr w:type="spellEnd"/>
+      <w:r>
+        <w:t xml:space="preserve"> </w:t>
+      </w:r>
+      <w:proofErr w:type="spellStart"/>
+      <w:r>
+        <w:t>mendatang</w:t>
+      </w:r>
+      <w:proofErr w:type="spellEnd"/>
+      <w:r>
+        <w:t xml:space="preserve"> otomatis memakai paket yang aktif.</w:t>
       </w:r>
     </w:p>
     <w:p>
@@ -4841,13 +5561,71 @@
     </w:p>
     <w:p>
       <w:r>
-        <w:t>Matriks berikut adalah konfigurasi awal. Master Director dapat mengubahnya melalui modul RBAC, termasuk membuat peran baru (custom role). Punya akses suatu modul berarti boleh melakukan seluruh aksi di modul itu kecuali menghapus</w:t>
+        <w:t xml:space="preserve">Matriks berikut adalah konfigurasi awal. Master Director dapat mengubahnya melalui modul RBAC, termasuk membuat peran baru (custom role). Punya akses suatu modul berarti boleh melakukan seluruh aksi di </w:t>
       </w:r>
+      <w:proofErr w:type="spellStart"/>
+      <w:r>
+        <w:t>modul</w:t>
+      </w:r>
+      <w:proofErr w:type="spellEnd"/>
+      <w:r>
+        <w:t xml:space="preserve"> </w:t>
+      </w:r>
+      <w:proofErr w:type="spellStart"/>
+      <w:r>
+        <w:t>itu</w:t>
+      </w:r>
+      <w:proofErr w:type="spellEnd"/>
+      <w:r>
+        <w:t xml:space="preserve"> </w:t>
+      </w:r>
+      <w:proofErr w:type="spellStart"/>
+      <w:r>
+        <w:t>kecuali</w:t>
+      </w:r>
+      <w:proofErr w:type="spellEnd"/>
+      <w:r>
+        <w:t xml:space="preserve"> </w:t>
+      </w:r>
+      <w:proofErr w:type="spellStart"/>
+      <w:r>
+        <w:t>menghapus</w:t>
+      </w:r>
+      <w:proofErr w:type="spellEnd"/>
       <w:r>
         <w:t xml:space="preserve">, </w:t>
       </w:r>
+      <w:proofErr w:type="spellStart"/>
       <w:r>
-        <w:t>menghapus hanya untuk peran yang diberi hak hapus.</w:t>
+        <w:t>menghapus</w:t>
+      </w:r>
+      <w:proofErr w:type="spellEnd"/>
+      <w:r>
+        <w:t xml:space="preserve"> </w:t>
+      </w:r>
+      <w:proofErr w:type="spellStart"/>
+      <w:r>
+        <w:t>hanya</w:t>
+      </w:r>
+      <w:proofErr w:type="spellEnd"/>
+      <w:r>
+        <w:t xml:space="preserve"> </w:t>
+      </w:r>
+      <w:proofErr w:type="spellStart"/>
+      <w:r>
+        <w:t>untuk</w:t>
+      </w:r>
+      <w:proofErr w:type="spellEnd"/>
+      <w:r>
+        <w:t xml:space="preserve"> </w:t>
+      </w:r>
+      <w:proofErr w:type="spellStart"/>
+      <w:r>
+        <w:t>peran</w:t>
+      </w:r>
+      <w:proofErr w:type="spellEnd"/>
+      <w:r>
+        <w:t xml:space="preserve"> yang diberi hak hapus.</w:t>
       </w:r>
     </w:p>
     <w:tbl>
@@ -6575,7 +7353,49 @@
               <w:rPr>
                 <w:sz w:val="19"/>
               </w:rPr>
-              <w:t>Orang tua login ke Portal Orang Tua menggunakan Kode Client dan tanggal lahir anak.</w:t>
+              <w:t xml:space="preserve">Orang tua login ke Portal Orang Tua menggunakan Kode Client dan </w:t>
+            </w:r>
+            <w:proofErr w:type="spellStart"/>
+            <w:r>
+              <w:rPr>
+                <w:sz w:val="19"/>
+              </w:rPr>
+              <w:t>tanggal</w:t>
+            </w:r>
+            <w:proofErr w:type="spellEnd"/>
+            <w:r>
+              <w:rPr>
+                <w:sz w:val="19"/>
+              </w:rPr>
+              <w:t xml:space="preserve"> </w:t>
+            </w:r>
+            <w:proofErr w:type="spellStart"/>
+            <w:r>
+              <w:rPr>
+                <w:sz w:val="19"/>
+              </w:rPr>
+              <w:t>lahir</w:t>
+            </w:r>
+            <w:proofErr w:type="spellEnd"/>
+            <w:r>
+              <w:rPr>
+                <w:sz w:val="19"/>
+              </w:rPr>
+              <w:t xml:space="preserve"> </w:t>
+            </w:r>
+            <w:proofErr w:type="spellStart"/>
+            <w:r>
+              <w:rPr>
+                <w:sz w:val="19"/>
+              </w:rPr>
+              <w:t>anak</w:t>
+            </w:r>
+            <w:proofErr w:type="spellEnd"/>
+            <w:r>
+              <w:rPr>
+                <w:sz w:val="19"/>
+              </w:rPr>
+              <w:t>.</w:t>
             </w:r>
           </w:p>
         </w:tc>
@@ -6758,11 +7578,33 @@
             <w:shd w:val="clear" w:color="auto" w:fill="EEF5FF"/>
           </w:tcPr>
           <w:p>
-            <w:r>
-              <w:rPr>
-                <w:sz w:val="19"/>
-              </w:rPr>
-              <w:t>Pengguna dapat logout.</w:t>
+            <w:proofErr w:type="spellStart"/>
+            <w:r>
+              <w:rPr>
+                <w:sz w:val="19"/>
+              </w:rPr>
+              <w:t>Pengguna</w:t>
+            </w:r>
+            <w:proofErr w:type="spellEnd"/>
+            <w:r>
+              <w:rPr>
+                <w:sz w:val="19"/>
+              </w:rPr>
+              <w:t xml:space="preserve"> </w:t>
+            </w:r>
+            <w:proofErr w:type="spellStart"/>
+            <w:r>
+              <w:rPr>
+                <w:sz w:val="19"/>
+              </w:rPr>
+              <w:t>dapat</w:t>
+            </w:r>
+            <w:proofErr w:type="spellEnd"/>
+            <w:r>
+              <w:rPr>
+                <w:sz w:val="19"/>
+              </w:rPr>
+              <w:t xml:space="preserve"> logout.</w:t>
             </w:r>
           </w:p>
         </w:tc>
@@ -6900,19 +7742,131 @@
               <w:rPr>
                 <w:sz w:val="19"/>
               </w:rPr>
-              <w:t>Master mengatur kata sandi sementara untuk akun baru atau hasil reset</w:t>
-            </w:r>
-            <w:r>
-              <w:rPr>
-                <w:sz w:val="19"/>
-              </w:rPr>
-              <w:t>. P</w:t>
-            </w:r>
-            <w:r>
-              <w:rPr>
-                <w:sz w:val="19"/>
-              </w:rPr>
-              <w:t>engguna wajib menggantinya saat login pertama dan tidak dapat membuka halaman lain sebelum mengganti.</w:t>
+              <w:t xml:space="preserve">Master mengatur kata sandi sementara untuk akun </w:t>
+            </w:r>
+            <w:proofErr w:type="spellStart"/>
+            <w:r>
+              <w:rPr>
+                <w:sz w:val="19"/>
+              </w:rPr>
+              <w:t>baru</w:t>
+            </w:r>
+            <w:proofErr w:type="spellEnd"/>
+            <w:r>
+              <w:rPr>
+                <w:sz w:val="19"/>
+              </w:rPr>
+              <w:t xml:space="preserve"> </w:t>
+            </w:r>
+            <w:proofErr w:type="spellStart"/>
+            <w:r>
+              <w:rPr>
+                <w:sz w:val="19"/>
+              </w:rPr>
+              <w:t>atau</w:t>
+            </w:r>
+            <w:proofErr w:type="spellEnd"/>
+            <w:r>
+              <w:rPr>
+                <w:sz w:val="19"/>
+              </w:rPr>
+              <w:t xml:space="preserve"> </w:t>
+            </w:r>
+            <w:proofErr w:type="spellStart"/>
+            <w:r>
+              <w:rPr>
+                <w:sz w:val="19"/>
+              </w:rPr>
+              <w:t>hasil</w:t>
+            </w:r>
+            <w:proofErr w:type="spellEnd"/>
+            <w:r>
+              <w:rPr>
+                <w:sz w:val="19"/>
+              </w:rPr>
+              <w:t xml:space="preserve"> reset</w:t>
+            </w:r>
+            <w:r>
+              <w:rPr>
+                <w:sz w:val="19"/>
+              </w:rPr>
+              <w:t xml:space="preserve">. </w:t>
+            </w:r>
+            <w:proofErr w:type="spellStart"/>
+            <w:r>
+              <w:rPr>
+                <w:sz w:val="19"/>
+              </w:rPr>
+              <w:t>P</w:t>
+            </w:r>
+            <w:r>
+              <w:rPr>
+                <w:sz w:val="19"/>
+              </w:rPr>
+              <w:t>engguna</w:t>
+            </w:r>
+            <w:proofErr w:type="spellEnd"/>
+            <w:r>
+              <w:rPr>
+                <w:sz w:val="19"/>
+              </w:rPr>
+              <w:t xml:space="preserve"> </w:t>
+            </w:r>
+            <w:proofErr w:type="spellStart"/>
+            <w:r>
+              <w:rPr>
+                <w:sz w:val="19"/>
+              </w:rPr>
+              <w:t>wajib</w:t>
+            </w:r>
+            <w:proofErr w:type="spellEnd"/>
+            <w:r>
+              <w:rPr>
+                <w:sz w:val="19"/>
+              </w:rPr>
+              <w:t xml:space="preserve"> </w:t>
+            </w:r>
+            <w:proofErr w:type="spellStart"/>
+            <w:r>
+              <w:rPr>
+                <w:sz w:val="19"/>
+              </w:rPr>
+              <w:t>menggantinya</w:t>
+            </w:r>
+            <w:proofErr w:type="spellEnd"/>
+            <w:r>
+              <w:rPr>
+                <w:sz w:val="19"/>
+              </w:rPr>
+              <w:t xml:space="preserve"> </w:t>
+            </w:r>
+            <w:proofErr w:type="spellStart"/>
+            <w:r>
+              <w:rPr>
+                <w:sz w:val="19"/>
+              </w:rPr>
+              <w:t>saat</w:t>
+            </w:r>
+            <w:proofErr w:type="spellEnd"/>
+            <w:r>
+              <w:rPr>
+                <w:sz w:val="19"/>
+              </w:rPr>
+              <w:t xml:space="preserve"> login </w:t>
+            </w:r>
+            <w:proofErr w:type="spellStart"/>
+            <w:r>
+              <w:rPr>
+                <w:sz w:val="19"/>
+              </w:rPr>
+              <w:t>pertama</w:t>
+            </w:r>
+            <w:proofErr w:type="spellEnd"/>
+            <w:r>
+              <w:rPr>
+                <w:sz w:val="19"/>
+              </w:rPr>
+              <w:t xml:space="preserve"> dan tidak dapat membuka halaman lain sebelum mengganti.</w:t>
             </w:r>
           </w:p>
         </w:tc>
@@ -7128,8 +8082,58 @@
               <w:rPr>
                 <w:sz w:val="19"/>
               </w:rPr>
-              <w:t>Field: Nama Orang Tua*, No. WhatsApp*, Email, Nama Anak, Usia Anak, Cabang*, Keluhan/Kebutuhan*. Pengiriman formulir membuka WhatsApp resmi klinik dengan pesan terformat</w:t>
-            </w:r>
+              <w:t xml:space="preserve">Field: Nama Orang Tua*, No. WhatsApp*, Email, Nama Anak, Usia Anak, Cabang*, Keluhan/Kebutuhan*. Pengiriman formulir membuka WhatsApp resmi </w:t>
+            </w:r>
+            <w:proofErr w:type="spellStart"/>
+            <w:r>
+              <w:rPr>
+                <w:sz w:val="19"/>
+              </w:rPr>
+              <w:t>klinik</w:t>
+            </w:r>
+            <w:proofErr w:type="spellEnd"/>
+            <w:r>
+              <w:rPr>
+                <w:sz w:val="19"/>
+              </w:rPr>
+              <w:t xml:space="preserve"> </w:t>
+            </w:r>
+            <w:proofErr w:type="spellStart"/>
+            <w:r>
+              <w:rPr>
+                <w:sz w:val="19"/>
+              </w:rPr>
+              <w:t>dengan</w:t>
+            </w:r>
+            <w:proofErr w:type="spellEnd"/>
+            <w:r>
+              <w:rPr>
+                <w:sz w:val="19"/>
+              </w:rPr>
+              <w:t xml:space="preserve"> </w:t>
+            </w:r>
+            <w:proofErr w:type="spellStart"/>
+            <w:r>
+              <w:rPr>
+                <w:sz w:val="19"/>
+              </w:rPr>
+              <w:t>pesan</w:t>
+            </w:r>
+            <w:proofErr w:type="spellEnd"/>
+            <w:r>
+              <w:rPr>
+                <w:sz w:val="19"/>
+              </w:rPr>
+              <w:t xml:space="preserve"> </w:t>
+            </w:r>
+            <w:proofErr w:type="spellStart"/>
+            <w:r>
+              <w:rPr>
+                <w:sz w:val="19"/>
+              </w:rPr>
+              <w:t>terformat</w:t>
+            </w:r>
+            <w:proofErr w:type="spellEnd"/>
             <w:r>
               <w:rPr>
                 <w:sz w:val="19"/>
@@ -7140,7 +8144,49 @@
               <w:rPr>
                 <w:sz w:val="19"/>
               </w:rPr>
-              <w:t>admin menindaklanjuti dan mendaftarkan calon klien secara manual melalui New Intake.</w:t>
+              <w:t xml:space="preserve">admin </w:t>
+            </w:r>
+            <w:proofErr w:type="spellStart"/>
+            <w:r>
+              <w:rPr>
+                <w:sz w:val="19"/>
+              </w:rPr>
+              <w:t>menindaklanjuti</w:t>
+            </w:r>
+            <w:proofErr w:type="spellEnd"/>
+            <w:r>
+              <w:rPr>
+                <w:sz w:val="19"/>
+              </w:rPr>
+              <w:t xml:space="preserve"> dan </w:t>
+            </w:r>
+            <w:proofErr w:type="spellStart"/>
+            <w:r>
+              <w:rPr>
+                <w:sz w:val="19"/>
+              </w:rPr>
+              <w:t>mendaftarkan</w:t>
+            </w:r>
+            <w:proofErr w:type="spellEnd"/>
+            <w:r>
+              <w:rPr>
+                <w:sz w:val="19"/>
+              </w:rPr>
+              <w:t xml:space="preserve"> </w:t>
+            </w:r>
+            <w:proofErr w:type="spellStart"/>
+            <w:r>
+              <w:rPr>
+                <w:sz w:val="19"/>
+              </w:rPr>
+              <w:t>calon</w:t>
+            </w:r>
+            <w:proofErr w:type="spellEnd"/>
+            <w:r>
+              <w:rPr>
+                <w:sz w:val="19"/>
+              </w:rPr>
+              <w:t xml:space="preserve"> klien secara manual melalui New Intake.</w:t>
             </w:r>
           </w:p>
         </w:tc>
@@ -7428,7 +8474,35 @@
               <w:rPr>
                 <w:sz w:val="19"/>
               </w:rPr>
-              <w:t>Formulir: Nama Anak, Jenis Kelamin, Tanggal Lahir, Nama Orang Tua, Kontak Orang Tua, Email Orang Tua, Cabang, Catatan Intake (opsional). Sistem otomatis membuat Kode Client unik: dua huruf grup dari huruf pertama nama (A–E = AE, F–J = FJ, K–O = KO, P–T = PT, U–Z = UZ) diikuti nomor urut 5 digit per grup, contoh AE-00001.</w:t>
+              <w:t xml:space="preserve">Formulir: Nama Anak, Jenis Kelamin, Tanggal Lahir, Nama Orang Tua, Kontak Orang Tua, Email Orang Tua, Cabang, Catatan Intake (opsional). Sistem otomatis membuat Kode Client unik: dua huruf grup dari huruf pertama nama (A–E = AE, F–J = FJ, K–O = KO, P–T = PT, U–Z = UZ) diikuti nomor urut 5 digit per </w:t>
+            </w:r>
+            <w:proofErr w:type="spellStart"/>
+            <w:r>
+              <w:rPr>
+                <w:sz w:val="19"/>
+              </w:rPr>
+              <w:t>grup</w:t>
+            </w:r>
+            <w:proofErr w:type="spellEnd"/>
+            <w:r>
+              <w:rPr>
+                <w:sz w:val="19"/>
+              </w:rPr>
+              <w:t xml:space="preserve">, </w:t>
+            </w:r>
+            <w:proofErr w:type="spellStart"/>
+            <w:r>
+              <w:rPr>
+                <w:sz w:val="19"/>
+              </w:rPr>
+              <w:t>contoh</w:t>
+            </w:r>
+            <w:proofErr w:type="spellEnd"/>
+            <w:r>
+              <w:rPr>
+                <w:sz w:val="19"/>
+              </w:rPr>
+              <w:t xml:space="preserve"> AE-00001.</w:t>
             </w:r>
           </w:p>
         </w:tc>
@@ -7529,19 +8603,83 @@
               <w:rPr>
                 <w:sz w:val="19"/>
               </w:rPr>
-              <w:t>Dapat memilih lebih dari satu layanan: BOT-A, FOT-A, Konsultasi tanpa laporan, Konsultasi dengan laporan tertulis</w:t>
-            </w:r>
+              <w:t xml:space="preserve">Dapat memilih lebih dari satu layanan: BOT-A, FOT-A, Konsultasi tanpa laporan, </w:t>
+            </w:r>
+            <w:proofErr w:type="spellStart"/>
+            <w:r>
+              <w:rPr>
+                <w:sz w:val="19"/>
+              </w:rPr>
+              <w:t>Konsultasi</w:t>
+            </w:r>
+            <w:proofErr w:type="spellEnd"/>
             <w:r>
               <w:rPr>
                 <w:sz w:val="19"/>
               </w:rPr>
               <w:t xml:space="preserve"> </w:t>
             </w:r>
-            <w:r>
-              <w:rPr>
-                <w:sz w:val="19"/>
-              </w:rPr>
-              <w:t>plus opsi School Companion Profile (hanya untuk BOT-A/FOT-A). Status berubah menjadi Service Selected.</w:t>
+            <w:proofErr w:type="spellStart"/>
+            <w:r>
+              <w:rPr>
+                <w:sz w:val="19"/>
+              </w:rPr>
+              <w:t>dengan</w:t>
+            </w:r>
+            <w:proofErr w:type="spellEnd"/>
+            <w:r>
+              <w:rPr>
+                <w:sz w:val="19"/>
+              </w:rPr>
+              <w:t xml:space="preserve"> </w:t>
+            </w:r>
+            <w:proofErr w:type="spellStart"/>
+            <w:r>
+              <w:rPr>
+                <w:sz w:val="19"/>
+              </w:rPr>
+              <w:t>laporan</w:t>
+            </w:r>
+            <w:proofErr w:type="spellEnd"/>
+            <w:r>
+              <w:rPr>
+                <w:sz w:val="19"/>
+              </w:rPr>
+              <w:t xml:space="preserve"> </w:t>
+            </w:r>
+            <w:proofErr w:type="spellStart"/>
+            <w:r>
+              <w:rPr>
+                <w:sz w:val="19"/>
+              </w:rPr>
+              <w:t>tertulis</w:t>
+            </w:r>
+            <w:proofErr w:type="spellEnd"/>
+            <w:r>
+              <w:rPr>
+                <w:sz w:val="19"/>
+              </w:rPr>
+              <w:t xml:space="preserve"> </w:t>
+            </w:r>
+            <w:r>
+              <w:rPr>
+                <w:sz w:val="19"/>
+              </w:rPr>
+              <w:t xml:space="preserve">plus </w:t>
+            </w:r>
+            <w:proofErr w:type="spellStart"/>
+            <w:r>
+              <w:rPr>
+                <w:sz w:val="19"/>
+              </w:rPr>
+              <w:t>opsi</w:t>
+            </w:r>
+            <w:proofErr w:type="spellEnd"/>
+            <w:r>
+              <w:rPr>
+                <w:sz w:val="19"/>
+              </w:rPr>
+              <w:t xml:space="preserve"> School Companion Profile (hanya untuk BOT-A/FOT-A). Status berubah menjadi Service Selected.</w:t>
             </w:r>
           </w:p>
         </w:tc>
@@ -7586,7 +8724,63 @@
               <w:rPr>
                 <w:sz w:val="19"/>
               </w:rPr>
-              <w:t>Admin memilih kategori kuesioner dan membuat Kode Kuesioner unik (kode jenis asesmen + karakter acak) yang dapat disalin dan dikirim via WhatsApp, dengan masa berlaku opsional. Kode yang belum diisi boleh dihapus. Status menjadi Assessment Scheduled.</w:t>
+              <w:t xml:space="preserve">Admin memilih kategori kuesioner dan membuat Kode Kuesioner unik (kode jenis asesmen + karakter acak) yang dapat disalin dan dikirim via WhatsApp, dengan masa berlaku opsional. Kode yang </w:t>
+            </w:r>
+            <w:proofErr w:type="spellStart"/>
+            <w:r>
+              <w:rPr>
+                <w:sz w:val="19"/>
+              </w:rPr>
+              <w:t>belum</w:t>
+            </w:r>
+            <w:proofErr w:type="spellEnd"/>
+            <w:r>
+              <w:rPr>
+                <w:sz w:val="19"/>
+              </w:rPr>
+              <w:t xml:space="preserve"> </w:t>
+            </w:r>
+            <w:proofErr w:type="spellStart"/>
+            <w:r>
+              <w:rPr>
+                <w:sz w:val="19"/>
+              </w:rPr>
+              <w:t>diisi</w:t>
+            </w:r>
+            <w:proofErr w:type="spellEnd"/>
+            <w:r>
+              <w:rPr>
+                <w:sz w:val="19"/>
+              </w:rPr>
+              <w:t xml:space="preserve"> </w:t>
+            </w:r>
+            <w:proofErr w:type="spellStart"/>
+            <w:r>
+              <w:rPr>
+                <w:sz w:val="19"/>
+              </w:rPr>
+              <w:t>boleh</w:t>
+            </w:r>
+            <w:proofErr w:type="spellEnd"/>
+            <w:r>
+              <w:rPr>
+                <w:sz w:val="19"/>
+              </w:rPr>
+              <w:t xml:space="preserve"> </w:t>
+            </w:r>
+            <w:proofErr w:type="spellStart"/>
+            <w:r>
+              <w:rPr>
+                <w:sz w:val="19"/>
+              </w:rPr>
+              <w:t>dihapus</w:t>
+            </w:r>
+            <w:proofErr w:type="spellEnd"/>
+            <w:r>
+              <w:rPr>
+                <w:sz w:val="19"/>
+              </w:rPr>
+              <w:t>. Status menjadi Assessment Scheduled.</w:t>
             </w:r>
           </w:p>
         </w:tc>
@@ -7852,8 +9046,16 @@
               <w:rPr>
                 <w:sz w:val="19"/>
               </w:rPr>
-              <w:t>Master Layanan</w:t>
-            </w:r>
+              <w:t xml:space="preserve">Master </w:t>
+            </w:r>
+            <w:proofErr w:type="spellStart"/>
+            <w:r>
+              <w:rPr>
+                <w:sz w:val="19"/>
+              </w:rPr>
+              <w:t>Layanan</w:t>
+            </w:r>
+            <w:proofErr w:type="spellEnd"/>
           </w:p>
         </w:tc>
         <w:tc>
@@ -7861,11 +9063,173 @@
             <w:tcW w:w="6009" w:type="dxa"/>
           </w:tcPr>
           <w:p>
-            <w:r>
-              <w:rPr>
-                <w:sz w:val="19"/>
-              </w:rPr>
-              <w:t>Dapat menambah, edit dan delete layanan. Layanan yang sudah pernah dipakai tidak dapat dihapus (hanya dinonaktifkan).</w:t>
+            <w:proofErr w:type="spellStart"/>
+            <w:r>
+              <w:rPr>
+                <w:sz w:val="19"/>
+              </w:rPr>
+              <w:t>Dapat</w:t>
+            </w:r>
+            <w:proofErr w:type="spellEnd"/>
+            <w:r>
+              <w:rPr>
+                <w:sz w:val="19"/>
+              </w:rPr>
+              <w:t xml:space="preserve"> </w:t>
+            </w:r>
+            <w:proofErr w:type="spellStart"/>
+            <w:r>
+              <w:rPr>
+                <w:sz w:val="19"/>
+              </w:rPr>
+              <w:t>menambah</w:t>
+            </w:r>
+            <w:proofErr w:type="spellEnd"/>
+            <w:r>
+              <w:rPr>
+                <w:sz w:val="19"/>
+              </w:rPr>
+              <w:t xml:space="preserve">, edit dan delete </w:t>
+            </w:r>
+            <w:proofErr w:type="spellStart"/>
+            <w:r>
+              <w:rPr>
+                <w:sz w:val="19"/>
+              </w:rPr>
+              <w:t>layanan</w:t>
+            </w:r>
+            <w:proofErr w:type="spellEnd"/>
+            <w:r>
+              <w:rPr>
+                <w:sz w:val="19"/>
+              </w:rPr>
+              <w:t xml:space="preserve">. </w:t>
+            </w:r>
+            <w:proofErr w:type="spellStart"/>
+            <w:r>
+              <w:rPr>
+                <w:sz w:val="19"/>
+              </w:rPr>
+              <w:t>Layanan</w:t>
+            </w:r>
+            <w:proofErr w:type="spellEnd"/>
+            <w:r>
+              <w:rPr>
+                <w:sz w:val="19"/>
+              </w:rPr>
+              <w:t xml:space="preserve"> yang </w:t>
+            </w:r>
+            <w:proofErr w:type="spellStart"/>
+            <w:r>
+              <w:rPr>
+                <w:sz w:val="19"/>
+              </w:rPr>
+              <w:t>sudah</w:t>
+            </w:r>
+            <w:proofErr w:type="spellEnd"/>
+            <w:r>
+              <w:rPr>
+                <w:sz w:val="19"/>
+              </w:rPr>
+              <w:t xml:space="preserve"> </w:t>
+            </w:r>
+            <w:proofErr w:type="spellStart"/>
+            <w:r>
+              <w:rPr>
+                <w:sz w:val="19"/>
+              </w:rPr>
+              <w:t>pernah</w:t>
+            </w:r>
+            <w:proofErr w:type="spellEnd"/>
+            <w:r>
+              <w:rPr>
+                <w:sz w:val="19"/>
+              </w:rPr>
+              <w:t xml:space="preserve"> </w:t>
+            </w:r>
+            <w:proofErr w:type="spellStart"/>
+            <w:r>
+              <w:rPr>
+                <w:sz w:val="19"/>
+              </w:rPr>
+              <w:t>dipakai</w:t>
+            </w:r>
+            <w:proofErr w:type="spellEnd"/>
+            <w:r>
+              <w:rPr>
+                <w:sz w:val="19"/>
+              </w:rPr>
+              <w:t xml:space="preserve"> </w:t>
+            </w:r>
+            <w:proofErr w:type="spellStart"/>
+            <w:r>
+              <w:rPr>
+                <w:sz w:val="19"/>
+              </w:rPr>
+              <w:t>tidak</w:t>
+            </w:r>
+            <w:proofErr w:type="spellEnd"/>
+            <w:r>
+              <w:rPr>
+                <w:sz w:val="19"/>
+              </w:rPr>
+              <w:t xml:space="preserve"> </w:t>
+            </w:r>
+            <w:proofErr w:type="spellStart"/>
+            <w:r>
+              <w:rPr>
+                <w:sz w:val="19"/>
+              </w:rPr>
+              <w:t>dapat</w:t>
+            </w:r>
+            <w:proofErr w:type="spellEnd"/>
+            <w:r>
+              <w:rPr>
+                <w:sz w:val="19"/>
+              </w:rPr>
+              <w:t xml:space="preserve"> </w:t>
+            </w:r>
+            <w:proofErr w:type="spellStart"/>
+            <w:r>
+              <w:rPr>
+                <w:sz w:val="19"/>
+              </w:rPr>
+              <w:t>dihapus</w:t>
+            </w:r>
+            <w:proofErr w:type="spellEnd"/>
+            <w:r>
+              <w:rPr>
+                <w:sz w:val="19"/>
+              </w:rPr>
+              <w:t xml:space="preserve"> (</w:t>
+            </w:r>
+            <w:proofErr w:type="spellStart"/>
+            <w:r>
+              <w:rPr>
+                <w:sz w:val="19"/>
+              </w:rPr>
+              <w:t>hanya</w:t>
+            </w:r>
+            <w:proofErr w:type="spellEnd"/>
+            <w:r>
+              <w:rPr>
+                <w:sz w:val="19"/>
+              </w:rPr>
+              <w:t xml:space="preserve"> </w:t>
+            </w:r>
+            <w:proofErr w:type="spellStart"/>
+            <w:r>
+              <w:rPr>
+                <w:sz w:val="19"/>
+              </w:rPr>
+              <w:t>dinonaktifkan</w:t>
+            </w:r>
+            <w:proofErr w:type="spellEnd"/>
+            <w:r>
+              <w:rPr>
+                <w:sz w:val="19"/>
+              </w:rPr>
+              <w:t>).</w:t>
             </w:r>
           </w:p>
         </w:tc>
@@ -7913,7 +9277,259 @@
               <w:rPr>
                 <w:sz w:val="19"/>
               </w:rPr>
-              <w:t>Admin dapat mengubah status klien ke tahap pipeline mana pun (maju maupun mundur, termasuk mengaktifkan kembali klien Discharged/Discontinued). Perpindahan status otomatis oleh sistem hanya bergerak maju.</w:t>
+              <w:t xml:space="preserve">Admin </w:t>
+            </w:r>
+            <w:proofErr w:type="spellStart"/>
+            <w:r>
+              <w:rPr>
+                <w:sz w:val="19"/>
+              </w:rPr>
+              <w:t>dapat</w:t>
+            </w:r>
+            <w:proofErr w:type="spellEnd"/>
+            <w:r>
+              <w:rPr>
+                <w:sz w:val="19"/>
+              </w:rPr>
+              <w:t xml:space="preserve"> </w:t>
+            </w:r>
+            <w:proofErr w:type="spellStart"/>
+            <w:r>
+              <w:rPr>
+                <w:sz w:val="19"/>
+              </w:rPr>
+              <w:t>mengubah</w:t>
+            </w:r>
+            <w:proofErr w:type="spellEnd"/>
+            <w:r>
+              <w:rPr>
+                <w:sz w:val="19"/>
+              </w:rPr>
+              <w:t xml:space="preserve"> status </w:t>
+            </w:r>
+            <w:proofErr w:type="spellStart"/>
+            <w:r>
+              <w:rPr>
+                <w:sz w:val="19"/>
+              </w:rPr>
+              <w:t>klien</w:t>
+            </w:r>
+            <w:proofErr w:type="spellEnd"/>
+            <w:r>
+              <w:rPr>
+                <w:sz w:val="19"/>
+              </w:rPr>
+              <w:t xml:space="preserve"> </w:t>
+            </w:r>
+            <w:proofErr w:type="spellStart"/>
+            <w:r>
+              <w:rPr>
+                <w:sz w:val="19"/>
+              </w:rPr>
+              <w:t>ke</w:t>
+            </w:r>
+            <w:proofErr w:type="spellEnd"/>
+            <w:r>
+              <w:rPr>
+                <w:sz w:val="19"/>
+              </w:rPr>
+              <w:t xml:space="preserve"> </w:t>
+            </w:r>
+            <w:proofErr w:type="spellStart"/>
+            <w:r>
+              <w:rPr>
+                <w:sz w:val="19"/>
+              </w:rPr>
+              <w:t>tahap</w:t>
+            </w:r>
+            <w:proofErr w:type="spellEnd"/>
+            <w:r>
+              <w:rPr>
+                <w:sz w:val="19"/>
+              </w:rPr>
+              <w:t xml:space="preserve"> pipeline mana pun (</w:t>
+            </w:r>
+            <w:proofErr w:type="spellStart"/>
+            <w:r>
+              <w:rPr>
+                <w:sz w:val="19"/>
+              </w:rPr>
+              <w:t>maju</w:t>
+            </w:r>
+            <w:proofErr w:type="spellEnd"/>
+            <w:r>
+              <w:rPr>
+                <w:sz w:val="19"/>
+              </w:rPr>
+              <w:t xml:space="preserve"> </w:t>
+            </w:r>
+            <w:proofErr w:type="spellStart"/>
+            <w:r>
+              <w:rPr>
+                <w:sz w:val="19"/>
+              </w:rPr>
+              <w:t>maupun</w:t>
+            </w:r>
+            <w:proofErr w:type="spellEnd"/>
+            <w:r>
+              <w:rPr>
+                <w:sz w:val="19"/>
+              </w:rPr>
+              <w:t xml:space="preserve"> </w:t>
+            </w:r>
+            <w:proofErr w:type="spellStart"/>
+            <w:r>
+              <w:rPr>
+                <w:sz w:val="19"/>
+              </w:rPr>
+              <w:t>mundur</w:t>
+            </w:r>
+            <w:proofErr w:type="spellEnd"/>
+            <w:r>
+              <w:rPr>
+                <w:sz w:val="19"/>
+              </w:rPr>
+              <w:t xml:space="preserve">, </w:t>
+            </w:r>
+            <w:proofErr w:type="spellStart"/>
+            <w:r>
+              <w:rPr>
+                <w:sz w:val="19"/>
+              </w:rPr>
+              <w:t>termasuk</w:t>
+            </w:r>
+            <w:proofErr w:type="spellEnd"/>
+            <w:r>
+              <w:rPr>
+                <w:sz w:val="19"/>
+              </w:rPr>
+              <w:t xml:space="preserve"> </w:t>
+            </w:r>
+            <w:proofErr w:type="spellStart"/>
+            <w:r>
+              <w:rPr>
+                <w:sz w:val="19"/>
+              </w:rPr>
+              <w:t>mengaktifkan</w:t>
+            </w:r>
+            <w:proofErr w:type="spellEnd"/>
+            <w:r>
+              <w:rPr>
+                <w:sz w:val="19"/>
+              </w:rPr>
+              <w:t xml:space="preserve"> </w:t>
+            </w:r>
+            <w:proofErr w:type="spellStart"/>
+            <w:r>
+              <w:rPr>
+                <w:sz w:val="19"/>
+              </w:rPr>
+              <w:t>kembali</w:t>
+            </w:r>
+            <w:proofErr w:type="spellEnd"/>
+            <w:r>
+              <w:rPr>
+                <w:sz w:val="19"/>
+              </w:rPr>
+              <w:t xml:space="preserve"> </w:t>
+            </w:r>
+            <w:proofErr w:type="spellStart"/>
+            <w:r>
+              <w:rPr>
+                <w:sz w:val="19"/>
+              </w:rPr>
+              <w:t>klien</w:t>
+            </w:r>
+            <w:proofErr w:type="spellEnd"/>
+            <w:r>
+              <w:rPr>
+                <w:sz w:val="19"/>
+              </w:rPr>
+              <w:t xml:space="preserve"> Discharged/Discontinued). </w:t>
+            </w:r>
+            <w:proofErr w:type="spellStart"/>
+            <w:r>
+              <w:rPr>
+                <w:sz w:val="19"/>
+              </w:rPr>
+              <w:t>Perpindahan</w:t>
+            </w:r>
+            <w:proofErr w:type="spellEnd"/>
+            <w:r>
+              <w:rPr>
+                <w:sz w:val="19"/>
+              </w:rPr>
+              <w:t xml:space="preserve"> status </w:t>
+            </w:r>
+            <w:proofErr w:type="spellStart"/>
+            <w:r>
+              <w:rPr>
+                <w:sz w:val="19"/>
+              </w:rPr>
+              <w:t>otomatis</w:t>
+            </w:r>
+            <w:proofErr w:type="spellEnd"/>
+            <w:r>
+              <w:rPr>
+                <w:sz w:val="19"/>
+              </w:rPr>
+              <w:t xml:space="preserve"> oleh </w:t>
+            </w:r>
+            <w:proofErr w:type="spellStart"/>
+            <w:r>
+              <w:rPr>
+                <w:sz w:val="19"/>
+              </w:rPr>
+              <w:t>sistem</w:t>
+            </w:r>
+            <w:proofErr w:type="spellEnd"/>
+            <w:r>
+              <w:rPr>
+                <w:sz w:val="19"/>
+              </w:rPr>
+              <w:t xml:space="preserve"> </w:t>
+            </w:r>
+            <w:proofErr w:type="spellStart"/>
+            <w:r>
+              <w:rPr>
+                <w:sz w:val="19"/>
+              </w:rPr>
+              <w:t>hanya</w:t>
+            </w:r>
+            <w:proofErr w:type="spellEnd"/>
+            <w:r>
+              <w:rPr>
+                <w:sz w:val="19"/>
+              </w:rPr>
+              <w:t xml:space="preserve"> </w:t>
+            </w:r>
+            <w:proofErr w:type="spellStart"/>
+            <w:r>
+              <w:rPr>
+                <w:sz w:val="19"/>
+              </w:rPr>
+              <w:t>bergerak</w:t>
+            </w:r>
+            <w:proofErr w:type="spellEnd"/>
+            <w:r>
+              <w:rPr>
+                <w:sz w:val="19"/>
+              </w:rPr>
+              <w:t xml:space="preserve"> </w:t>
+            </w:r>
+            <w:proofErr w:type="spellStart"/>
+            <w:r>
+              <w:rPr>
+                <w:sz w:val="19"/>
+              </w:rPr>
+              <w:t>maju</w:t>
+            </w:r>
+            <w:proofErr w:type="spellEnd"/>
+            <w:r>
+              <w:rPr>
+                <w:sz w:val="19"/>
+              </w:rPr>
+              <w:t>.</w:t>
             </w:r>
           </w:p>
         </w:tc>
@@ -8271,8 +9887,58 @@
               <w:rPr>
                 <w:sz w:val="19"/>
               </w:rPr>
-              <w:t>Tampilan hasil dengan mode klinis / matriks / inquiry, filter domain, skor mentah per domain, total skor kuadran (tanpa klasifikasi otomatis), dan usia anak terperinci (tahun, bulan, hari). Hasil hanya dapat dilihat staf berwenang</w:t>
-            </w:r>
+              <w:t xml:space="preserve">Tampilan hasil dengan mode klinis / matriks / inquiry, filter domain, skor mentah per domain, total skor kuadran (tanpa klasifikasi otomatis), dan usia anak terperinci (tahun, bulan, hari). Hasil hanya </w:t>
+            </w:r>
+            <w:proofErr w:type="spellStart"/>
+            <w:r>
+              <w:rPr>
+                <w:sz w:val="19"/>
+              </w:rPr>
+              <w:t>dapat</w:t>
+            </w:r>
+            <w:proofErr w:type="spellEnd"/>
+            <w:r>
+              <w:rPr>
+                <w:sz w:val="19"/>
+              </w:rPr>
+              <w:t xml:space="preserve"> </w:t>
+            </w:r>
+            <w:proofErr w:type="spellStart"/>
+            <w:r>
+              <w:rPr>
+                <w:sz w:val="19"/>
+              </w:rPr>
+              <w:t>dilihat</w:t>
+            </w:r>
+            <w:proofErr w:type="spellEnd"/>
+            <w:r>
+              <w:rPr>
+                <w:sz w:val="19"/>
+              </w:rPr>
+              <w:t xml:space="preserve"> </w:t>
+            </w:r>
+            <w:proofErr w:type="spellStart"/>
+            <w:r>
+              <w:rPr>
+                <w:sz w:val="19"/>
+              </w:rPr>
+              <w:t>staf</w:t>
+            </w:r>
+            <w:proofErr w:type="spellEnd"/>
+            <w:r>
+              <w:rPr>
+                <w:sz w:val="19"/>
+              </w:rPr>
+              <w:t xml:space="preserve"> </w:t>
+            </w:r>
+            <w:proofErr w:type="spellStart"/>
+            <w:r>
+              <w:rPr>
+                <w:sz w:val="19"/>
+              </w:rPr>
+              <w:t>berwenang</w:t>
+            </w:r>
+            <w:proofErr w:type="spellEnd"/>
             <w:r>
               <w:rPr>
                 <w:sz w:val="19"/>
@@ -8283,7 +9949,63 @@
               <w:rPr>
                 <w:sz w:val="19"/>
               </w:rPr>
-              <w:t>orang tua tidak melihat hasil.</w:t>
+              <w:t xml:space="preserve">orang </w:t>
+            </w:r>
+            <w:proofErr w:type="spellStart"/>
+            <w:r>
+              <w:rPr>
+                <w:sz w:val="19"/>
+              </w:rPr>
+              <w:t>tua</w:t>
+            </w:r>
+            <w:proofErr w:type="spellEnd"/>
+            <w:r>
+              <w:rPr>
+                <w:sz w:val="19"/>
+              </w:rPr>
+              <w:t xml:space="preserve"> </w:t>
+            </w:r>
+            <w:proofErr w:type="spellStart"/>
+            <w:r>
+              <w:rPr>
+                <w:sz w:val="19"/>
+              </w:rPr>
+              <w:t>tidak</w:t>
+            </w:r>
+            <w:proofErr w:type="spellEnd"/>
+            <w:r>
+              <w:rPr>
+                <w:sz w:val="19"/>
+              </w:rPr>
+              <w:t xml:space="preserve"> </w:t>
+            </w:r>
+            <w:proofErr w:type="spellStart"/>
+            <w:r>
+              <w:rPr>
+                <w:sz w:val="19"/>
+              </w:rPr>
+              <w:t>melihat</w:t>
+            </w:r>
+            <w:proofErr w:type="spellEnd"/>
+            <w:r>
+              <w:rPr>
+                <w:sz w:val="19"/>
+              </w:rPr>
+              <w:t xml:space="preserve"> </w:t>
+            </w:r>
+            <w:proofErr w:type="spellStart"/>
+            <w:r>
+              <w:rPr>
+                <w:sz w:val="19"/>
+              </w:rPr>
+              <w:t>hasil</w:t>
+            </w:r>
+            <w:proofErr w:type="spellEnd"/>
+            <w:r>
+              <w:rPr>
+                <w:sz w:val="19"/>
+              </w:rPr>
+              <w:t>.</w:t>
             </w:r>
           </w:p>
         </w:tc>
@@ -8544,20 +10266,114 @@
               <w:rPr>
                 <w:sz w:val="19"/>
               </w:rPr>
-              <w:t>Grid Senin–Sabtu pukul 08.00–17.00 dan tampilan agenda harian</w:t>
-            </w:r>
+              <w:t xml:space="preserve">Grid Senin–Sabtu pukul 08.00–17.00 dan </w:t>
+            </w:r>
+            <w:proofErr w:type="spellStart"/>
+            <w:r>
+              <w:rPr>
+                <w:sz w:val="19"/>
+              </w:rPr>
+              <w:t>tampilan</w:t>
+            </w:r>
+            <w:proofErr w:type="spellEnd"/>
+            <w:r>
+              <w:rPr>
+                <w:sz w:val="19"/>
+              </w:rPr>
+              <w:t xml:space="preserve"> agenda </w:t>
+            </w:r>
+            <w:proofErr w:type="spellStart"/>
+            <w:r>
+              <w:rPr>
+                <w:sz w:val="19"/>
+              </w:rPr>
+              <w:t>harian</w:t>
+            </w:r>
+            <w:proofErr w:type="spellEnd"/>
             <w:r>
               <w:rPr>
                 <w:sz w:val="19"/>
               </w:rPr>
               <w:t xml:space="preserve">, </w:t>
             </w:r>
-            <w:r>
-              <w:rPr>
-                <w:sz w:val="19"/>
-              </w:rPr>
-              <w:t>navigasi minggu sebelumnya/hari ini/berikutnya</w:t>
-            </w:r>
+            <w:proofErr w:type="spellStart"/>
+            <w:r>
+              <w:rPr>
+                <w:sz w:val="19"/>
+              </w:rPr>
+              <w:t>navigasi</w:t>
+            </w:r>
+            <w:proofErr w:type="spellEnd"/>
+            <w:r>
+              <w:rPr>
+                <w:sz w:val="19"/>
+              </w:rPr>
+              <w:t xml:space="preserve"> </w:t>
+            </w:r>
+            <w:proofErr w:type="spellStart"/>
+            <w:r>
+              <w:rPr>
+                <w:sz w:val="19"/>
+              </w:rPr>
+              <w:t>minggu</w:t>
+            </w:r>
+            <w:proofErr w:type="spellEnd"/>
+            <w:r>
+              <w:rPr>
+                <w:sz w:val="19"/>
+              </w:rPr>
+              <w:t xml:space="preserve"> </w:t>
+            </w:r>
+            <w:proofErr w:type="spellStart"/>
+            <w:r>
+              <w:rPr>
+                <w:sz w:val="19"/>
+              </w:rPr>
+              <w:t>sebelumnya</w:t>
+            </w:r>
+            <w:proofErr w:type="spellEnd"/>
+            <w:r>
+              <w:rPr>
+                <w:sz w:val="19"/>
+              </w:rPr>
+              <w:t>/</w:t>
+            </w:r>
+            <w:proofErr w:type="spellStart"/>
+            <w:r>
+              <w:rPr>
+                <w:sz w:val="19"/>
+              </w:rPr>
+              <w:t>hari</w:t>
+            </w:r>
+            <w:proofErr w:type="spellEnd"/>
+            <w:r>
+              <w:rPr>
+                <w:sz w:val="19"/>
+              </w:rPr>
+              <w:t xml:space="preserve"> </w:t>
+            </w:r>
+            <w:proofErr w:type="spellStart"/>
+            <w:r>
+              <w:rPr>
+                <w:sz w:val="19"/>
+              </w:rPr>
+              <w:t>ini</w:t>
+            </w:r>
+            <w:proofErr w:type="spellEnd"/>
+            <w:r>
+              <w:rPr>
+                <w:sz w:val="19"/>
+              </w:rPr>
+              <w:t>/</w:t>
+            </w:r>
+            <w:proofErr w:type="spellStart"/>
+            <w:r>
+              <w:rPr>
+                <w:sz w:val="19"/>
+              </w:rPr>
+              <w:t>berikutnya</w:t>
+            </w:r>
+            <w:proofErr w:type="spellEnd"/>
             <w:r>
               <w:rPr>
                 <w:sz w:val="19"/>
@@ -8568,31 +10384,145 @@
               <w:rPr>
                 <w:sz w:val="19"/>
               </w:rPr>
-              <w:t xml:space="preserve"> filter terapis</w:t>
-            </w:r>
-            <w:r>
-              <w:rPr>
-                <w:sz w:val="19"/>
-              </w:rPr>
-              <w:t xml:space="preserve"> dengan </w:t>
-            </w:r>
-            <w:r>
-              <w:rPr>
-                <w:sz w:val="19"/>
-              </w:rPr>
-              <w:t>pencarian (nama anak, orang tua, kode client)</w:t>
-            </w:r>
-            <w:r>
-              <w:rPr>
-                <w:sz w:val="19"/>
-              </w:rPr>
-              <w:t>. O</w:t>
-            </w:r>
-            <w:r>
-              <w:rPr>
-                <w:sz w:val="19"/>
-              </w:rPr>
-              <w:t>psi tampilkan klien discharged dan list info status.</w:t>
+              <w:t xml:space="preserve"> filter </w:t>
+            </w:r>
+            <w:proofErr w:type="spellStart"/>
+            <w:r>
+              <w:rPr>
+                <w:sz w:val="19"/>
+              </w:rPr>
+              <w:t>terapis</w:t>
+            </w:r>
+            <w:proofErr w:type="spellEnd"/>
+            <w:r>
+              <w:rPr>
+                <w:sz w:val="19"/>
+              </w:rPr>
+              <w:t xml:space="preserve"> </w:t>
+            </w:r>
+            <w:proofErr w:type="spellStart"/>
+            <w:r>
+              <w:rPr>
+                <w:sz w:val="19"/>
+              </w:rPr>
+              <w:t>dengan</w:t>
+            </w:r>
+            <w:proofErr w:type="spellEnd"/>
+            <w:r>
+              <w:rPr>
+                <w:sz w:val="19"/>
+              </w:rPr>
+              <w:t xml:space="preserve"> </w:t>
+            </w:r>
+            <w:proofErr w:type="spellStart"/>
+            <w:r>
+              <w:rPr>
+                <w:sz w:val="19"/>
+              </w:rPr>
+              <w:t>pencarian</w:t>
+            </w:r>
+            <w:proofErr w:type="spellEnd"/>
+            <w:r>
+              <w:rPr>
+                <w:sz w:val="19"/>
+              </w:rPr>
+              <w:t xml:space="preserve"> (nama </w:t>
+            </w:r>
+            <w:proofErr w:type="spellStart"/>
+            <w:r>
+              <w:rPr>
+                <w:sz w:val="19"/>
+              </w:rPr>
+              <w:t>anak</w:t>
+            </w:r>
+            <w:proofErr w:type="spellEnd"/>
+            <w:r>
+              <w:rPr>
+                <w:sz w:val="19"/>
+              </w:rPr>
+              <w:t xml:space="preserve">, orang </w:t>
+            </w:r>
+            <w:proofErr w:type="spellStart"/>
+            <w:r>
+              <w:rPr>
+                <w:sz w:val="19"/>
+              </w:rPr>
+              <w:t>tua</w:t>
+            </w:r>
+            <w:proofErr w:type="spellEnd"/>
+            <w:r>
+              <w:rPr>
+                <w:sz w:val="19"/>
+              </w:rPr>
+              <w:t xml:space="preserve">, </w:t>
+            </w:r>
+            <w:proofErr w:type="spellStart"/>
+            <w:r>
+              <w:rPr>
+                <w:sz w:val="19"/>
+              </w:rPr>
+              <w:t>kode</w:t>
+            </w:r>
+            <w:proofErr w:type="spellEnd"/>
+            <w:r>
+              <w:rPr>
+                <w:sz w:val="19"/>
+              </w:rPr>
+              <w:t xml:space="preserve"> client)</w:t>
+            </w:r>
+            <w:r>
+              <w:rPr>
+                <w:sz w:val="19"/>
+              </w:rPr>
+              <w:t xml:space="preserve">. </w:t>
+            </w:r>
+            <w:proofErr w:type="spellStart"/>
+            <w:r>
+              <w:rPr>
+                <w:sz w:val="19"/>
+              </w:rPr>
+              <w:t>O</w:t>
+            </w:r>
+            <w:r>
+              <w:rPr>
+                <w:sz w:val="19"/>
+              </w:rPr>
+              <w:t>psi</w:t>
+            </w:r>
+            <w:proofErr w:type="spellEnd"/>
+            <w:r>
+              <w:rPr>
+                <w:sz w:val="19"/>
+              </w:rPr>
+              <w:t xml:space="preserve"> </w:t>
+            </w:r>
+            <w:proofErr w:type="spellStart"/>
+            <w:r>
+              <w:rPr>
+                <w:sz w:val="19"/>
+              </w:rPr>
+              <w:t>tampilkan</w:t>
+            </w:r>
+            <w:proofErr w:type="spellEnd"/>
+            <w:r>
+              <w:rPr>
+                <w:sz w:val="19"/>
+              </w:rPr>
+              <w:t xml:space="preserve"> </w:t>
+            </w:r>
+            <w:proofErr w:type="spellStart"/>
+            <w:r>
+              <w:rPr>
+                <w:sz w:val="19"/>
+              </w:rPr>
+              <w:t>klien</w:t>
+            </w:r>
+            <w:proofErr w:type="spellEnd"/>
+            <w:r>
+              <w:rPr>
+                <w:sz w:val="19"/>
+              </w:rPr>
+              <w:t xml:space="preserve"> discharged dan list info status.</w:t>
             </w:r>
           </w:p>
         </w:tc>
@@ -8640,31 +10570,133 @@
               <w:rPr>
                 <w:sz w:val="19"/>
               </w:rPr>
-              <w:t>Field: Klien, Terapis, Paket kredit (hanya paket yang masih bersisa</w:t>
-            </w:r>
+              <w:t xml:space="preserve">Field: Klien, Terapis, Paket kredit (hanya </w:t>
+            </w:r>
+            <w:proofErr w:type="spellStart"/>
+            <w:r>
+              <w:rPr>
+                <w:sz w:val="19"/>
+              </w:rPr>
+              <w:t>paket</w:t>
+            </w:r>
+            <w:proofErr w:type="spellEnd"/>
+            <w:r>
+              <w:rPr>
+                <w:sz w:val="19"/>
+              </w:rPr>
+              <w:t xml:space="preserve"> yang </w:t>
+            </w:r>
+            <w:proofErr w:type="spellStart"/>
+            <w:r>
+              <w:rPr>
+                <w:sz w:val="19"/>
+              </w:rPr>
+              <w:t>masih</w:t>
+            </w:r>
+            <w:proofErr w:type="spellEnd"/>
             <w:r>
               <w:rPr>
                 <w:sz w:val="19"/>
               </w:rPr>
               <w:t xml:space="preserve"> </w:t>
             </w:r>
-            <w:r>
-              <w:rPr>
-                <w:sz w:val="19"/>
-              </w:rPr>
-              <w:t>bila tidak ada</w:t>
-            </w:r>
+            <w:proofErr w:type="spellStart"/>
+            <w:r>
+              <w:rPr>
+                <w:sz w:val="19"/>
+              </w:rPr>
+              <w:t>bersisa</w:t>
+            </w:r>
+            <w:proofErr w:type="spellEnd"/>
             <w:r>
               <w:rPr>
                 <w:sz w:val="19"/>
               </w:rPr>
               <w:t xml:space="preserve"> </w:t>
             </w:r>
-            <w:r>
-              <w:rPr>
-                <w:sz w:val="19"/>
-              </w:rPr>
-              <w:t>klien dijadwalkan sebagai Frozen), Tanggal, Jam mulai &amp; selesai, Catatan Penjadwalan. Paket yang dipilih menentukan kredit dan kuota pembatalan yang dipakai sesi tersebut.</w:t>
+            <w:proofErr w:type="spellStart"/>
+            <w:r>
+              <w:rPr>
+                <w:sz w:val="19"/>
+              </w:rPr>
+              <w:t>bila</w:t>
+            </w:r>
+            <w:proofErr w:type="spellEnd"/>
+            <w:r>
+              <w:rPr>
+                <w:sz w:val="19"/>
+              </w:rPr>
+              <w:t xml:space="preserve"> </w:t>
+            </w:r>
+            <w:proofErr w:type="spellStart"/>
+            <w:r>
+              <w:rPr>
+                <w:sz w:val="19"/>
+              </w:rPr>
+              <w:t>tidak</w:t>
+            </w:r>
+            <w:proofErr w:type="spellEnd"/>
+            <w:r>
+              <w:rPr>
+                <w:sz w:val="19"/>
+              </w:rPr>
+              <w:t xml:space="preserve"> </w:t>
+            </w:r>
+            <w:proofErr w:type="spellStart"/>
+            <w:r>
+              <w:rPr>
+                <w:sz w:val="19"/>
+              </w:rPr>
+              <w:t>ada</w:t>
+            </w:r>
+            <w:proofErr w:type="spellEnd"/>
+            <w:r>
+              <w:rPr>
+                <w:sz w:val="19"/>
+              </w:rPr>
+              <w:t xml:space="preserve"> </w:t>
+            </w:r>
+            <w:proofErr w:type="spellStart"/>
+            <w:r>
+              <w:rPr>
+                <w:sz w:val="19"/>
+              </w:rPr>
+              <w:t>klien</w:t>
+            </w:r>
+            <w:proofErr w:type="spellEnd"/>
+            <w:r>
+              <w:rPr>
+                <w:sz w:val="19"/>
+              </w:rPr>
+              <w:t xml:space="preserve"> </w:t>
+            </w:r>
+            <w:proofErr w:type="spellStart"/>
+            <w:r>
+              <w:rPr>
+                <w:sz w:val="19"/>
+              </w:rPr>
+              <w:t>dijadwalkan</w:t>
+            </w:r>
+            <w:proofErr w:type="spellEnd"/>
+            <w:r>
+              <w:rPr>
+                <w:sz w:val="19"/>
+              </w:rPr>
+              <w:t xml:space="preserve"> </w:t>
+            </w:r>
+            <w:proofErr w:type="spellStart"/>
+            <w:r>
+              <w:rPr>
+                <w:sz w:val="19"/>
+              </w:rPr>
+              <w:t>sebagai</w:t>
+            </w:r>
+            <w:proofErr w:type="spellEnd"/>
+            <w:r>
+              <w:rPr>
+                <w:sz w:val="19"/>
+              </w:rPr>
+              <w:t xml:space="preserve"> Frozen), Tanggal, Jam mulai &amp; selesai, Catatan Penjadwalan. Paket yang dipilih menentukan kredit dan kuota pembatalan yang dipakai sesi tersebut.</w:t>
             </w:r>
           </w:p>
         </w:tc>
@@ -8895,8 +10927,58 @@
               <w:rPr>
                 <w:sz w:val="19"/>
               </w:rPr>
-              <w:t>Menandai sesi selesai: sesi terapi memotong 1 kredit dari paket sesi</w:t>
-            </w:r>
+              <w:t xml:space="preserve">Menandai sesi selesai: sesi terapi memotong 1 </w:t>
+            </w:r>
+            <w:proofErr w:type="spellStart"/>
+            <w:r>
+              <w:rPr>
+                <w:sz w:val="19"/>
+              </w:rPr>
+              <w:t>kredit</w:t>
+            </w:r>
+            <w:proofErr w:type="spellEnd"/>
+            <w:r>
+              <w:rPr>
+                <w:sz w:val="19"/>
+              </w:rPr>
+              <w:t xml:space="preserve"> </w:t>
+            </w:r>
+            <w:proofErr w:type="spellStart"/>
+            <w:r>
+              <w:rPr>
+                <w:sz w:val="19"/>
+              </w:rPr>
+              <w:t>dari</w:t>
+            </w:r>
+            <w:proofErr w:type="spellEnd"/>
+            <w:r>
+              <w:rPr>
+                <w:sz w:val="19"/>
+              </w:rPr>
+              <w:t xml:space="preserve"> </w:t>
+            </w:r>
+            <w:proofErr w:type="spellStart"/>
+            <w:r>
+              <w:rPr>
+                <w:sz w:val="19"/>
+              </w:rPr>
+              <w:t>paket</w:t>
+            </w:r>
+            <w:proofErr w:type="spellEnd"/>
+            <w:r>
+              <w:rPr>
+                <w:sz w:val="19"/>
+              </w:rPr>
+              <w:t xml:space="preserve"> </w:t>
+            </w:r>
+            <w:proofErr w:type="spellStart"/>
+            <w:r>
+              <w:rPr>
+                <w:sz w:val="19"/>
+              </w:rPr>
+              <w:t>sesi</w:t>
+            </w:r>
+            <w:proofErr w:type="spellEnd"/>
             <w:r>
               <w:rPr>
                 <w:sz w:val="19"/>
@@ -8907,7 +10989,49 @@
               <w:rPr>
                 <w:sz w:val="19"/>
               </w:rPr>
-              <w:t xml:space="preserve"> sesi asesmen mengubah status klien menjadi Assessment Done.</w:t>
+              <w:t xml:space="preserve"> </w:t>
+            </w:r>
+            <w:proofErr w:type="spellStart"/>
+            <w:r>
+              <w:rPr>
+                <w:sz w:val="19"/>
+              </w:rPr>
+              <w:t>sesi</w:t>
+            </w:r>
+            <w:proofErr w:type="spellEnd"/>
+            <w:r>
+              <w:rPr>
+                <w:sz w:val="19"/>
+              </w:rPr>
+              <w:t xml:space="preserve"> </w:t>
+            </w:r>
+            <w:proofErr w:type="spellStart"/>
+            <w:r>
+              <w:rPr>
+                <w:sz w:val="19"/>
+              </w:rPr>
+              <w:t>asesmen</w:t>
+            </w:r>
+            <w:proofErr w:type="spellEnd"/>
+            <w:r>
+              <w:rPr>
+                <w:sz w:val="19"/>
+              </w:rPr>
+              <w:t xml:space="preserve"> </w:t>
+            </w:r>
+            <w:proofErr w:type="spellStart"/>
+            <w:r>
+              <w:rPr>
+                <w:sz w:val="19"/>
+              </w:rPr>
+              <w:t>mengubah</w:t>
+            </w:r>
+            <w:proofErr w:type="spellEnd"/>
+            <w:r>
+              <w:rPr>
+                <w:sz w:val="19"/>
+              </w:rPr>
+              <w:t xml:space="preserve"> status klien menjadi Assessment Done.</w:t>
             </w:r>
           </w:p>
         </w:tc>
@@ -9000,19 +11124,91 @@
               <w:rPr>
                 <w:sz w:val="19"/>
               </w:rPr>
-              <w:t>Mengubah tanggal, jam, dan terapis</w:t>
-            </w:r>
+              <w:t xml:space="preserve">Mengubah </w:t>
+            </w:r>
+            <w:proofErr w:type="spellStart"/>
+            <w:r>
+              <w:rPr>
+                <w:sz w:val="19"/>
+              </w:rPr>
+              <w:t>tanggal</w:t>
+            </w:r>
+            <w:proofErr w:type="spellEnd"/>
+            <w:r>
+              <w:rPr>
+                <w:sz w:val="19"/>
+              </w:rPr>
+              <w:t xml:space="preserve">, jam, dan </w:t>
+            </w:r>
+            <w:proofErr w:type="spellStart"/>
+            <w:r>
+              <w:rPr>
+                <w:sz w:val="19"/>
+              </w:rPr>
+              <w:t>terapis</w:t>
+            </w:r>
+            <w:proofErr w:type="spellEnd"/>
             <w:r>
               <w:rPr>
                 <w:sz w:val="19"/>
               </w:rPr>
               <w:t xml:space="preserve"> </w:t>
             </w:r>
-            <w:r>
-              <w:rPr>
-                <w:sz w:val="19"/>
-              </w:rPr>
-              <w:t>ditolak bila terjadi konflik jadwal atau jatuh pada hari libur. Bila jadwal pengganti belum pasti, sesi ditandai Reschedule Pending (tanpa mengurangi kredit) dan kemudian ditetapkan jadwal barunya atau dibatalkan dengan pilihan potong kredit oleh admin.</w:t>
+            <w:proofErr w:type="spellStart"/>
+            <w:r>
+              <w:rPr>
+                <w:sz w:val="19"/>
+              </w:rPr>
+              <w:t>ditolak</w:t>
+            </w:r>
+            <w:proofErr w:type="spellEnd"/>
+            <w:r>
+              <w:rPr>
+                <w:sz w:val="19"/>
+              </w:rPr>
+              <w:t xml:space="preserve"> </w:t>
+            </w:r>
+            <w:proofErr w:type="spellStart"/>
+            <w:r>
+              <w:rPr>
+                <w:sz w:val="19"/>
+              </w:rPr>
+              <w:t>bila</w:t>
+            </w:r>
+            <w:proofErr w:type="spellEnd"/>
+            <w:r>
+              <w:rPr>
+                <w:sz w:val="19"/>
+              </w:rPr>
+              <w:t xml:space="preserve"> </w:t>
+            </w:r>
+            <w:proofErr w:type="spellStart"/>
+            <w:r>
+              <w:rPr>
+                <w:sz w:val="19"/>
+              </w:rPr>
+              <w:t>terjadi</w:t>
+            </w:r>
+            <w:proofErr w:type="spellEnd"/>
+            <w:r>
+              <w:rPr>
+                <w:sz w:val="19"/>
+              </w:rPr>
+              <w:t xml:space="preserve"> </w:t>
+            </w:r>
+            <w:proofErr w:type="spellStart"/>
+            <w:r>
+              <w:rPr>
+                <w:sz w:val="19"/>
+              </w:rPr>
+              <w:t>konflik</w:t>
+            </w:r>
+            <w:proofErr w:type="spellEnd"/>
+            <w:r>
+              <w:rPr>
+                <w:sz w:val="19"/>
+              </w:rPr>
+              <w:t xml:space="preserve"> jadwal atau jatuh pada hari libur. Bila jadwal pengganti belum pasti, sesi ditandai Reschedule Pending (tanpa mengurangi kredit) dan kemudian ditetapkan jadwal barunya atau dibatalkan dengan pilihan potong kredit oleh admin.</w:t>
             </w:r>
           </w:p>
         </w:tc>
@@ -9105,19 +11301,125 @@
               <w:rPr>
                 <w:sz w:val="19"/>
               </w:rPr>
-              <w:t>Kartu statistik (klien aktif, terjadwal, selesai, dibatalkan)</w:t>
-            </w:r>
+              <w:t xml:space="preserve">Kartu statistik (klien </w:t>
+            </w:r>
+            <w:proofErr w:type="spellStart"/>
+            <w:r>
+              <w:rPr>
+                <w:sz w:val="19"/>
+              </w:rPr>
+              <w:t>aktif</w:t>
+            </w:r>
+            <w:proofErr w:type="spellEnd"/>
             <w:r>
               <w:rPr>
                 <w:sz w:val="19"/>
               </w:rPr>
               <w:t xml:space="preserve">, </w:t>
             </w:r>
-            <w:r>
-              <w:rPr>
-                <w:sz w:val="19"/>
-              </w:rPr>
-              <w:t>filter klien, terapis, cabang, status, rentang tanggal</w:t>
+            <w:proofErr w:type="spellStart"/>
+            <w:r>
+              <w:rPr>
+                <w:sz w:val="19"/>
+              </w:rPr>
+              <w:t>terjadwal</w:t>
+            </w:r>
+            <w:proofErr w:type="spellEnd"/>
+            <w:r>
+              <w:rPr>
+                <w:sz w:val="19"/>
+              </w:rPr>
+              <w:t xml:space="preserve">, </w:t>
+            </w:r>
+            <w:proofErr w:type="spellStart"/>
+            <w:r>
+              <w:rPr>
+                <w:sz w:val="19"/>
+              </w:rPr>
+              <w:t>selesai</w:t>
+            </w:r>
+            <w:proofErr w:type="spellEnd"/>
+            <w:r>
+              <w:rPr>
+                <w:sz w:val="19"/>
+              </w:rPr>
+              <w:t xml:space="preserve">, </w:t>
+            </w:r>
+            <w:proofErr w:type="spellStart"/>
+            <w:r>
+              <w:rPr>
+                <w:sz w:val="19"/>
+              </w:rPr>
+              <w:t>dibatalkan</w:t>
+            </w:r>
+            <w:proofErr w:type="spellEnd"/>
+            <w:r>
+              <w:rPr>
+                <w:sz w:val="19"/>
+              </w:rPr>
+              <w:t>)</w:t>
+            </w:r>
+            <w:r>
+              <w:rPr>
+                <w:sz w:val="19"/>
+              </w:rPr>
+              <w:t xml:space="preserve">, </w:t>
+            </w:r>
+            <w:r>
+              <w:rPr>
+                <w:sz w:val="19"/>
+              </w:rPr>
+              <w:t xml:space="preserve">filter </w:t>
+            </w:r>
+            <w:proofErr w:type="spellStart"/>
+            <w:r>
+              <w:rPr>
+                <w:sz w:val="19"/>
+              </w:rPr>
+              <w:t>klien</w:t>
+            </w:r>
+            <w:proofErr w:type="spellEnd"/>
+            <w:r>
+              <w:rPr>
+                <w:sz w:val="19"/>
+              </w:rPr>
+              <w:t xml:space="preserve">, </w:t>
+            </w:r>
+            <w:proofErr w:type="spellStart"/>
+            <w:r>
+              <w:rPr>
+                <w:sz w:val="19"/>
+              </w:rPr>
+              <w:t>terapis</w:t>
+            </w:r>
+            <w:proofErr w:type="spellEnd"/>
+            <w:r>
+              <w:rPr>
+                <w:sz w:val="19"/>
+              </w:rPr>
+              <w:t xml:space="preserve">, cabang, status, </w:t>
+            </w:r>
+            <w:proofErr w:type="spellStart"/>
+            <w:r>
+              <w:rPr>
+                <w:sz w:val="19"/>
+              </w:rPr>
+              <w:t>rentang</w:t>
+            </w:r>
+            <w:proofErr w:type="spellEnd"/>
+            <w:r>
+              <w:rPr>
+                <w:sz w:val="19"/>
+              </w:rPr>
+              <w:t xml:space="preserve"> </w:t>
+            </w:r>
+            <w:proofErr w:type="spellStart"/>
+            <w:proofErr w:type="gramStart"/>
+            <w:r>
+              <w:rPr>
+                <w:sz w:val="19"/>
+              </w:rPr>
+              <w:t>tanggal</w:t>
             </w:r>
             <w:r>
               <w:rPr>
@@ -9129,8 +11431,24 @@
               <w:rPr>
                 <w:sz w:val="19"/>
               </w:rPr>
-              <w:t>daftar sesi</w:t>
-            </w:r>
+              <w:t>daftar</w:t>
+            </w:r>
+            <w:proofErr w:type="spellEnd"/>
+            <w:proofErr w:type="gramEnd"/>
+            <w:r>
+              <w:rPr>
+                <w:sz w:val="19"/>
+              </w:rPr>
+              <w:t xml:space="preserve"> </w:t>
+            </w:r>
+            <w:proofErr w:type="spellStart"/>
+            <w:r>
+              <w:rPr>
+                <w:sz w:val="19"/>
+              </w:rPr>
+              <w:t>sesi</w:t>
+            </w:r>
+            <w:proofErr w:type="spellEnd"/>
             <w:r>
               <w:rPr>
                 <w:sz w:val="19"/>
@@ -9141,7 +11459,49 @@
               <w:rPr>
                 <w:sz w:val="19"/>
               </w:rPr>
-              <w:t xml:space="preserve"> grafik jenis layanan &amp; alasan pembatalan.</w:t>
+              <w:t xml:space="preserve"> </w:t>
+            </w:r>
+            <w:proofErr w:type="spellStart"/>
+            <w:r>
+              <w:rPr>
+                <w:sz w:val="19"/>
+              </w:rPr>
+              <w:t>grafik</w:t>
+            </w:r>
+            <w:proofErr w:type="spellEnd"/>
+            <w:r>
+              <w:rPr>
+                <w:sz w:val="19"/>
+              </w:rPr>
+              <w:t xml:space="preserve"> </w:t>
+            </w:r>
+            <w:proofErr w:type="spellStart"/>
+            <w:r>
+              <w:rPr>
+                <w:sz w:val="19"/>
+              </w:rPr>
+              <w:t>jenis</w:t>
+            </w:r>
+            <w:proofErr w:type="spellEnd"/>
+            <w:r>
+              <w:rPr>
+                <w:sz w:val="19"/>
+              </w:rPr>
+              <w:t xml:space="preserve"> </w:t>
+            </w:r>
+            <w:proofErr w:type="spellStart"/>
+            <w:r>
+              <w:rPr>
+                <w:sz w:val="19"/>
+              </w:rPr>
+              <w:t>layanan</w:t>
+            </w:r>
+            <w:proofErr w:type="spellEnd"/>
+            <w:r>
+              <w:rPr>
+                <w:sz w:val="19"/>
+              </w:rPr>
+              <w:t xml:space="preserve"> &amp; alasan pembatalan.</w:t>
             </w:r>
           </w:p>
         </w:tc>
@@ -9242,13 +11602,27 @@
               <w:rPr>
                 <w:sz w:val="19"/>
               </w:rPr>
-              <w:t>Admin dapat membatalkan satu langkah status sesi (selesai, batal, reschedule, pending) dengan alasan waji</w:t>
-            </w:r>
-            <w:r>
-              <w:rPr>
-                <w:sz w:val="19"/>
-              </w:rPr>
-              <w:t>b.</w:t>
+              <w:t xml:space="preserve">Admin dapat membatalkan satu langkah status sesi (selesai, batal, reschedule, pending) dengan alasan </w:t>
+            </w:r>
+            <w:proofErr w:type="spellStart"/>
+            <w:r>
+              <w:rPr>
+                <w:sz w:val="19"/>
+              </w:rPr>
+              <w:t>waji</w:t>
+            </w:r>
+            <w:r>
+              <w:rPr>
+                <w:sz w:val="19"/>
+              </w:rPr>
+              <w:t>b</w:t>
+            </w:r>
+            <w:proofErr w:type="spellEnd"/>
+            <w:r>
+              <w:rPr>
+                <w:sz w:val="19"/>
+              </w:rPr>
+              <w:t>.</w:t>
             </w:r>
             <w:r>
               <w:rPr>
@@ -9256,6 +11630,7 @@
               </w:rPr>
               <w:t xml:space="preserve"> </w:t>
             </w:r>
+            <w:proofErr w:type="spellStart"/>
             <w:r>
               <w:rPr>
                 <w:sz w:val="19"/>
@@ -9266,7 +11641,42 @@
               <w:rPr>
                 <w:sz w:val="19"/>
               </w:rPr>
-              <w:t>redit dan kuota dikembalikan sesuai efeknya. Setiap aksi hanya dapat di-revert satu kali.</w:t>
+              <w:t>redit</w:t>
+            </w:r>
+            <w:proofErr w:type="spellEnd"/>
+            <w:r>
+              <w:rPr>
+                <w:sz w:val="19"/>
+              </w:rPr>
+              <w:t xml:space="preserve"> dan </w:t>
+            </w:r>
+            <w:proofErr w:type="spellStart"/>
+            <w:r>
+              <w:rPr>
+                <w:sz w:val="19"/>
+              </w:rPr>
+              <w:t>kuota</w:t>
+            </w:r>
+            <w:proofErr w:type="spellEnd"/>
+            <w:r>
+              <w:rPr>
+                <w:sz w:val="19"/>
+              </w:rPr>
+              <w:t xml:space="preserve"> </w:t>
+            </w:r>
+            <w:proofErr w:type="spellStart"/>
+            <w:r>
+              <w:rPr>
+                <w:sz w:val="19"/>
+              </w:rPr>
+              <w:t>dikembalikan</w:t>
+            </w:r>
+            <w:proofErr w:type="spellEnd"/>
+            <w:r>
+              <w:rPr>
+                <w:sz w:val="19"/>
+              </w:rPr>
+              <w:t xml:space="preserve"> sesuai efeknya. Setiap aksi hanya dapat di-revert satu kali.</w:t>
             </w:r>
           </w:p>
         </w:tc>
@@ -9482,8 +11892,30 @@
               <w:rPr>
                 <w:sz w:val="19"/>
               </w:rPr>
-              <w:t>Tabel berhalaman berisi profil, orang tua, cabang, paket kredit aktif (paket yang masih bersisa, digabung per jenis), dan kuota pembatalan per paket; filter status klien (Active/Discharged/Discontinued), status kredit, dan cabang</w:t>
-            </w:r>
+              <w:t xml:space="preserve">Tabel berhalaman berisi profil, orang tua, cabang, paket kredit aktif (paket yang masih bersisa, digabung per jenis), dan kuota pembatalan per paket; filter status klien (Active/Discharged/Discontinued), status </w:t>
+            </w:r>
+            <w:proofErr w:type="spellStart"/>
+            <w:r>
+              <w:rPr>
+                <w:sz w:val="19"/>
+              </w:rPr>
+              <w:t>kredit</w:t>
+            </w:r>
+            <w:proofErr w:type="spellEnd"/>
+            <w:r>
+              <w:rPr>
+                <w:sz w:val="19"/>
+              </w:rPr>
+              <w:t xml:space="preserve">, dan </w:t>
+            </w:r>
+            <w:proofErr w:type="spellStart"/>
+            <w:r>
+              <w:rPr>
+                <w:sz w:val="19"/>
+              </w:rPr>
+              <w:t>cabang</w:t>
+            </w:r>
+            <w:proofErr w:type="spellEnd"/>
             <w:r>
               <w:rPr>
                 <w:sz w:val="19"/>
@@ -9494,7 +11926,35 @@
               <w:rPr>
                 <w:sz w:val="19"/>
               </w:rPr>
-              <w:t xml:space="preserve"> pencarian nama anak, orang tua, atau kode client.</w:t>
+              <w:t xml:space="preserve"> </w:t>
+            </w:r>
+            <w:proofErr w:type="spellStart"/>
+            <w:r>
+              <w:rPr>
+                <w:sz w:val="19"/>
+              </w:rPr>
+              <w:t>pencarian</w:t>
+            </w:r>
+            <w:proofErr w:type="spellEnd"/>
+            <w:r>
+              <w:rPr>
+                <w:sz w:val="19"/>
+              </w:rPr>
+              <w:t xml:space="preserve"> nama </w:t>
+            </w:r>
+            <w:proofErr w:type="spellStart"/>
+            <w:r>
+              <w:rPr>
+                <w:sz w:val="19"/>
+              </w:rPr>
+              <w:t>anak</w:t>
+            </w:r>
+            <w:proofErr w:type="spellEnd"/>
+            <w:r>
+              <w:rPr>
+                <w:sz w:val="19"/>
+              </w:rPr>
+              <w:t>, orang tua, atau kode client.</w:t>
             </w:r>
           </w:p>
         </w:tc>
@@ -9544,11 +12004,33 @@
               </w:rPr>
               <w:t xml:space="preserve"> Filter </w:t>
             </w:r>
-            <w:r>
-              <w:rPr>
-                <w:sz w:val="19"/>
-              </w:rPr>
-              <w:t>bulan, filter cabang, dan tombol ucapan WhatsApp.</w:t>
+            <w:proofErr w:type="spellStart"/>
+            <w:r>
+              <w:rPr>
+                <w:sz w:val="19"/>
+              </w:rPr>
+              <w:t>bulan</w:t>
+            </w:r>
+            <w:proofErr w:type="spellEnd"/>
+            <w:r>
+              <w:rPr>
+                <w:sz w:val="19"/>
+              </w:rPr>
+              <w:t xml:space="preserve">, filter </w:t>
+            </w:r>
+            <w:proofErr w:type="spellStart"/>
+            <w:r>
+              <w:rPr>
+                <w:sz w:val="19"/>
+              </w:rPr>
+              <w:t>cabang</w:t>
+            </w:r>
+            <w:proofErr w:type="spellEnd"/>
+            <w:r>
+              <w:rPr>
+                <w:sz w:val="19"/>
+              </w:rPr>
+              <w:t>, dan tombol ucapan WhatsApp.</w:t>
             </w:r>
           </w:p>
         </w:tc>
@@ -9593,19 +12075,141 @@
               <w:rPr>
                 <w:sz w:val="19"/>
               </w:rPr>
-              <w:t>Grafik kehadiran, beban client terapis, demografi usia, tabel klien kredit rendah, dan Tabel Performa Kehadiran (kehadiran %, jumlah hadir, jumlah tidak hadir, dan sesi berikutnya) dengan filter periode kustom, cabang, dan terapis. Tidak hadir dihitung dari pembatalan yang memotong kredit</w:t>
-            </w:r>
-            <w:r>
-              <w:rPr>
-                <w:sz w:val="19"/>
-              </w:rPr>
-              <w:t xml:space="preserve"> , </w:t>
-            </w:r>
-            <w:r>
-              <w:rPr>
-                <w:sz w:val="19"/>
-              </w:rPr>
-              <w:t>pembatalan tanpa potong kredit tidak dihitung.</w:t>
+              <w:t xml:space="preserve">Grafik kehadiran, beban client terapis, demografi usia, tabel klien kredit rendah, dan Tabel Performa Kehadiran (kehadiran %, jumlah hadir, jumlah tidak hadir, dan sesi berikutnya) dengan filter periode kustom, cabang, dan terapis. Tidak hadir dihitung dari </w:t>
+            </w:r>
+            <w:proofErr w:type="spellStart"/>
+            <w:r>
+              <w:rPr>
+                <w:sz w:val="19"/>
+              </w:rPr>
+              <w:t>pembatalan</w:t>
+            </w:r>
+            <w:proofErr w:type="spellEnd"/>
+            <w:r>
+              <w:rPr>
+                <w:sz w:val="19"/>
+              </w:rPr>
+              <w:t xml:space="preserve"> yang </w:t>
+            </w:r>
+            <w:proofErr w:type="spellStart"/>
+            <w:r>
+              <w:rPr>
+                <w:sz w:val="19"/>
+              </w:rPr>
+              <w:t>memotong</w:t>
+            </w:r>
+            <w:proofErr w:type="spellEnd"/>
+            <w:r>
+              <w:rPr>
+                <w:sz w:val="19"/>
+              </w:rPr>
+              <w:t xml:space="preserve"> </w:t>
+            </w:r>
+            <w:proofErr w:type="spellStart"/>
+            <w:proofErr w:type="gramStart"/>
+            <w:r>
+              <w:rPr>
+                <w:sz w:val="19"/>
+              </w:rPr>
+              <w:t>kredit</w:t>
+            </w:r>
+            <w:proofErr w:type="spellEnd"/>
+            <w:r>
+              <w:rPr>
+                <w:sz w:val="19"/>
+              </w:rPr>
+              <w:t xml:space="preserve"> ,</w:t>
+            </w:r>
+            <w:proofErr w:type="gramEnd"/>
+            <w:r>
+              <w:rPr>
+                <w:sz w:val="19"/>
+              </w:rPr>
+              <w:t xml:space="preserve"> </w:t>
+            </w:r>
+            <w:proofErr w:type="spellStart"/>
+            <w:r>
+              <w:rPr>
+                <w:sz w:val="19"/>
+              </w:rPr>
+              <w:t>pembatalan</w:t>
+            </w:r>
+            <w:proofErr w:type="spellEnd"/>
+            <w:r>
+              <w:rPr>
+                <w:sz w:val="19"/>
+              </w:rPr>
+              <w:t xml:space="preserve"> </w:t>
+            </w:r>
+            <w:proofErr w:type="spellStart"/>
+            <w:r>
+              <w:rPr>
+                <w:sz w:val="19"/>
+              </w:rPr>
+              <w:t>tanpa</w:t>
+            </w:r>
+            <w:proofErr w:type="spellEnd"/>
+            <w:r>
+              <w:rPr>
+                <w:sz w:val="19"/>
+              </w:rPr>
+              <w:t xml:space="preserve"> </w:t>
+            </w:r>
+            <w:proofErr w:type="spellStart"/>
+            <w:r>
+              <w:rPr>
+                <w:sz w:val="19"/>
+              </w:rPr>
+              <w:t>potong</w:t>
+            </w:r>
+            <w:proofErr w:type="spellEnd"/>
+            <w:r>
+              <w:rPr>
+                <w:sz w:val="19"/>
+              </w:rPr>
+              <w:t xml:space="preserve"> </w:t>
+            </w:r>
+            <w:proofErr w:type="spellStart"/>
+            <w:r>
+              <w:rPr>
+                <w:sz w:val="19"/>
+              </w:rPr>
+              <w:t>kredit</w:t>
+            </w:r>
+            <w:proofErr w:type="spellEnd"/>
+            <w:r>
+              <w:rPr>
+                <w:sz w:val="19"/>
+              </w:rPr>
+              <w:t xml:space="preserve"> </w:t>
+            </w:r>
+            <w:proofErr w:type="spellStart"/>
+            <w:r>
+              <w:rPr>
+                <w:sz w:val="19"/>
+              </w:rPr>
+              <w:t>tidak</w:t>
+            </w:r>
+            <w:proofErr w:type="spellEnd"/>
+            <w:r>
+              <w:rPr>
+                <w:sz w:val="19"/>
+              </w:rPr>
+              <w:t xml:space="preserve"> </w:t>
+            </w:r>
+            <w:proofErr w:type="spellStart"/>
+            <w:r>
+              <w:rPr>
+                <w:sz w:val="19"/>
+              </w:rPr>
+              <w:t>dihitung</w:t>
+            </w:r>
+            <w:proofErr w:type="spellEnd"/>
+            <w:r>
+              <w:rPr>
+                <w:sz w:val="19"/>
+              </w:rPr>
+              <w:t>.</w:t>
             </w:r>
           </w:p>
         </w:tc>
@@ -9653,19 +12257,77 @@
               <w:rPr>
                 <w:sz w:val="19"/>
               </w:rPr>
-              <w:t xml:space="preserve">Demografi, paket kredit </w:t>
-            </w:r>
-            <w:r>
-              <w:rPr>
-                <w:sz w:val="19"/>
-              </w:rPr>
-              <w:t xml:space="preserve">, </w:t>
-            </w:r>
-            <w:r>
-              <w:rPr>
-                <w:sz w:val="19"/>
-              </w:rPr>
-              <w:t>jadwal rutin mingguan dan jadwal aktif di kalender, kuota pembatalan per paket, dan riwayat sesi dengan catatan penjadwalan.</w:t>
+              <w:t xml:space="preserve">Demografi, paket </w:t>
+            </w:r>
+            <w:proofErr w:type="spellStart"/>
+            <w:proofErr w:type="gramStart"/>
+            <w:r>
+              <w:rPr>
+                <w:sz w:val="19"/>
+              </w:rPr>
+              <w:t>kredit</w:t>
+            </w:r>
+            <w:proofErr w:type="spellEnd"/>
+            <w:r>
+              <w:rPr>
+                <w:sz w:val="19"/>
+              </w:rPr>
+              <w:t xml:space="preserve"> </w:t>
+            </w:r>
+            <w:r>
+              <w:rPr>
+                <w:sz w:val="19"/>
+              </w:rPr>
+              <w:t>,</w:t>
+            </w:r>
+            <w:proofErr w:type="gramEnd"/>
+            <w:r>
+              <w:rPr>
+                <w:sz w:val="19"/>
+              </w:rPr>
+              <w:t xml:space="preserve"> </w:t>
+            </w:r>
+            <w:proofErr w:type="spellStart"/>
+            <w:r>
+              <w:rPr>
+                <w:sz w:val="19"/>
+              </w:rPr>
+              <w:t>jadwal</w:t>
+            </w:r>
+            <w:proofErr w:type="spellEnd"/>
+            <w:r>
+              <w:rPr>
+                <w:sz w:val="19"/>
+              </w:rPr>
+              <w:t xml:space="preserve"> rutin </w:t>
+            </w:r>
+            <w:proofErr w:type="spellStart"/>
+            <w:r>
+              <w:rPr>
+                <w:sz w:val="19"/>
+              </w:rPr>
+              <w:t>mingguan</w:t>
+            </w:r>
+            <w:proofErr w:type="spellEnd"/>
+            <w:r>
+              <w:rPr>
+                <w:sz w:val="19"/>
+              </w:rPr>
+              <w:t xml:space="preserve"> dan </w:t>
+            </w:r>
+            <w:proofErr w:type="spellStart"/>
+            <w:r>
+              <w:rPr>
+                <w:sz w:val="19"/>
+              </w:rPr>
+              <w:t>jadwal</w:t>
+            </w:r>
+            <w:proofErr w:type="spellEnd"/>
+            <w:r>
+              <w:rPr>
+                <w:sz w:val="19"/>
+              </w:rPr>
+              <w:t xml:space="preserve"> aktif di kalender, kuota pembatalan per paket, dan riwayat sesi dengan catatan penjadwalan.</w:t>
             </w:r>
           </w:p>
         </w:tc>
@@ -9974,7 +12636,21 @@
               <w:rPr>
                 <w:sz w:val="19"/>
               </w:rPr>
-              <w:t>Finance melihat bukti transfer lalu Approve (invoice Lunas &amp; kredit paket otomatis ditambahkan untuk invoice Paket Sesi</w:t>
+              <w:t xml:space="preserve">Finance melihat bukti transfer lalu Approve (invoice Lunas &amp; kredit paket otomatis ditambahkan </w:t>
+            </w:r>
+            <w:proofErr w:type="spellStart"/>
+            <w:r>
+              <w:rPr>
+                <w:sz w:val="19"/>
+              </w:rPr>
+              <w:t>untuk</w:t>
+            </w:r>
+            <w:proofErr w:type="spellEnd"/>
+            <w:r>
+              <w:rPr>
+                <w:sz w:val="19"/>
+              </w:rPr>
+              <w:t xml:space="preserve"> invoice Paket Sesi</w:t>
             </w:r>
             <w:r>
               <w:rPr>
@@ -9986,7 +12662,21 @@
               <w:rPr>
                 <w:sz w:val="19"/>
               </w:rPr>
-              <w:t xml:space="preserve"> invoice Assessment membuka akses kuesioner) atau Reject (kembali Belum Dibayar, disertai alasan). Setelah paket aktif, jadwal mendatang client otomatis memakai </w:t>
+              <w:t xml:space="preserve"> invoice Assessment </w:t>
+            </w:r>
+            <w:proofErr w:type="spellStart"/>
+            <w:r>
+              <w:rPr>
+                <w:sz w:val="19"/>
+              </w:rPr>
+              <w:t>membuka</w:t>
+            </w:r>
+            <w:proofErr w:type="spellEnd"/>
+            <w:r>
+              <w:rPr>
+                <w:sz w:val="19"/>
+              </w:rPr>
+              <w:t xml:space="preserve"> akses kuesioner) atau Reject (kembali Belum Dibayar, disertai alasan). Setelah paket aktif, jadwal mendatang client otomatis memakai </w:t>
             </w:r>
             <w:r>
               <w:rPr>
@@ -10042,7 +12732,77 @@
               <w:rPr>
                 <w:sz w:val="19"/>
               </w:rPr>
-              <w:t>Finance memperpanjang paket klien melalui dua jalur: (1) menerbitkan invoice baru berstatus Belum Dibayar, kredit ditambahkan setelah invoice terverifikasi atau (2) langsung lunas bila pembayaran sudah diterima (mis. tunai), dengan alasan dan justifikasi yang wajib diisi. Saldo lebihan (bila ada) otomatis mengurangi nominal.</w:t>
+              <w:t xml:space="preserve">Finance memperpanjang paket klien melalui dua jalur: (1) menerbitkan invoice baru berstatus Belum Dibayar, kredit </w:t>
+            </w:r>
+            <w:proofErr w:type="spellStart"/>
+            <w:r>
+              <w:rPr>
+                <w:sz w:val="19"/>
+              </w:rPr>
+              <w:t>ditambahkan</w:t>
+            </w:r>
+            <w:proofErr w:type="spellEnd"/>
+            <w:r>
+              <w:rPr>
+                <w:sz w:val="19"/>
+              </w:rPr>
+              <w:t xml:space="preserve"> </w:t>
+            </w:r>
+            <w:proofErr w:type="spellStart"/>
+            <w:r>
+              <w:rPr>
+                <w:sz w:val="19"/>
+              </w:rPr>
+              <w:t>setelah</w:t>
+            </w:r>
+            <w:proofErr w:type="spellEnd"/>
+            <w:r>
+              <w:rPr>
+                <w:sz w:val="19"/>
+              </w:rPr>
+              <w:t xml:space="preserve"> invoice </w:t>
+            </w:r>
+            <w:proofErr w:type="spellStart"/>
+            <w:r>
+              <w:rPr>
+                <w:sz w:val="19"/>
+              </w:rPr>
+              <w:t>terverifikasi</w:t>
+            </w:r>
+            <w:proofErr w:type="spellEnd"/>
+            <w:r>
+              <w:rPr>
+                <w:sz w:val="19"/>
+              </w:rPr>
+              <w:t xml:space="preserve"> </w:t>
+            </w:r>
+            <w:proofErr w:type="spellStart"/>
+            <w:r>
+              <w:rPr>
+                <w:sz w:val="19"/>
+              </w:rPr>
+              <w:t>atau</w:t>
+            </w:r>
+            <w:proofErr w:type="spellEnd"/>
+            <w:r>
+              <w:rPr>
+                <w:sz w:val="19"/>
+              </w:rPr>
+              <w:t xml:space="preserve"> (2) </w:t>
+            </w:r>
+            <w:proofErr w:type="spellStart"/>
+            <w:r>
+              <w:rPr>
+                <w:sz w:val="19"/>
+              </w:rPr>
+              <w:t>langsung</w:t>
+            </w:r>
+            <w:proofErr w:type="spellEnd"/>
+            <w:r>
+              <w:rPr>
+                <w:sz w:val="19"/>
+              </w:rPr>
+              <w:t xml:space="preserve"> lunas bila pembayaran sudah diterima (mis. tunai), dengan alasan dan justifikasi yang wajib diisi. Saldo lebihan (bila ada) otomatis mengurangi nominal.</w:t>
             </w:r>
           </w:p>
         </w:tc>
@@ -10228,8 +12988,16 @@
               <w:rPr>
                 <w:sz w:val="19"/>
               </w:rPr>
-              <w:t>Finance dapat mengonversi sisa sesi suatu paket ke paket jenis lain. Mode otomatis: nilai sisa dibagi harga per sesi paket tujuan (dibulatkan ke bawah). Mode manual: jumlah sesi diisi Finance dengan alasan dan tidak boleh melebihi hasil otomatis. Selisih nilai menjadi saldo lebihan</w:t>
-            </w:r>
+              <w:t xml:space="preserve">Finance dapat mengonversi sisa sesi suatu paket ke paket jenis lain. Mode otomatis: nilai sisa dibagi harga per sesi paket tujuan (dibulatkan ke bawah). Mode manual: jumlah sesi diisi Finance dengan alasan dan tidak boleh melebihi hasil otomatis. Selisih nilai menjadi saldo </w:t>
+            </w:r>
+            <w:proofErr w:type="spellStart"/>
+            <w:r>
+              <w:rPr>
+                <w:sz w:val="19"/>
+              </w:rPr>
+              <w:t>lebihan</w:t>
+            </w:r>
+            <w:proofErr w:type="spellEnd"/>
             <w:r>
               <w:rPr>
                 <w:sz w:val="19"/>
@@ -10240,8 +13008,44 @@
               <w:rPr>
                 <w:sz w:val="19"/>
               </w:rPr>
-              <w:t xml:space="preserve"> kuota pembatalan ikut pindah</w:t>
-            </w:r>
+              <w:t xml:space="preserve"> kuota </w:t>
+            </w:r>
+            <w:proofErr w:type="spellStart"/>
+            <w:r>
+              <w:rPr>
+                <w:sz w:val="19"/>
+              </w:rPr>
+              <w:t>pembatalan</w:t>
+            </w:r>
+            <w:proofErr w:type="spellEnd"/>
+            <w:r>
+              <w:rPr>
+                <w:sz w:val="19"/>
+              </w:rPr>
+              <w:t xml:space="preserve"> </w:t>
+            </w:r>
+            <w:proofErr w:type="spellStart"/>
+            <w:r>
+              <w:rPr>
+                <w:sz w:val="19"/>
+              </w:rPr>
+              <w:t>ikut</w:t>
+            </w:r>
+            <w:proofErr w:type="spellEnd"/>
+            <w:r>
+              <w:rPr>
+                <w:sz w:val="19"/>
+              </w:rPr>
+              <w:t xml:space="preserve"> </w:t>
+            </w:r>
+            <w:proofErr w:type="spellStart"/>
+            <w:r>
+              <w:rPr>
+                <w:sz w:val="19"/>
+              </w:rPr>
+              <w:t>pindah</w:t>
+            </w:r>
+            <w:proofErr w:type="spellEnd"/>
             <w:r>
               <w:rPr>
                 <w:sz w:val="19"/>
@@ -10252,7 +13056,49 @@
               <w:rPr>
                 <w:sz w:val="19"/>
               </w:rPr>
-              <w:t xml:space="preserve"> jadwal terapi mendatang dihapus untuk dijadwalkan ulang. Konversi tidak dapat dibatalkan.</w:t>
+              <w:t xml:space="preserve"> </w:t>
+            </w:r>
+            <w:proofErr w:type="spellStart"/>
+            <w:r>
+              <w:rPr>
+                <w:sz w:val="19"/>
+              </w:rPr>
+              <w:t>jadwal</w:t>
+            </w:r>
+            <w:proofErr w:type="spellEnd"/>
+            <w:r>
+              <w:rPr>
+                <w:sz w:val="19"/>
+              </w:rPr>
+              <w:t xml:space="preserve"> </w:t>
+            </w:r>
+            <w:proofErr w:type="spellStart"/>
+            <w:r>
+              <w:rPr>
+                <w:sz w:val="19"/>
+              </w:rPr>
+              <w:t>terapi</w:t>
+            </w:r>
+            <w:proofErr w:type="spellEnd"/>
+            <w:r>
+              <w:rPr>
+                <w:sz w:val="19"/>
+              </w:rPr>
+              <w:t xml:space="preserve"> </w:t>
+            </w:r>
+            <w:proofErr w:type="spellStart"/>
+            <w:r>
+              <w:rPr>
+                <w:sz w:val="19"/>
+              </w:rPr>
+              <w:t>mendatang</w:t>
+            </w:r>
+            <w:proofErr w:type="spellEnd"/>
+            <w:r>
+              <w:rPr>
+                <w:sz w:val="19"/>
+              </w:rPr>
+              <w:t xml:space="preserve"> dihapus untuk dijadwalkan ulang. Konversi tidak dapat dibatalkan.</w:t>
             </w:r>
           </w:p>
         </w:tc>
@@ -10345,8 +13191,44 @@
               <w:rPr>
                 <w:sz w:val="19"/>
               </w:rPr>
-              <w:t>Finance dapat me-Void invoice yang sudah lunas dengan alasan wajib. Untuk invoice paket, Finance wajib memilih: pertahankan kredit (paket dan jadwal tidak berubah) atau cabut sisa kredit (sesi selesai dan laporannya tetap</w:t>
-            </w:r>
+              <w:t xml:space="preserve">Finance dapat me-Void invoice yang sudah lunas dengan alasan wajib. Untuk invoice paket, Finance wajib memilih: pertahankan kredit (paket dan jadwal tidak berubah) atau cabut sisa kredit (sesi </w:t>
+            </w:r>
+            <w:proofErr w:type="spellStart"/>
+            <w:r>
+              <w:rPr>
+                <w:sz w:val="19"/>
+              </w:rPr>
+              <w:t>selesai</w:t>
+            </w:r>
+            <w:proofErr w:type="spellEnd"/>
+            <w:r>
+              <w:rPr>
+                <w:sz w:val="19"/>
+              </w:rPr>
+              <w:t xml:space="preserve"> dan </w:t>
+            </w:r>
+            <w:proofErr w:type="spellStart"/>
+            <w:r>
+              <w:rPr>
+                <w:sz w:val="19"/>
+              </w:rPr>
+              <w:t>laporannya</w:t>
+            </w:r>
+            <w:proofErr w:type="spellEnd"/>
+            <w:r>
+              <w:rPr>
+                <w:sz w:val="19"/>
+              </w:rPr>
+              <w:t xml:space="preserve"> </w:t>
+            </w:r>
+            <w:proofErr w:type="spellStart"/>
+            <w:r>
+              <w:rPr>
+                <w:sz w:val="19"/>
+              </w:rPr>
+              <w:t>tetap</w:t>
+            </w:r>
+            <w:proofErr w:type="spellEnd"/>
             <w:r>
               <w:rPr>
                 <w:sz w:val="19"/>
@@ -10357,19 +13239,153 @@
               <w:rPr>
                 <w:sz w:val="19"/>
               </w:rPr>
-              <w:t xml:space="preserve"> sesi mendatang pindah ke paket aktif lain atau menjadi Frozen</w:t>
-            </w:r>
-            <w:r>
-              <w:rPr>
-                <w:sz w:val="19"/>
-              </w:rPr>
-              <w:t xml:space="preserve"> serta </w:t>
-            </w:r>
-            <w:r>
-              <w:rPr>
-                <w:sz w:val="19"/>
-              </w:rPr>
-              <w:t>saldo lebihan yang dipakai dikembalikan). Invoice Void tetap tercatat, tidak dihitung sebagai pendapatan, dan tidak dapat dibatalkan.</w:t>
+              <w:t xml:space="preserve"> </w:t>
+            </w:r>
+            <w:proofErr w:type="spellStart"/>
+            <w:r>
+              <w:rPr>
+                <w:sz w:val="19"/>
+              </w:rPr>
+              <w:t>sesi</w:t>
+            </w:r>
+            <w:proofErr w:type="spellEnd"/>
+            <w:r>
+              <w:rPr>
+                <w:sz w:val="19"/>
+              </w:rPr>
+              <w:t xml:space="preserve"> </w:t>
+            </w:r>
+            <w:proofErr w:type="spellStart"/>
+            <w:r>
+              <w:rPr>
+                <w:sz w:val="19"/>
+              </w:rPr>
+              <w:t>mendatang</w:t>
+            </w:r>
+            <w:proofErr w:type="spellEnd"/>
+            <w:r>
+              <w:rPr>
+                <w:sz w:val="19"/>
+              </w:rPr>
+              <w:t xml:space="preserve"> </w:t>
+            </w:r>
+            <w:proofErr w:type="spellStart"/>
+            <w:r>
+              <w:rPr>
+                <w:sz w:val="19"/>
+              </w:rPr>
+              <w:t>pindah</w:t>
+            </w:r>
+            <w:proofErr w:type="spellEnd"/>
+            <w:r>
+              <w:rPr>
+                <w:sz w:val="19"/>
+              </w:rPr>
+              <w:t xml:space="preserve"> ke paket aktif lain </w:t>
+            </w:r>
+            <w:proofErr w:type="spellStart"/>
+            <w:r>
+              <w:rPr>
+                <w:sz w:val="19"/>
+              </w:rPr>
+              <w:t>atau</w:t>
+            </w:r>
+            <w:proofErr w:type="spellEnd"/>
+            <w:r>
+              <w:rPr>
+                <w:sz w:val="19"/>
+              </w:rPr>
+              <w:t xml:space="preserve"> </w:t>
+            </w:r>
+            <w:proofErr w:type="spellStart"/>
+            <w:r>
+              <w:rPr>
+                <w:sz w:val="19"/>
+              </w:rPr>
+              <w:t>menjadi</w:t>
+            </w:r>
+            <w:proofErr w:type="spellEnd"/>
+            <w:r>
+              <w:rPr>
+                <w:sz w:val="19"/>
+              </w:rPr>
+              <w:t xml:space="preserve"> Frozen</w:t>
+            </w:r>
+            <w:r>
+              <w:rPr>
+                <w:sz w:val="19"/>
+              </w:rPr>
+              <w:t xml:space="preserve"> </w:t>
+            </w:r>
+            <w:proofErr w:type="spellStart"/>
+            <w:r>
+              <w:rPr>
+                <w:sz w:val="19"/>
+              </w:rPr>
+              <w:t>serta</w:t>
+            </w:r>
+            <w:proofErr w:type="spellEnd"/>
+            <w:r>
+              <w:rPr>
+                <w:sz w:val="19"/>
+              </w:rPr>
+              <w:t xml:space="preserve"> </w:t>
+            </w:r>
+            <w:proofErr w:type="spellStart"/>
+            <w:r>
+              <w:rPr>
+                <w:sz w:val="19"/>
+              </w:rPr>
+              <w:t>saldo</w:t>
+            </w:r>
+            <w:proofErr w:type="spellEnd"/>
+            <w:r>
+              <w:rPr>
+                <w:sz w:val="19"/>
+              </w:rPr>
+              <w:t xml:space="preserve"> </w:t>
+            </w:r>
+            <w:proofErr w:type="spellStart"/>
+            <w:r>
+              <w:rPr>
+                <w:sz w:val="19"/>
+              </w:rPr>
+              <w:t>lebihan</w:t>
+            </w:r>
+            <w:proofErr w:type="spellEnd"/>
+            <w:r>
+              <w:rPr>
+                <w:sz w:val="19"/>
+              </w:rPr>
+              <w:t xml:space="preserve"> yang </w:t>
+            </w:r>
+            <w:proofErr w:type="spellStart"/>
+            <w:r>
+              <w:rPr>
+                <w:sz w:val="19"/>
+              </w:rPr>
+              <w:t>dipakai</w:t>
+            </w:r>
+            <w:proofErr w:type="spellEnd"/>
+            <w:r>
+              <w:rPr>
+                <w:sz w:val="19"/>
+              </w:rPr>
+              <w:t xml:space="preserve"> </w:t>
+            </w:r>
+            <w:proofErr w:type="spellStart"/>
+            <w:r>
+              <w:rPr>
+                <w:sz w:val="19"/>
+              </w:rPr>
+              <w:t>dikembalikan</w:t>
+            </w:r>
+            <w:proofErr w:type="spellEnd"/>
+            <w:r>
+              <w:rPr>
+                <w:sz w:val="19"/>
+              </w:rPr>
+              <w:t>). Invoice Void tetap tercatat, tidak dihitung sebagai pendapatan, dan tidak dapat dibatalkan.</w:t>
             </w:r>
           </w:p>
         </w:tc>
@@ -10462,31 +13478,217 @@
               <w:rPr>
                 <w:sz w:val="19"/>
               </w:rPr>
-              <w:t>Hanya invoice yang belum lunas atau ditolak yang dapat dihapus (beserta bukti bayar dan lognya</w:t>
-            </w:r>
-            <w:r>
-              <w:rPr>
-                <w:sz w:val="19"/>
-              </w:rPr>
-              <w:t>, s</w:t>
-            </w:r>
-            <w:r>
-              <w:rPr>
-                <w:sz w:val="19"/>
-              </w:rPr>
-              <w:t xml:space="preserve">aldo lebihan yang dipakai dikembalikan). Invoice yang sudah lunas tidak dapat dihapus </w:t>
-            </w:r>
-            <w:r>
-              <w:rPr>
-                <w:sz w:val="19"/>
-              </w:rPr>
-              <w:t xml:space="preserve"> hanya dapat </w:t>
-            </w:r>
-            <w:r>
-              <w:rPr>
-                <w:sz w:val="19"/>
-              </w:rPr>
-              <w:t>dikoreksi melalui Void.</w:t>
+              <w:t xml:space="preserve">Hanya invoice yang belum lunas atau ditolak yang dapat dihapus (beserta </w:t>
+            </w:r>
+            <w:proofErr w:type="spellStart"/>
+            <w:r>
+              <w:rPr>
+                <w:sz w:val="19"/>
+              </w:rPr>
+              <w:t>bukti</w:t>
+            </w:r>
+            <w:proofErr w:type="spellEnd"/>
+            <w:r>
+              <w:rPr>
+                <w:sz w:val="19"/>
+              </w:rPr>
+              <w:t xml:space="preserve"> </w:t>
+            </w:r>
+            <w:proofErr w:type="spellStart"/>
+            <w:r>
+              <w:rPr>
+                <w:sz w:val="19"/>
+              </w:rPr>
+              <w:t>bayar</w:t>
+            </w:r>
+            <w:proofErr w:type="spellEnd"/>
+            <w:r>
+              <w:rPr>
+                <w:sz w:val="19"/>
+              </w:rPr>
+              <w:t xml:space="preserve"> dan </w:t>
+            </w:r>
+            <w:proofErr w:type="spellStart"/>
+            <w:r>
+              <w:rPr>
+                <w:sz w:val="19"/>
+              </w:rPr>
+              <w:t>lognya</w:t>
+            </w:r>
+            <w:proofErr w:type="spellEnd"/>
+            <w:r>
+              <w:rPr>
+                <w:sz w:val="19"/>
+              </w:rPr>
+              <w:t xml:space="preserve">, </w:t>
+            </w:r>
+            <w:proofErr w:type="spellStart"/>
+            <w:r>
+              <w:rPr>
+                <w:sz w:val="19"/>
+              </w:rPr>
+              <w:t>s</w:t>
+            </w:r>
+            <w:r>
+              <w:rPr>
+                <w:sz w:val="19"/>
+              </w:rPr>
+              <w:t>aldo</w:t>
+            </w:r>
+            <w:proofErr w:type="spellEnd"/>
+            <w:r>
+              <w:rPr>
+                <w:sz w:val="19"/>
+              </w:rPr>
+              <w:t xml:space="preserve"> </w:t>
+            </w:r>
+            <w:proofErr w:type="spellStart"/>
+            <w:r>
+              <w:rPr>
+                <w:sz w:val="19"/>
+              </w:rPr>
+              <w:t>lebihan</w:t>
+            </w:r>
+            <w:proofErr w:type="spellEnd"/>
+            <w:r>
+              <w:rPr>
+                <w:sz w:val="19"/>
+              </w:rPr>
+              <w:t xml:space="preserve"> yang </w:t>
+            </w:r>
+            <w:proofErr w:type="spellStart"/>
+            <w:r>
+              <w:rPr>
+                <w:sz w:val="19"/>
+              </w:rPr>
+              <w:t>dipakai</w:t>
+            </w:r>
+            <w:proofErr w:type="spellEnd"/>
+            <w:r>
+              <w:rPr>
+                <w:sz w:val="19"/>
+              </w:rPr>
+              <w:t xml:space="preserve"> </w:t>
+            </w:r>
+            <w:proofErr w:type="spellStart"/>
+            <w:r>
+              <w:rPr>
+                <w:sz w:val="19"/>
+              </w:rPr>
+              <w:t>dikembalikan</w:t>
+            </w:r>
+            <w:proofErr w:type="spellEnd"/>
+            <w:r>
+              <w:rPr>
+                <w:sz w:val="19"/>
+              </w:rPr>
+              <w:t xml:space="preserve">). Invoice yang sudah lunas </w:t>
+            </w:r>
+            <w:proofErr w:type="spellStart"/>
+            <w:r>
+              <w:rPr>
+                <w:sz w:val="19"/>
+              </w:rPr>
+              <w:t>tidak</w:t>
+            </w:r>
+            <w:proofErr w:type="spellEnd"/>
+            <w:r>
+              <w:rPr>
+                <w:sz w:val="19"/>
+              </w:rPr>
+              <w:t xml:space="preserve"> </w:t>
+            </w:r>
+            <w:proofErr w:type="spellStart"/>
+            <w:r>
+              <w:rPr>
+                <w:sz w:val="19"/>
+              </w:rPr>
+              <w:t>dapat</w:t>
+            </w:r>
+            <w:proofErr w:type="spellEnd"/>
+            <w:r>
+              <w:rPr>
+                <w:sz w:val="19"/>
+              </w:rPr>
+              <w:t xml:space="preserve"> </w:t>
+            </w:r>
+            <w:proofErr w:type="spellStart"/>
+            <w:proofErr w:type="gramStart"/>
+            <w:r>
+              <w:rPr>
+                <w:sz w:val="19"/>
+              </w:rPr>
+              <w:t>dihapus</w:t>
+            </w:r>
+            <w:proofErr w:type="spellEnd"/>
+            <w:r>
+              <w:rPr>
+                <w:sz w:val="19"/>
+              </w:rPr>
+              <w:t xml:space="preserve"> </w:t>
+            </w:r>
+            <w:r>
+              <w:rPr>
+                <w:sz w:val="19"/>
+              </w:rPr>
+              <w:t xml:space="preserve"> </w:t>
+            </w:r>
+            <w:proofErr w:type="spellStart"/>
+            <w:r>
+              <w:rPr>
+                <w:sz w:val="19"/>
+              </w:rPr>
+              <w:t>hanya</w:t>
+            </w:r>
+            <w:proofErr w:type="spellEnd"/>
+            <w:proofErr w:type="gramEnd"/>
+            <w:r>
+              <w:rPr>
+                <w:sz w:val="19"/>
+              </w:rPr>
+              <w:t xml:space="preserve"> </w:t>
+            </w:r>
+            <w:proofErr w:type="spellStart"/>
+            <w:r>
+              <w:rPr>
+                <w:sz w:val="19"/>
+              </w:rPr>
+              <w:t>dapat</w:t>
+            </w:r>
+            <w:proofErr w:type="spellEnd"/>
+            <w:r>
+              <w:rPr>
+                <w:sz w:val="19"/>
+              </w:rPr>
+              <w:t xml:space="preserve"> </w:t>
+            </w:r>
+            <w:proofErr w:type="spellStart"/>
+            <w:r>
+              <w:rPr>
+                <w:sz w:val="19"/>
+              </w:rPr>
+              <w:t>dikoreksi</w:t>
+            </w:r>
+            <w:proofErr w:type="spellEnd"/>
+            <w:r>
+              <w:rPr>
+                <w:sz w:val="19"/>
+              </w:rPr>
+              <w:t xml:space="preserve"> </w:t>
+            </w:r>
+            <w:proofErr w:type="spellStart"/>
+            <w:r>
+              <w:rPr>
+                <w:sz w:val="19"/>
+              </w:rPr>
+              <w:t>melalui</w:t>
+            </w:r>
+            <w:proofErr w:type="spellEnd"/>
+            <w:r>
+              <w:rPr>
+                <w:sz w:val="19"/>
+              </w:rPr>
+              <w:t xml:space="preserve"> Void.</w:t>
             </w:r>
           </w:p>
         </w:tc>
@@ -10609,8 +13811,16 @@
               <w:rPr>
                 <w:sz w:val="19"/>
               </w:rPr>
-              <w:t>Tampilan minggu/hari khusus sesi milik terapis</w:t>
-            </w:r>
+              <w:t xml:space="preserve">Tampilan minggu/hari khusus sesi milik </w:t>
+            </w:r>
+            <w:proofErr w:type="spellStart"/>
+            <w:r>
+              <w:rPr>
+                <w:sz w:val="19"/>
+              </w:rPr>
+              <w:t>terapis</w:t>
+            </w:r>
+            <w:proofErr w:type="spellEnd"/>
             <w:r>
               <w:rPr>
                 <w:sz w:val="19"/>
@@ -10621,19 +13831,111 @@
               <w:rPr>
                 <w:sz w:val="19"/>
               </w:rPr>
-              <w:t xml:space="preserve"> filter klien, status laporan (semua/belum/terisi), dan pencarian nama anak, orang tua, atau kode client</w:t>
-            </w:r>
+              <w:t xml:space="preserve"> filter klien, status laporan (semua/belum/terisi), dan pencarian nama anak, orang </w:t>
+            </w:r>
+            <w:proofErr w:type="spellStart"/>
+            <w:r>
+              <w:rPr>
+                <w:sz w:val="19"/>
+              </w:rPr>
+              <w:t>tua</w:t>
+            </w:r>
+            <w:proofErr w:type="spellEnd"/>
             <w:r>
               <w:rPr>
                 <w:sz w:val="19"/>
               </w:rPr>
               <w:t xml:space="preserve">, </w:t>
             </w:r>
-            <w:r>
-              <w:rPr>
-                <w:sz w:val="19"/>
-              </w:rPr>
-              <w:t>akses cepat ke profil, Drive, dan kuesioner klien. Terapis tidak dapat membatalkan/reschedule.</w:t>
+            <w:proofErr w:type="spellStart"/>
+            <w:r>
+              <w:rPr>
+                <w:sz w:val="19"/>
+              </w:rPr>
+              <w:t>atau</w:t>
+            </w:r>
+            <w:proofErr w:type="spellEnd"/>
+            <w:r>
+              <w:rPr>
+                <w:sz w:val="19"/>
+              </w:rPr>
+              <w:t xml:space="preserve"> </w:t>
+            </w:r>
+            <w:proofErr w:type="spellStart"/>
+            <w:r>
+              <w:rPr>
+                <w:sz w:val="19"/>
+              </w:rPr>
+              <w:t>kode</w:t>
+            </w:r>
+            <w:proofErr w:type="spellEnd"/>
+            <w:r>
+              <w:rPr>
+                <w:sz w:val="19"/>
+              </w:rPr>
+              <w:t xml:space="preserve"> client</w:t>
+            </w:r>
+            <w:r>
+              <w:rPr>
+                <w:sz w:val="19"/>
+              </w:rPr>
+              <w:t xml:space="preserve">, </w:t>
+            </w:r>
+            <w:proofErr w:type="spellStart"/>
+            <w:r>
+              <w:rPr>
+                <w:sz w:val="19"/>
+              </w:rPr>
+              <w:t>akses</w:t>
+            </w:r>
+            <w:proofErr w:type="spellEnd"/>
+            <w:r>
+              <w:rPr>
+                <w:sz w:val="19"/>
+              </w:rPr>
+              <w:t xml:space="preserve"> </w:t>
+            </w:r>
+            <w:proofErr w:type="spellStart"/>
+            <w:r>
+              <w:rPr>
+                <w:sz w:val="19"/>
+              </w:rPr>
+              <w:t>cepat</w:t>
+            </w:r>
+            <w:proofErr w:type="spellEnd"/>
+            <w:r>
+              <w:rPr>
+                <w:sz w:val="19"/>
+              </w:rPr>
+              <w:t xml:space="preserve"> </w:t>
+            </w:r>
+            <w:proofErr w:type="spellStart"/>
+            <w:r>
+              <w:rPr>
+                <w:sz w:val="19"/>
+              </w:rPr>
+              <w:t>ke</w:t>
+            </w:r>
+            <w:proofErr w:type="spellEnd"/>
+            <w:r>
+              <w:rPr>
+                <w:sz w:val="19"/>
+              </w:rPr>
+              <w:t xml:space="preserve"> </w:t>
+            </w:r>
+            <w:proofErr w:type="spellStart"/>
+            <w:r>
+              <w:rPr>
+                <w:sz w:val="19"/>
+              </w:rPr>
+              <w:t>profil</w:t>
+            </w:r>
+            <w:proofErr w:type="spellEnd"/>
+            <w:r>
+              <w:rPr>
+                <w:sz w:val="19"/>
+              </w:rPr>
+              <w:t>, Drive, dan kuesioner klien. Terapis tidak dapat membatalkan/reschedule.</w:t>
             </w:r>
           </w:p>
         </w:tc>
@@ -10726,8 +14028,44 @@
               <w:rPr>
                 <w:sz w:val="19"/>
               </w:rPr>
-              <w:t>KPI: sesi selesai, laporan tertunda, laporan lengkap (%), jumlah klien</w:t>
-            </w:r>
+              <w:t xml:space="preserve">KPI: sesi selesai, laporan tertunda, laporan </w:t>
+            </w:r>
+            <w:proofErr w:type="spellStart"/>
+            <w:r>
+              <w:rPr>
+                <w:sz w:val="19"/>
+              </w:rPr>
+              <w:t>lengkap</w:t>
+            </w:r>
+            <w:proofErr w:type="spellEnd"/>
+            <w:r>
+              <w:rPr>
+                <w:sz w:val="19"/>
+              </w:rPr>
+              <w:t xml:space="preserve"> (%), </w:t>
+            </w:r>
+            <w:proofErr w:type="spellStart"/>
+            <w:r>
+              <w:rPr>
+                <w:sz w:val="19"/>
+              </w:rPr>
+              <w:t>jumlah</w:t>
+            </w:r>
+            <w:proofErr w:type="spellEnd"/>
+            <w:r>
+              <w:rPr>
+                <w:sz w:val="19"/>
+              </w:rPr>
+              <w:t xml:space="preserve"> </w:t>
+            </w:r>
+            <w:proofErr w:type="spellStart"/>
+            <w:r>
+              <w:rPr>
+                <w:sz w:val="19"/>
+              </w:rPr>
+              <w:t>klien</w:t>
+            </w:r>
+            <w:proofErr w:type="spellEnd"/>
             <w:r>
               <w:rPr>
                 <w:sz w:val="19"/>
@@ -10738,8 +14076,44 @@
               <w:rPr>
                 <w:sz w:val="19"/>
               </w:rPr>
-              <w:t xml:space="preserve"> tab sesi selesai dan klien</w:t>
-            </w:r>
+              <w:t xml:space="preserve"> tab </w:t>
+            </w:r>
+            <w:proofErr w:type="spellStart"/>
+            <w:r>
+              <w:rPr>
+                <w:sz w:val="19"/>
+              </w:rPr>
+              <w:t>sesi</w:t>
+            </w:r>
+            <w:proofErr w:type="spellEnd"/>
+            <w:r>
+              <w:rPr>
+                <w:sz w:val="19"/>
+              </w:rPr>
+              <w:t xml:space="preserve"> </w:t>
+            </w:r>
+            <w:proofErr w:type="spellStart"/>
+            <w:r>
+              <w:rPr>
+                <w:sz w:val="19"/>
+              </w:rPr>
+              <w:t>selesai</w:t>
+            </w:r>
+            <w:proofErr w:type="spellEnd"/>
+            <w:r>
+              <w:rPr>
+                <w:sz w:val="19"/>
+              </w:rPr>
+              <w:t xml:space="preserve"> dan </w:t>
+            </w:r>
+            <w:proofErr w:type="spellStart"/>
+            <w:r>
+              <w:rPr>
+                <w:sz w:val="19"/>
+              </w:rPr>
+              <w:t>klien</w:t>
+            </w:r>
+            <w:proofErr w:type="spellEnd"/>
             <w:r>
               <w:rPr>
                 <w:sz w:val="19"/>
@@ -10750,7 +14124,21 @@
               <w:rPr>
                 <w:sz w:val="19"/>
               </w:rPr>
-              <w:t xml:space="preserve"> filter klien, status, periode, pencarian.</w:t>
+              <w:t xml:space="preserve"> filter </w:t>
+            </w:r>
+            <w:proofErr w:type="spellStart"/>
+            <w:r>
+              <w:rPr>
+                <w:sz w:val="19"/>
+              </w:rPr>
+              <w:t>klien</w:t>
+            </w:r>
+            <w:proofErr w:type="spellEnd"/>
+            <w:r>
+              <w:rPr>
+                <w:sz w:val="19"/>
+              </w:rPr>
+              <w:t>, status, periode, pencarian.</w:t>
             </w:r>
           </w:p>
         </w:tc>
@@ -11015,7 +14403,35 @@
               <w:rPr>
                 <w:sz w:val="19"/>
               </w:rPr>
-              <w:t>Drag-and-drop / pilih berkas JPG, PNG, atau PDF (maksimal 5 MB); unggah pertama dan dapat diunggah ulang maksimal 3 kali.</w:t>
+              <w:t xml:space="preserve">Drag-and-drop / pilih berkas JPG, PNG, atau PDF (maksimal 5 MB); unggah pertama dan dapat diunggah </w:t>
+            </w:r>
+            <w:proofErr w:type="spellStart"/>
+            <w:r>
+              <w:rPr>
+                <w:sz w:val="19"/>
+              </w:rPr>
+              <w:t>ulang</w:t>
+            </w:r>
+            <w:proofErr w:type="spellEnd"/>
+            <w:r>
+              <w:rPr>
+                <w:sz w:val="19"/>
+              </w:rPr>
+              <w:t xml:space="preserve"> </w:t>
+            </w:r>
+            <w:proofErr w:type="spellStart"/>
+            <w:r>
+              <w:rPr>
+                <w:sz w:val="19"/>
+              </w:rPr>
+              <w:t>maksimal</w:t>
+            </w:r>
+            <w:proofErr w:type="spellEnd"/>
+            <w:r>
+              <w:rPr>
+                <w:sz w:val="19"/>
+              </w:rPr>
+              <w:t xml:space="preserve"> 3 kali.</w:t>
             </w:r>
           </w:p>
         </w:tc>
@@ -11060,19 +14476,97 @@
               <w:rPr>
                 <w:sz w:val="19"/>
               </w:rPr>
-              <w:t>Menampilkan sisa kredit per paket (</w:t>
-            </w:r>
-            <w:r>
-              <w:rPr>
-                <w:sz w:val="19"/>
-              </w:rPr>
-              <w:t>hanya paket aktif,</w:t>
-            </w:r>
-            <w:r>
-              <w:rPr>
-                <w:sz w:val="19"/>
-              </w:rPr>
-              <w:t xml:space="preserve"> paket yang habis tidak ditampilkan kecuali tidak ada paket bersisa).</w:t>
+              <w:t xml:space="preserve">Menampilkan sisa kredit per </w:t>
+            </w:r>
+            <w:proofErr w:type="spellStart"/>
+            <w:r>
+              <w:rPr>
+                <w:sz w:val="19"/>
+              </w:rPr>
+              <w:t>paket</w:t>
+            </w:r>
+            <w:proofErr w:type="spellEnd"/>
+            <w:r>
+              <w:rPr>
+                <w:sz w:val="19"/>
+              </w:rPr>
+              <w:t xml:space="preserve"> (</w:t>
+            </w:r>
+            <w:proofErr w:type="spellStart"/>
+            <w:r>
+              <w:rPr>
+                <w:sz w:val="19"/>
+              </w:rPr>
+              <w:t>hanya</w:t>
+            </w:r>
+            <w:proofErr w:type="spellEnd"/>
+            <w:r>
+              <w:rPr>
+                <w:sz w:val="19"/>
+              </w:rPr>
+              <w:t xml:space="preserve"> </w:t>
+            </w:r>
+            <w:proofErr w:type="spellStart"/>
+            <w:r>
+              <w:rPr>
+                <w:sz w:val="19"/>
+              </w:rPr>
+              <w:t>paket</w:t>
+            </w:r>
+            <w:proofErr w:type="spellEnd"/>
+            <w:r>
+              <w:rPr>
+                <w:sz w:val="19"/>
+              </w:rPr>
+              <w:t xml:space="preserve"> </w:t>
+            </w:r>
+            <w:proofErr w:type="spellStart"/>
+            <w:r>
+              <w:rPr>
+                <w:sz w:val="19"/>
+              </w:rPr>
+              <w:t>aktif</w:t>
+            </w:r>
+            <w:proofErr w:type="spellEnd"/>
+            <w:r>
+              <w:rPr>
+                <w:sz w:val="19"/>
+              </w:rPr>
+              <w:t>,</w:t>
+            </w:r>
+            <w:r>
+              <w:rPr>
+                <w:sz w:val="19"/>
+              </w:rPr>
+              <w:t xml:space="preserve"> </w:t>
+            </w:r>
+            <w:proofErr w:type="spellStart"/>
+            <w:r>
+              <w:rPr>
+                <w:sz w:val="19"/>
+              </w:rPr>
+              <w:t>paket</w:t>
+            </w:r>
+            <w:proofErr w:type="spellEnd"/>
+            <w:r>
+              <w:rPr>
+                <w:sz w:val="19"/>
+              </w:rPr>
+              <w:t xml:space="preserve"> yang </w:t>
+            </w:r>
+            <w:proofErr w:type="spellStart"/>
+            <w:r>
+              <w:rPr>
+                <w:sz w:val="19"/>
+              </w:rPr>
+              <w:t>habis</w:t>
+            </w:r>
+            <w:proofErr w:type="spellEnd"/>
+            <w:r>
+              <w:rPr>
+                <w:sz w:val="19"/>
+              </w:rPr>
+              <w:t xml:space="preserve"> tidak ditampilkan kecuali tidak ada paket bersisa).</w:t>
             </w:r>
           </w:p>
         </w:tc>
@@ -11429,7 +14923,111 @@
               <w:rPr>
                 <w:sz w:val="19"/>
               </w:rPr>
-              <w:t>Filter rentang waktu (Semua Waktu, 7 hari, bulan ini, bulan lalu, kuartal, custom). KPI total intake, admitted + % konversi (admitted dibagi total intake), in-progress, discontinued, cabang terbaik, grafik perbandingan cabang dan tren 6 bulan, matriks perbandingan cabang. Daftar cabang mengikuti Master Cabang.</w:t>
+              <w:t xml:space="preserve">Filter rentang waktu (Semua Waktu, 7 hari, bulan ini, bulan lalu, kuartal, custom). KPI total intake, admitted + % konversi (admitted dibagi total intake), in-progress, discontinued, cabang </w:t>
+            </w:r>
+            <w:proofErr w:type="spellStart"/>
+            <w:r>
+              <w:rPr>
+                <w:sz w:val="19"/>
+              </w:rPr>
+              <w:t>terbaik</w:t>
+            </w:r>
+            <w:proofErr w:type="spellEnd"/>
+            <w:r>
+              <w:rPr>
+                <w:sz w:val="19"/>
+              </w:rPr>
+              <w:t xml:space="preserve">, </w:t>
+            </w:r>
+            <w:proofErr w:type="spellStart"/>
+            <w:r>
+              <w:rPr>
+                <w:sz w:val="19"/>
+              </w:rPr>
+              <w:t>grafik</w:t>
+            </w:r>
+            <w:proofErr w:type="spellEnd"/>
+            <w:r>
+              <w:rPr>
+                <w:sz w:val="19"/>
+              </w:rPr>
+              <w:t xml:space="preserve"> </w:t>
+            </w:r>
+            <w:proofErr w:type="spellStart"/>
+            <w:r>
+              <w:rPr>
+                <w:sz w:val="19"/>
+              </w:rPr>
+              <w:t>perbandingan</w:t>
+            </w:r>
+            <w:proofErr w:type="spellEnd"/>
+            <w:r>
+              <w:rPr>
+                <w:sz w:val="19"/>
+              </w:rPr>
+              <w:t xml:space="preserve"> </w:t>
+            </w:r>
+            <w:proofErr w:type="spellStart"/>
+            <w:r>
+              <w:rPr>
+                <w:sz w:val="19"/>
+              </w:rPr>
+              <w:t>tren</w:t>
+            </w:r>
+            <w:proofErr w:type="spellEnd"/>
+            <w:r>
+              <w:rPr>
+                <w:sz w:val="19"/>
+              </w:rPr>
+              <w:t xml:space="preserve"> </w:t>
+            </w:r>
+            <w:r>
+              <w:rPr>
+                <w:sz w:val="19"/>
+              </w:rPr>
+              <w:t xml:space="preserve">intake per </w:t>
+            </w:r>
+            <w:proofErr w:type="spellStart"/>
+            <w:r>
+              <w:rPr>
+                <w:sz w:val="19"/>
+              </w:rPr>
+              <w:t>cabang</w:t>
+            </w:r>
+            <w:proofErr w:type="spellEnd"/>
+            <w:r>
+              <w:rPr>
+                <w:sz w:val="19"/>
+              </w:rPr>
+              <w:t xml:space="preserve">, </w:t>
+            </w:r>
+            <w:proofErr w:type="spellStart"/>
+            <w:r>
+              <w:rPr>
+                <w:sz w:val="19"/>
+              </w:rPr>
+              <w:t>matriks</w:t>
+            </w:r>
+            <w:proofErr w:type="spellEnd"/>
+            <w:r>
+              <w:rPr>
+                <w:sz w:val="19"/>
+              </w:rPr>
+              <w:t xml:space="preserve"> </w:t>
+            </w:r>
+            <w:proofErr w:type="spellStart"/>
+            <w:r>
+              <w:rPr>
+                <w:sz w:val="19"/>
+              </w:rPr>
+              <w:t>perbandingan</w:t>
+            </w:r>
+            <w:proofErr w:type="spellEnd"/>
+            <w:r>
+              <w:rPr>
+                <w:sz w:val="19"/>
+              </w:rPr>
+              <w:t xml:space="preserve"> cabang. Daftar cabang mengikuti Master Cabang.</w:t>
             </w:r>
           </w:p>
         </w:tc>
@@ -11739,7 +15337,69 @@
               <w:rPr>
                 <w:sz w:val="19"/>
               </w:rPr>
-              <w:t>Membuat, mengubah, dan menghapus role baru. Role bawaan sistem tidak dapat dihapus; role yang masih dipakai akun tidak dapat dihapus. Pengguna dengan custom role dapat membuka seluruh modul yang diizinkan.</w:t>
+              <w:t xml:space="preserve">Membuat, mengubah, dan menghapus role baru. Role bawaan </w:t>
+            </w:r>
+            <w:proofErr w:type="spellStart"/>
+            <w:r>
+              <w:rPr>
+                <w:sz w:val="19"/>
+              </w:rPr>
+              <w:t>sistem</w:t>
+            </w:r>
+            <w:proofErr w:type="spellEnd"/>
+            <w:r>
+              <w:rPr>
+                <w:sz w:val="19"/>
+              </w:rPr>
+              <w:t xml:space="preserve"> </w:t>
+            </w:r>
+            <w:proofErr w:type="spellStart"/>
+            <w:r>
+              <w:rPr>
+                <w:sz w:val="19"/>
+              </w:rPr>
+              <w:t>tidak</w:t>
+            </w:r>
+            <w:proofErr w:type="spellEnd"/>
+            <w:r>
+              <w:rPr>
+                <w:sz w:val="19"/>
+              </w:rPr>
+              <w:t xml:space="preserve"> </w:t>
+            </w:r>
+            <w:proofErr w:type="spellStart"/>
+            <w:r>
+              <w:rPr>
+                <w:sz w:val="19"/>
+              </w:rPr>
+              <w:t>dapat</w:t>
+            </w:r>
+            <w:proofErr w:type="spellEnd"/>
+            <w:r>
+              <w:rPr>
+                <w:sz w:val="19"/>
+              </w:rPr>
+              <w:t xml:space="preserve"> </w:t>
+            </w:r>
+            <w:proofErr w:type="spellStart"/>
+            <w:r>
+              <w:rPr>
+                <w:sz w:val="19"/>
+              </w:rPr>
+              <w:t>dihapus</w:t>
+            </w:r>
+            <w:proofErr w:type="spellEnd"/>
+            <w:r>
+              <w:rPr>
+                <w:sz w:val="19"/>
+              </w:rPr>
+              <w:t>.</w:t>
+            </w:r>
+            <w:r>
+              <w:rPr>
+                <w:sz w:val="19"/>
+              </w:rPr>
+              <w:t xml:space="preserve"> role yang masih dipakai akun tidak dapat dihapus. Pengguna dengan custom role dapat membuka seluruh modul yang diizinkan.</w:t>
             </w:r>
           </w:p>
         </w:tc>
@@ -11832,7 +15492,249 @@
               <w:rPr>
                 <w:sz w:val="19"/>
               </w:rPr>
-              <w:t>Tombol hapus hanya tampil bagi peran yang diberi hak hapus dan memiliki akses ke modul terkait. Penghapusan bersifat permanen: menghapus client berarti menghapus jadwal, invoice, kredit, kuesioner, dan seluruh data terkait; menghapus invoice hanya untuk invoice belum lunas; data master (layanan, kuadran, paket, kategori asesmen, role) yang sudah pernah dipakai tidak dapat dihapus melainkan dinonaktifkan; pilihan alasan dan hari libur dapat dihapus langsung. Pemulihan data hanya dapat dilakukan dari backup.</w:t>
+              <w:t xml:space="preserve">Tombol hapus hanya tampil bagi peran yang diberi hak hapus dan memiliki akses ke modul terkait. Penghapusan bersifat permanen: menghapus client berarti menghapus jadwal, invoice, kredit, kuesioner, dan seluruh data </w:t>
+            </w:r>
+            <w:proofErr w:type="spellStart"/>
+            <w:r>
+              <w:rPr>
+                <w:sz w:val="19"/>
+              </w:rPr>
+              <w:t>terkait</w:t>
+            </w:r>
+            <w:proofErr w:type="spellEnd"/>
+            <w:r>
+              <w:rPr>
+                <w:sz w:val="19"/>
+              </w:rPr>
+              <w:t>,</w:t>
+            </w:r>
+            <w:r>
+              <w:rPr>
+                <w:sz w:val="19"/>
+              </w:rPr>
+              <w:t xml:space="preserve"> menghapus invoice hanya </w:t>
+            </w:r>
+            <w:proofErr w:type="spellStart"/>
+            <w:r>
+              <w:rPr>
+                <w:sz w:val="19"/>
+              </w:rPr>
+              <w:t>untuk</w:t>
+            </w:r>
+            <w:proofErr w:type="spellEnd"/>
+            <w:r>
+              <w:rPr>
+                <w:sz w:val="19"/>
+              </w:rPr>
+              <w:t xml:space="preserve"> invoice </w:t>
+            </w:r>
+            <w:proofErr w:type="spellStart"/>
+            <w:r>
+              <w:rPr>
+                <w:sz w:val="19"/>
+              </w:rPr>
+              <w:t>belum</w:t>
+            </w:r>
+            <w:proofErr w:type="spellEnd"/>
+            <w:r>
+              <w:rPr>
+                <w:sz w:val="19"/>
+              </w:rPr>
+              <w:t xml:space="preserve"> </w:t>
+            </w:r>
+            <w:proofErr w:type="spellStart"/>
+            <w:r>
+              <w:rPr>
+                <w:sz w:val="19"/>
+              </w:rPr>
+              <w:t>lunas</w:t>
+            </w:r>
+            <w:proofErr w:type="spellEnd"/>
+            <w:r>
+              <w:rPr>
+                <w:sz w:val="19"/>
+              </w:rPr>
+              <w:t xml:space="preserve">, </w:t>
+            </w:r>
+            <w:r>
+              <w:rPr>
+                <w:sz w:val="19"/>
+              </w:rPr>
+              <w:t>data master (</w:t>
+            </w:r>
+            <w:proofErr w:type="spellStart"/>
+            <w:r>
+              <w:rPr>
+                <w:sz w:val="19"/>
+              </w:rPr>
+              <w:t>layanan</w:t>
+            </w:r>
+            <w:proofErr w:type="spellEnd"/>
+            <w:r>
+              <w:rPr>
+                <w:sz w:val="19"/>
+              </w:rPr>
+              <w:t xml:space="preserve">, kuadran, paket, kategori asesmen, role) yang sudah pernah dipakai tidak </w:t>
+            </w:r>
+            <w:proofErr w:type="spellStart"/>
+            <w:r>
+              <w:rPr>
+                <w:sz w:val="19"/>
+              </w:rPr>
+              <w:t>dapat</w:t>
+            </w:r>
+            <w:proofErr w:type="spellEnd"/>
+            <w:r>
+              <w:rPr>
+                <w:sz w:val="19"/>
+              </w:rPr>
+              <w:t xml:space="preserve"> </w:t>
+            </w:r>
+            <w:proofErr w:type="spellStart"/>
+            <w:r>
+              <w:rPr>
+                <w:sz w:val="19"/>
+              </w:rPr>
+              <w:t>dihapus</w:t>
+            </w:r>
+            <w:proofErr w:type="spellEnd"/>
+            <w:r>
+              <w:rPr>
+                <w:sz w:val="19"/>
+              </w:rPr>
+              <w:t xml:space="preserve"> </w:t>
+            </w:r>
+            <w:proofErr w:type="spellStart"/>
+            <w:r>
+              <w:rPr>
+                <w:sz w:val="19"/>
+              </w:rPr>
+              <w:t>melainkan</w:t>
+            </w:r>
+            <w:proofErr w:type="spellEnd"/>
+            <w:r>
+              <w:rPr>
+                <w:sz w:val="19"/>
+              </w:rPr>
+              <w:t xml:space="preserve"> </w:t>
+            </w:r>
+            <w:proofErr w:type="spellStart"/>
+            <w:r>
+              <w:rPr>
+                <w:sz w:val="19"/>
+              </w:rPr>
+              <w:t>dinonaktifkan</w:t>
+            </w:r>
+            <w:proofErr w:type="spellEnd"/>
+            <w:r>
+              <w:rPr>
+                <w:sz w:val="19"/>
+              </w:rPr>
+              <w:t xml:space="preserve">, </w:t>
+            </w:r>
+            <w:proofErr w:type="spellStart"/>
+            <w:r>
+              <w:rPr>
+                <w:sz w:val="19"/>
+              </w:rPr>
+              <w:t>p</w:t>
+            </w:r>
+            <w:r>
+              <w:rPr>
+                <w:sz w:val="19"/>
+              </w:rPr>
+              <w:t>ilihan</w:t>
+            </w:r>
+            <w:proofErr w:type="spellEnd"/>
+            <w:r>
+              <w:rPr>
+                <w:sz w:val="19"/>
+              </w:rPr>
+              <w:t xml:space="preserve"> </w:t>
+            </w:r>
+            <w:proofErr w:type="spellStart"/>
+            <w:r>
+              <w:rPr>
+                <w:sz w:val="19"/>
+              </w:rPr>
+              <w:t>alasan</w:t>
+            </w:r>
+            <w:proofErr w:type="spellEnd"/>
+            <w:r>
+              <w:rPr>
+                <w:sz w:val="19"/>
+              </w:rPr>
+              <w:t xml:space="preserve"> dan </w:t>
+            </w:r>
+            <w:proofErr w:type="spellStart"/>
+            <w:r>
+              <w:rPr>
+                <w:sz w:val="19"/>
+              </w:rPr>
+              <w:t>hari</w:t>
+            </w:r>
+            <w:proofErr w:type="spellEnd"/>
+            <w:r>
+              <w:rPr>
+                <w:sz w:val="19"/>
+              </w:rPr>
+              <w:t xml:space="preserve"> </w:t>
+            </w:r>
+            <w:proofErr w:type="spellStart"/>
+            <w:r>
+              <w:rPr>
+                <w:sz w:val="19"/>
+              </w:rPr>
+              <w:t>libur</w:t>
+            </w:r>
+            <w:proofErr w:type="spellEnd"/>
+            <w:r>
+              <w:rPr>
+                <w:sz w:val="19"/>
+              </w:rPr>
+              <w:t xml:space="preserve"> </w:t>
+            </w:r>
+            <w:proofErr w:type="spellStart"/>
+            <w:r>
+              <w:rPr>
+                <w:sz w:val="19"/>
+              </w:rPr>
+              <w:t>dapat</w:t>
+            </w:r>
+            <w:proofErr w:type="spellEnd"/>
+            <w:r>
+              <w:rPr>
+                <w:sz w:val="19"/>
+              </w:rPr>
+              <w:t xml:space="preserve"> </w:t>
+            </w:r>
+            <w:proofErr w:type="spellStart"/>
+            <w:r>
+              <w:rPr>
+                <w:sz w:val="19"/>
+              </w:rPr>
+              <w:t>dihapus</w:t>
+            </w:r>
+            <w:proofErr w:type="spellEnd"/>
+            <w:r>
+              <w:rPr>
+                <w:sz w:val="19"/>
+              </w:rPr>
+              <w:t xml:space="preserve"> </w:t>
+            </w:r>
+            <w:proofErr w:type="spellStart"/>
+            <w:r>
+              <w:rPr>
+                <w:sz w:val="19"/>
+              </w:rPr>
+              <w:t>langsung</w:t>
+            </w:r>
+            <w:proofErr w:type="spellEnd"/>
+            <w:r>
+              <w:rPr>
+                <w:sz w:val="19"/>
+              </w:rPr>
+              <w:t>.</w:t>
             </w:r>
           </w:p>
         </w:tc>
@@ -12267,7 +16169,7 @@
               <w:rPr>
                 <w:sz w:val="19"/>
               </w:rPr>
-              <w:t>Browser modern (Chrome, Edge, Safari, Firefox) versi terbaru; modul staf dan portal orang tua optimal di desktop/tablet dan ponsel (portal orang tua dan kuesioner diuji pada lebar layar ponsel).</w:t>
+              <w:t xml:space="preserve">Browser modern (Chrome, Edge, Safari, Firefox) versi terbaru; modul staf dan portal orang tua optimal di desktop/tablet dan ponsel </w:t>
             </w:r>
           </w:p>
         </w:tc>
@@ -12312,7 +16214,121 @@
               <w:rPr>
                 <w:sz w:val="19"/>
               </w:rPr>
-              <w:t>Antarmuka berbahasa Indonesia (istilah teknis tertentu dapat berbahasa Inggris; landing page tersedia dalam dua bahasa); mata uang Rupiah (IDR); format tanggal DD/MM/YYYY; zona waktu WIB.</w:t>
+              <w:t xml:space="preserve">Antarmuka berbahasa Indonesia (istilah teknis tertentu dapat berbahasa Inggris; landing page </w:t>
+            </w:r>
+            <w:proofErr w:type="spellStart"/>
+            <w:r>
+              <w:rPr>
+                <w:sz w:val="19"/>
+              </w:rPr>
+              <w:t>tersedia</w:t>
+            </w:r>
+            <w:proofErr w:type="spellEnd"/>
+            <w:r>
+              <w:rPr>
+                <w:sz w:val="19"/>
+              </w:rPr>
+              <w:t xml:space="preserve"> </w:t>
+            </w:r>
+            <w:proofErr w:type="spellStart"/>
+            <w:r>
+              <w:rPr>
+                <w:sz w:val="19"/>
+              </w:rPr>
+              <w:t>dalam</w:t>
+            </w:r>
+            <w:proofErr w:type="spellEnd"/>
+            <w:r>
+              <w:rPr>
+                <w:sz w:val="19"/>
+              </w:rPr>
+              <w:t xml:space="preserve"> dua </w:t>
+            </w:r>
+            <w:proofErr w:type="spellStart"/>
+            <w:r>
+              <w:rPr>
+                <w:sz w:val="19"/>
+              </w:rPr>
+              <w:t>bahasa</w:t>
+            </w:r>
+            <w:proofErr w:type="spellEnd"/>
+            <w:r>
+              <w:rPr>
+                <w:sz w:val="19"/>
+              </w:rPr>
+              <w:t>)</w:t>
+            </w:r>
+            <w:r>
+              <w:rPr>
+                <w:sz w:val="19"/>
+              </w:rPr>
+              <w:t xml:space="preserve">, </w:t>
+            </w:r>
+            <w:proofErr w:type="spellStart"/>
+            <w:r>
+              <w:rPr>
+                <w:sz w:val="19"/>
+              </w:rPr>
+              <w:t>mata</w:t>
+            </w:r>
+            <w:proofErr w:type="spellEnd"/>
+            <w:r>
+              <w:rPr>
+                <w:sz w:val="19"/>
+              </w:rPr>
+              <w:t xml:space="preserve"> uang Rupiah (IDR)</w:t>
+            </w:r>
+            <w:r>
+              <w:rPr>
+                <w:sz w:val="19"/>
+              </w:rPr>
+              <w:t xml:space="preserve">, </w:t>
+            </w:r>
+            <w:r>
+              <w:rPr>
+                <w:sz w:val="19"/>
+              </w:rPr>
+              <w:t xml:space="preserve">format </w:t>
+            </w:r>
+            <w:proofErr w:type="spellStart"/>
+            <w:r>
+              <w:rPr>
+                <w:sz w:val="19"/>
+              </w:rPr>
+              <w:t>tanggal</w:t>
+            </w:r>
+            <w:proofErr w:type="spellEnd"/>
+            <w:r>
+              <w:rPr>
+                <w:sz w:val="19"/>
+              </w:rPr>
+              <w:t xml:space="preserve"> DD/MM/YYYY</w:t>
+            </w:r>
+            <w:r>
+              <w:rPr>
+                <w:sz w:val="19"/>
+              </w:rPr>
+              <w:t xml:space="preserve">, </w:t>
+            </w:r>
+            <w:r>
+              <w:rPr>
+                <w:sz w:val="19"/>
+              </w:rPr>
+              <w:t xml:space="preserve">zona </w:t>
+            </w:r>
+            <w:proofErr w:type="spellStart"/>
+            <w:r>
+              <w:rPr>
+                <w:sz w:val="19"/>
+              </w:rPr>
+              <w:t>waktu</w:t>
+            </w:r>
+            <w:proofErr w:type="spellEnd"/>
+            <w:r>
+              <w:rPr>
+                <w:sz w:val="19"/>
+              </w:rPr>
+              <w:t xml:space="preserve"> WIB.</w:t>
             </w:r>
           </w:p>
         </w:tc>
@@ -12439,14 +16455,7 @@
               <w:rPr>
                 <w:sz w:val="19"/>
               </w:rPr>
-              <w:t xml:space="preserve">Backup &amp; </w:t>
-            </w:r>
-            <w:r>
-              <w:rPr>
-                <w:sz w:val="19"/>
-              </w:rPr>
-              <w:lastRenderedPageBreak/>
-              <w:t>pemulihan</w:t>
+              <w:t>Backup &amp; pemulihan</w:t>
             </w:r>
           </w:p>
         </w:tc>
@@ -12460,15 +16469,35 @@
               <w:rPr>
                 <w:sz w:val="19"/>
               </w:rPr>
-              <w:lastRenderedPageBreak/>
-              <w:t xml:space="preserve">Backup database harian dan backup arsip berkala setiap 6 bulan atau 1 tahun </w:t>
-            </w:r>
-            <w:r>
-              <w:rPr>
-                <w:sz w:val="19"/>
-              </w:rPr>
-              <w:lastRenderedPageBreak/>
-              <w:t>(interval ditetapkan saat go-live); pemulihan diuji sebelum sistem dipakai.</w:t>
+              <w:t xml:space="preserve">backup arsip berkala setiap 6 bulan atau 1 tahun (interval </w:t>
+            </w:r>
+            <w:proofErr w:type="spellStart"/>
+            <w:r>
+              <w:rPr>
+                <w:sz w:val="19"/>
+              </w:rPr>
+              <w:t>ditetapkan</w:t>
+            </w:r>
+            <w:proofErr w:type="spellEnd"/>
+            <w:r>
+              <w:rPr>
+                <w:sz w:val="19"/>
+              </w:rPr>
+              <w:t xml:space="preserve"> </w:t>
+            </w:r>
+            <w:proofErr w:type="spellStart"/>
+            <w:r>
+              <w:rPr>
+                <w:sz w:val="19"/>
+              </w:rPr>
+              <w:t>saat</w:t>
+            </w:r>
+            <w:proofErr w:type="spellEnd"/>
+            <w:r>
+              <w:rPr>
+                <w:sz w:val="19"/>
+              </w:rPr>
+              <w:t xml:space="preserve"> go-live)</w:t>
             </w:r>
           </w:p>
         </w:tc>
@@ -12514,7 +16543,229 @@
               <w:rPr>
                 <w:sz w:val="19"/>
               </w:rPr>
-              <w:t>Seluruh proses berjalan langsung (tanpa antrean latar belakang); operasi hapus data berukuran besar (mis. menghapus cabang) boleh membutuhkan waktu lebih lama dengan indikator memuat.</w:t>
+              <w:t>Seluruh proses berjalan langsung (</w:t>
+            </w:r>
+            <w:proofErr w:type="spellStart"/>
+            <w:r>
+              <w:rPr>
+                <w:sz w:val="19"/>
+              </w:rPr>
+              <w:t>tanpa</w:t>
+            </w:r>
+            <w:proofErr w:type="spellEnd"/>
+            <w:r>
+              <w:rPr>
+                <w:sz w:val="19"/>
+              </w:rPr>
+              <w:t xml:space="preserve"> </w:t>
+            </w:r>
+            <w:proofErr w:type="spellStart"/>
+            <w:r>
+              <w:rPr>
+                <w:sz w:val="19"/>
+              </w:rPr>
+              <w:t>antrean</w:t>
+            </w:r>
+            <w:proofErr w:type="spellEnd"/>
+            <w:r>
+              <w:rPr>
+                <w:sz w:val="19"/>
+              </w:rPr>
+              <w:t xml:space="preserve"> </w:t>
+            </w:r>
+            <w:proofErr w:type="spellStart"/>
+            <w:r>
+              <w:rPr>
+                <w:sz w:val="19"/>
+              </w:rPr>
+              <w:t>latar</w:t>
+            </w:r>
+            <w:proofErr w:type="spellEnd"/>
+            <w:r>
+              <w:rPr>
+                <w:sz w:val="19"/>
+              </w:rPr>
+              <w:t xml:space="preserve"> </w:t>
+            </w:r>
+            <w:proofErr w:type="spellStart"/>
+            <w:r>
+              <w:rPr>
+                <w:sz w:val="19"/>
+              </w:rPr>
+              <w:t>belakang</w:t>
+            </w:r>
+            <w:proofErr w:type="spellEnd"/>
+            <w:r>
+              <w:rPr>
+                <w:sz w:val="19"/>
+              </w:rPr>
+              <w:t>)</w:t>
+            </w:r>
+            <w:r>
+              <w:rPr>
+                <w:sz w:val="19"/>
+              </w:rPr>
+              <w:t xml:space="preserve">, </w:t>
+            </w:r>
+            <w:proofErr w:type="spellStart"/>
+            <w:r>
+              <w:rPr>
+                <w:sz w:val="19"/>
+              </w:rPr>
+              <w:t>operasi</w:t>
+            </w:r>
+            <w:proofErr w:type="spellEnd"/>
+            <w:r>
+              <w:rPr>
+                <w:sz w:val="19"/>
+              </w:rPr>
+              <w:t xml:space="preserve"> hapus data </w:t>
+            </w:r>
+            <w:proofErr w:type="spellStart"/>
+            <w:r>
+              <w:rPr>
+                <w:sz w:val="19"/>
+              </w:rPr>
+              <w:t>berukuran</w:t>
+            </w:r>
+            <w:proofErr w:type="spellEnd"/>
+            <w:r>
+              <w:rPr>
+                <w:sz w:val="19"/>
+              </w:rPr>
+              <w:t xml:space="preserve"> </w:t>
+            </w:r>
+            <w:proofErr w:type="spellStart"/>
+            <w:r>
+              <w:rPr>
+                <w:sz w:val="19"/>
+              </w:rPr>
+              <w:t>besar</w:t>
+            </w:r>
+            <w:proofErr w:type="spellEnd"/>
+            <w:r>
+              <w:rPr>
+                <w:sz w:val="19"/>
+              </w:rPr>
+              <w:t xml:space="preserve"> (mis. </w:t>
+            </w:r>
+            <w:proofErr w:type="spellStart"/>
+            <w:r>
+              <w:rPr>
+                <w:sz w:val="19"/>
+              </w:rPr>
+              <w:t>menghapus</w:t>
+            </w:r>
+            <w:proofErr w:type="spellEnd"/>
+            <w:r>
+              <w:rPr>
+                <w:sz w:val="19"/>
+              </w:rPr>
+              <w:t xml:space="preserve"> </w:t>
+            </w:r>
+            <w:proofErr w:type="spellStart"/>
+            <w:proofErr w:type="gramStart"/>
+            <w:r>
+              <w:rPr>
+                <w:sz w:val="19"/>
+              </w:rPr>
+              <w:t>cabang</w:t>
+            </w:r>
+            <w:proofErr w:type="spellEnd"/>
+            <w:r>
+              <w:rPr>
+                <w:sz w:val="19"/>
+              </w:rPr>
+              <w:t xml:space="preserve">) </w:t>
+            </w:r>
+            <w:r>
+              <w:rPr>
+                <w:sz w:val="19"/>
+              </w:rPr>
+              <w:t xml:space="preserve"> </w:t>
+            </w:r>
+            <w:proofErr w:type="spellStart"/>
+            <w:r>
+              <w:rPr>
+                <w:sz w:val="19"/>
+              </w:rPr>
+              <w:t>bisa</w:t>
+            </w:r>
+            <w:proofErr w:type="spellEnd"/>
+            <w:proofErr w:type="gramEnd"/>
+            <w:r>
+              <w:rPr>
+                <w:sz w:val="19"/>
+              </w:rPr>
+              <w:t xml:space="preserve"> </w:t>
+            </w:r>
+            <w:proofErr w:type="spellStart"/>
+            <w:r>
+              <w:rPr>
+                <w:sz w:val="19"/>
+              </w:rPr>
+              <w:t>membutuhkan</w:t>
+            </w:r>
+            <w:proofErr w:type="spellEnd"/>
+            <w:r>
+              <w:rPr>
+                <w:sz w:val="19"/>
+              </w:rPr>
+              <w:t xml:space="preserve"> </w:t>
+            </w:r>
+            <w:proofErr w:type="spellStart"/>
+            <w:r>
+              <w:rPr>
+                <w:sz w:val="19"/>
+              </w:rPr>
+              <w:t>waktu</w:t>
+            </w:r>
+            <w:proofErr w:type="spellEnd"/>
+            <w:r>
+              <w:rPr>
+                <w:sz w:val="19"/>
+              </w:rPr>
+              <w:t xml:space="preserve"> </w:t>
+            </w:r>
+            <w:proofErr w:type="spellStart"/>
+            <w:r>
+              <w:rPr>
+                <w:sz w:val="19"/>
+              </w:rPr>
+              <w:t>lebih</w:t>
+            </w:r>
+            <w:proofErr w:type="spellEnd"/>
+            <w:r>
+              <w:rPr>
+                <w:sz w:val="19"/>
+              </w:rPr>
+              <w:t xml:space="preserve"> lama </w:t>
+            </w:r>
+            <w:proofErr w:type="spellStart"/>
+            <w:r>
+              <w:rPr>
+                <w:sz w:val="19"/>
+              </w:rPr>
+              <w:t>dengan</w:t>
+            </w:r>
+            <w:proofErr w:type="spellEnd"/>
+            <w:r>
+              <w:rPr>
+                <w:sz w:val="19"/>
+              </w:rPr>
+              <w:t xml:space="preserve"> </w:t>
+            </w:r>
+            <w:r>
+              <w:rPr>
+                <w:sz w:val="19"/>
+              </w:rPr>
+              <w:t>indicator loading</w:t>
+            </w:r>
+            <w:r>
+              <w:rPr>
+                <w:sz w:val="19"/>
+              </w:rPr>
+              <w:t>.</w:t>
             </w:r>
           </w:p>
         </w:tc>
@@ -12562,7 +16813,77 @@
               <w:rPr>
                 <w:sz w:val="19"/>
               </w:rPr>
-              <w:t>Server VPS (min. 2 vCPU, 8 GB RAM) dengan MySQL 8 dan domain disediakan Therapedia; instalasi &amp; konfigurasi oleh tim pengembang.</w:t>
+              <w:t xml:space="preserve">Server VPS (min. 2 vCPU, 8 GB RAM) dengan MySQL 8 dan domain </w:t>
+            </w:r>
+            <w:proofErr w:type="spellStart"/>
+            <w:r>
+              <w:rPr>
+                <w:sz w:val="19"/>
+              </w:rPr>
+              <w:t>disediakan</w:t>
+            </w:r>
+            <w:proofErr w:type="spellEnd"/>
+            <w:r>
+              <w:rPr>
+                <w:sz w:val="19"/>
+              </w:rPr>
+              <w:t xml:space="preserve"> </w:t>
+            </w:r>
+            <w:proofErr w:type="spellStart"/>
+            <w:r>
+              <w:rPr>
+                <w:sz w:val="19"/>
+              </w:rPr>
+              <w:t>Therapedia</w:t>
+            </w:r>
+            <w:proofErr w:type="spellEnd"/>
+            <w:r>
+              <w:rPr>
+                <w:sz w:val="19"/>
+              </w:rPr>
+              <w:t xml:space="preserve">, </w:t>
+            </w:r>
+            <w:proofErr w:type="spellStart"/>
+            <w:r>
+              <w:rPr>
+                <w:sz w:val="19"/>
+              </w:rPr>
+              <w:t>instalasi</w:t>
+            </w:r>
+            <w:proofErr w:type="spellEnd"/>
+            <w:r>
+              <w:rPr>
+                <w:sz w:val="19"/>
+              </w:rPr>
+              <w:t xml:space="preserve"> &amp; </w:t>
+            </w:r>
+            <w:proofErr w:type="spellStart"/>
+            <w:r>
+              <w:rPr>
+                <w:sz w:val="19"/>
+              </w:rPr>
+              <w:t>konfigurasi</w:t>
+            </w:r>
+            <w:proofErr w:type="spellEnd"/>
+            <w:r>
+              <w:rPr>
+                <w:sz w:val="19"/>
+              </w:rPr>
+              <w:t xml:space="preserve"> oleh </w:t>
+            </w:r>
+            <w:proofErr w:type="spellStart"/>
+            <w:r>
+              <w:rPr>
+                <w:sz w:val="19"/>
+              </w:rPr>
+              <w:t>tim</w:t>
+            </w:r>
+            <w:proofErr w:type="spellEnd"/>
+            <w:r>
+              <w:rPr>
+                <w:sz w:val="19"/>
+              </w:rPr>
+              <w:t xml:space="preserve"> pengembang.</w:t>
             </w:r>
           </w:p>
         </w:tc>
@@ -12755,7 +17076,97 @@
               <w:rPr>
                 <w:sz w:val="19"/>
               </w:rPr>
-              <w:t>Klien dengan saldo kredit 0 atau belum memiliki paket berstatus Frozen; sesinya tetap terlihat dan ditandai pada kalender sampai paket aktif. Setelah paket aktif, jadwal mendatang otomatis memakai paket yang aktif.</w:t>
+              <w:t xml:space="preserve">Klien dengan saldo kredit 0 atau belum </w:t>
+            </w:r>
+            <w:proofErr w:type="spellStart"/>
+            <w:r>
+              <w:rPr>
+                <w:sz w:val="19"/>
+              </w:rPr>
+              <w:t>memiliki</w:t>
+            </w:r>
+            <w:proofErr w:type="spellEnd"/>
+            <w:r>
+              <w:rPr>
+                <w:sz w:val="19"/>
+              </w:rPr>
+              <w:t xml:space="preserve"> </w:t>
+            </w:r>
+            <w:proofErr w:type="spellStart"/>
+            <w:r>
+              <w:rPr>
+                <w:sz w:val="19"/>
+              </w:rPr>
+              <w:t>paket</w:t>
+            </w:r>
+            <w:proofErr w:type="spellEnd"/>
+            <w:r>
+              <w:rPr>
+                <w:sz w:val="19"/>
+              </w:rPr>
+              <w:t xml:space="preserve"> </w:t>
+            </w:r>
+            <w:proofErr w:type="spellStart"/>
+            <w:r>
+              <w:rPr>
+                <w:sz w:val="19"/>
+              </w:rPr>
+              <w:t>berstatus</w:t>
+            </w:r>
+            <w:proofErr w:type="spellEnd"/>
+            <w:r>
+              <w:rPr>
+                <w:sz w:val="19"/>
+              </w:rPr>
+              <w:t xml:space="preserve"> Frozen</w:t>
+            </w:r>
+            <w:r>
+              <w:rPr>
+                <w:sz w:val="19"/>
+              </w:rPr>
+              <w:t xml:space="preserve">, </w:t>
+            </w:r>
+            <w:proofErr w:type="spellStart"/>
+            <w:r>
+              <w:rPr>
+                <w:sz w:val="19"/>
+              </w:rPr>
+              <w:t>sesinya</w:t>
+            </w:r>
+            <w:proofErr w:type="spellEnd"/>
+            <w:r>
+              <w:rPr>
+                <w:sz w:val="19"/>
+              </w:rPr>
+              <w:t xml:space="preserve"> </w:t>
+            </w:r>
+            <w:proofErr w:type="spellStart"/>
+            <w:r>
+              <w:rPr>
+                <w:sz w:val="19"/>
+              </w:rPr>
+              <w:t>tetap</w:t>
+            </w:r>
+            <w:proofErr w:type="spellEnd"/>
+            <w:r>
+              <w:rPr>
+                <w:sz w:val="19"/>
+              </w:rPr>
+              <w:t xml:space="preserve"> </w:t>
+            </w:r>
+            <w:proofErr w:type="spellStart"/>
+            <w:r>
+              <w:rPr>
+                <w:sz w:val="19"/>
+              </w:rPr>
+              <w:t>terlihat</w:t>
+            </w:r>
+            <w:proofErr w:type="spellEnd"/>
+            <w:r>
+              <w:rPr>
+                <w:sz w:val="19"/>
+              </w:rPr>
+              <w:t xml:space="preserve"> dan ditandai pada kalender sampai paket aktif. Setelah paket aktif, jadwal mendatang otomatis memakai paket yang aktif.</w:t>
             </w:r>
           </w:p>
         </w:tc>
@@ -12953,7 +17364,139 @@
               <w:rPr>
                 <w:sz w:val="19"/>
               </w:rPr>
-              <w:t>Kuesioner hanya dapat dikirim bila seluruh item telah dijawab dan persetujuan dicentang; kuesioner hanya dapat diisi sekali; pengiriman otomatis mengubah status ke Assessment Done.</w:t>
+              <w:t xml:space="preserve">Kuesioner hanya dapat dikirim bila seluruh item telah dijawab dan persetujuan </w:t>
+            </w:r>
+            <w:proofErr w:type="spellStart"/>
+            <w:r>
+              <w:rPr>
+                <w:sz w:val="19"/>
+              </w:rPr>
+              <w:t>dicentang</w:t>
+            </w:r>
+            <w:proofErr w:type="spellEnd"/>
+            <w:r>
+              <w:rPr>
+                <w:sz w:val="19"/>
+              </w:rPr>
+              <w:t>,</w:t>
+            </w:r>
+            <w:r>
+              <w:rPr>
+                <w:sz w:val="19"/>
+              </w:rPr>
+              <w:t xml:space="preserve"> kuesioner </w:t>
+            </w:r>
+            <w:proofErr w:type="spellStart"/>
+            <w:r>
+              <w:rPr>
+                <w:sz w:val="19"/>
+              </w:rPr>
+              <w:t>hanya</w:t>
+            </w:r>
+            <w:proofErr w:type="spellEnd"/>
+            <w:r>
+              <w:rPr>
+                <w:sz w:val="19"/>
+              </w:rPr>
+              <w:t xml:space="preserve"> </w:t>
+            </w:r>
+            <w:proofErr w:type="spellStart"/>
+            <w:r>
+              <w:rPr>
+                <w:sz w:val="19"/>
+              </w:rPr>
+              <w:t>dapat</w:t>
+            </w:r>
+            <w:proofErr w:type="spellEnd"/>
+            <w:r>
+              <w:rPr>
+                <w:sz w:val="19"/>
+              </w:rPr>
+              <w:t xml:space="preserve"> </w:t>
+            </w:r>
+            <w:proofErr w:type="spellStart"/>
+            <w:r>
+              <w:rPr>
+                <w:sz w:val="19"/>
+              </w:rPr>
+              <w:t>diisi</w:t>
+            </w:r>
+            <w:proofErr w:type="spellEnd"/>
+            <w:r>
+              <w:rPr>
+                <w:sz w:val="19"/>
+              </w:rPr>
+              <w:t xml:space="preserve"> </w:t>
+            </w:r>
+            <w:proofErr w:type="spellStart"/>
+            <w:r>
+              <w:rPr>
+                <w:sz w:val="19"/>
+              </w:rPr>
+              <w:t>sekali</w:t>
+            </w:r>
+            <w:proofErr w:type="spellEnd"/>
+            <w:r>
+              <w:rPr>
+                <w:sz w:val="19"/>
+              </w:rPr>
+              <w:t xml:space="preserve">, </w:t>
+            </w:r>
+            <w:proofErr w:type="spellStart"/>
+            <w:r>
+              <w:rPr>
+                <w:sz w:val="19"/>
+              </w:rPr>
+              <w:t>pengiriman</w:t>
+            </w:r>
+            <w:proofErr w:type="spellEnd"/>
+            <w:r>
+              <w:rPr>
+                <w:sz w:val="19"/>
+              </w:rPr>
+              <w:t xml:space="preserve"> </w:t>
+            </w:r>
+            <w:proofErr w:type="spellStart"/>
+            <w:r>
+              <w:rPr>
+                <w:sz w:val="19"/>
+              </w:rPr>
+              <w:t>otomatis</w:t>
+            </w:r>
+            <w:proofErr w:type="spellEnd"/>
+            <w:r>
+              <w:rPr>
+                <w:sz w:val="19"/>
+              </w:rPr>
+              <w:t xml:space="preserve"> </w:t>
+            </w:r>
+            <w:proofErr w:type="spellStart"/>
+            <w:r>
+              <w:rPr>
+                <w:sz w:val="19"/>
+              </w:rPr>
+              <w:t>mengubah</w:t>
+            </w:r>
+            <w:proofErr w:type="spellEnd"/>
+            <w:r>
+              <w:rPr>
+                <w:sz w:val="19"/>
+              </w:rPr>
+              <w:t xml:space="preserve"> status </w:t>
+            </w:r>
+            <w:proofErr w:type="spellStart"/>
+            <w:r>
+              <w:rPr>
+                <w:sz w:val="19"/>
+              </w:rPr>
+              <w:t>ke</w:t>
+            </w:r>
+            <w:proofErr w:type="spellEnd"/>
+            <w:r>
+              <w:rPr>
+                <w:sz w:val="19"/>
+              </w:rPr>
+              <w:t xml:space="preserve"> Assessment Done.</w:t>
             </w:r>
           </w:p>
         </w:tc>
@@ -13117,7 +17660,77 @@
               <w:rPr>
                 <w:sz w:val="19"/>
               </w:rPr>
-              <w:t>Revert hanya dapat dilakukan satu kali per aksi pada suatu sesi; aksi berikutnya pada sesi itu membuka kesempatan revert baru.</w:t>
+              <w:t xml:space="preserve">Revert hanya dapat dilakukan satu kali per </w:t>
+            </w:r>
+            <w:proofErr w:type="spellStart"/>
+            <w:r>
+              <w:rPr>
+                <w:sz w:val="19"/>
+              </w:rPr>
+              <w:t>aksi</w:t>
+            </w:r>
+            <w:proofErr w:type="spellEnd"/>
+            <w:r>
+              <w:rPr>
+                <w:sz w:val="19"/>
+              </w:rPr>
+              <w:t xml:space="preserve"> pada </w:t>
+            </w:r>
+            <w:proofErr w:type="spellStart"/>
+            <w:r>
+              <w:rPr>
+                <w:sz w:val="19"/>
+              </w:rPr>
+              <w:t>suatu</w:t>
+            </w:r>
+            <w:proofErr w:type="spellEnd"/>
+            <w:r>
+              <w:rPr>
+                <w:sz w:val="19"/>
+              </w:rPr>
+              <w:t xml:space="preserve"> </w:t>
+            </w:r>
+            <w:proofErr w:type="spellStart"/>
+            <w:r>
+              <w:rPr>
+                <w:sz w:val="19"/>
+              </w:rPr>
+              <w:t>sesi</w:t>
+            </w:r>
+            <w:proofErr w:type="spellEnd"/>
+            <w:r>
+              <w:rPr>
+                <w:sz w:val="19"/>
+              </w:rPr>
+              <w:t xml:space="preserve"> </w:t>
+            </w:r>
+            <w:proofErr w:type="spellStart"/>
+            <w:r>
+              <w:rPr>
+                <w:sz w:val="19"/>
+              </w:rPr>
+              <w:t>aksi</w:t>
+            </w:r>
+            <w:proofErr w:type="spellEnd"/>
+            <w:r>
+              <w:rPr>
+                <w:sz w:val="19"/>
+              </w:rPr>
+              <w:t xml:space="preserve"> </w:t>
+            </w:r>
+            <w:proofErr w:type="spellStart"/>
+            <w:r>
+              <w:rPr>
+                <w:sz w:val="19"/>
+              </w:rPr>
+              <w:t>berikutnya</w:t>
+            </w:r>
+            <w:proofErr w:type="spellEnd"/>
+            <w:r>
+              <w:rPr>
+                <w:sz w:val="19"/>
+              </w:rPr>
+              <w:t xml:space="preserve"> pada sesi itu membuka kesempatan revert baru.</w:t>
             </w:r>
           </w:p>
         </w:tc>
@@ -13151,7 +17764,111 @@
               <w:rPr>
                 <w:sz w:val="19"/>
               </w:rPr>
-              <w:t>Invoice yang sudah lunas tidak dapat dihapus; koreksi dilakukan melalui Void, dan invoice Void tidak dihitung sebagai pendapatan.</w:t>
+              <w:t xml:space="preserve">Invoice yang sudah </w:t>
+            </w:r>
+            <w:proofErr w:type="spellStart"/>
+            <w:r>
+              <w:rPr>
+                <w:sz w:val="19"/>
+              </w:rPr>
+              <w:t>lunas</w:t>
+            </w:r>
+            <w:proofErr w:type="spellEnd"/>
+            <w:r>
+              <w:rPr>
+                <w:sz w:val="19"/>
+              </w:rPr>
+              <w:t xml:space="preserve"> </w:t>
+            </w:r>
+            <w:proofErr w:type="spellStart"/>
+            <w:r>
+              <w:rPr>
+                <w:sz w:val="19"/>
+              </w:rPr>
+              <w:t>tidak</w:t>
+            </w:r>
+            <w:proofErr w:type="spellEnd"/>
+            <w:r>
+              <w:rPr>
+                <w:sz w:val="19"/>
+              </w:rPr>
+              <w:t xml:space="preserve"> </w:t>
+            </w:r>
+            <w:proofErr w:type="spellStart"/>
+            <w:r>
+              <w:rPr>
+                <w:sz w:val="19"/>
+              </w:rPr>
+              <w:t>dapat</w:t>
+            </w:r>
+            <w:proofErr w:type="spellEnd"/>
+            <w:r>
+              <w:rPr>
+                <w:sz w:val="19"/>
+              </w:rPr>
+              <w:t xml:space="preserve"> </w:t>
+            </w:r>
+            <w:proofErr w:type="spellStart"/>
+            <w:r>
+              <w:rPr>
+                <w:sz w:val="19"/>
+              </w:rPr>
+              <w:t>dihapus</w:t>
+            </w:r>
+            <w:proofErr w:type="spellEnd"/>
+            <w:r>
+              <w:rPr>
+                <w:sz w:val="19"/>
+              </w:rPr>
+              <w:t>,</w:t>
+            </w:r>
+            <w:r>
+              <w:rPr>
+                <w:sz w:val="19"/>
+              </w:rPr>
+              <w:t xml:space="preserve"> </w:t>
+            </w:r>
+            <w:proofErr w:type="spellStart"/>
+            <w:r>
+              <w:rPr>
+                <w:sz w:val="19"/>
+              </w:rPr>
+              <w:t>koreksi</w:t>
+            </w:r>
+            <w:proofErr w:type="spellEnd"/>
+            <w:r>
+              <w:rPr>
+                <w:sz w:val="19"/>
+              </w:rPr>
+              <w:t xml:space="preserve"> </w:t>
+            </w:r>
+            <w:proofErr w:type="spellStart"/>
+            <w:r>
+              <w:rPr>
+                <w:sz w:val="19"/>
+              </w:rPr>
+              <w:t>dilakukan</w:t>
+            </w:r>
+            <w:proofErr w:type="spellEnd"/>
+            <w:r>
+              <w:rPr>
+                <w:sz w:val="19"/>
+              </w:rPr>
+              <w:t xml:space="preserve"> </w:t>
+            </w:r>
+            <w:proofErr w:type="spellStart"/>
+            <w:r>
+              <w:rPr>
+                <w:sz w:val="19"/>
+              </w:rPr>
+              <w:t>melalui</w:t>
+            </w:r>
+            <w:proofErr w:type="spellEnd"/>
+            <w:r>
+              <w:rPr>
+                <w:sz w:val="19"/>
+              </w:rPr>
+              <w:t xml:space="preserve"> Void, dan invoice Void tidak dihitung sebagai pendapatan.</w:t>
             </w:r>
           </w:p>
         </w:tc>
@@ -13283,14 +18000,7 @@
               <w:rPr>
                 <w:sz w:val="19"/>
               </w:rPr>
-              <w:t xml:space="preserve">Penghapusan data bersifat permanen dan hanya dapat dilakukan peran dengan hak hapus yang juga </w:t>
-            </w:r>
-            <w:r>
-              <w:rPr>
-                <w:sz w:val="19"/>
-              </w:rPr>
-              <w:lastRenderedPageBreak/>
-              <w:t>memiliki akses modul terkait.</w:t>
+              <w:t>Penghapusan data bersifat permanen dan hanya dapat dilakukan peran dengan hak hapus yang juga memiliki akses modul terkait.</w:t>
             </w:r>
           </w:p>
         </w:tc>
@@ -13312,7 +18022,50 @@
         <w:pStyle w:val="ListBullet"/>
       </w:pPr>
       <w:r>
-        <w:t>Prototipe antarmuka yang telah didemonstrasikan menjadi acuan tampilan &amp; alur; data contoh pada prototipe tidak dimigrasikan ke sistem produksi.</w:t>
+        <w:t xml:space="preserve">Prototipe antarmuka yang telah didemonstrasikan menjadi </w:t>
+      </w:r>
+      <w:proofErr w:type="spellStart"/>
+      <w:r>
+        <w:t>acuan</w:t>
+      </w:r>
+      <w:proofErr w:type="spellEnd"/>
+      <w:r>
+        <w:t xml:space="preserve"> </w:t>
+      </w:r>
+      <w:proofErr w:type="spellStart"/>
+      <w:r>
+        <w:t>tampilan</w:t>
+      </w:r>
+      <w:proofErr w:type="spellEnd"/>
+      <w:r>
+        <w:t xml:space="preserve"> &amp; </w:t>
+      </w:r>
+      <w:proofErr w:type="spellStart"/>
+      <w:r>
+        <w:t>alur</w:t>
+      </w:r>
+      <w:proofErr w:type="spellEnd"/>
+      <w:r>
+        <w:t xml:space="preserve">, </w:t>
+      </w:r>
+      <w:r>
+        <w:t xml:space="preserve">data </w:t>
+      </w:r>
+      <w:proofErr w:type="spellStart"/>
+      <w:r>
+        <w:t>contoh</w:t>
+      </w:r>
+      <w:proofErr w:type="spellEnd"/>
+      <w:r>
+        <w:t xml:space="preserve"> pada </w:t>
+      </w:r>
+      <w:proofErr w:type="spellStart"/>
+      <w:r>
+        <w:t>prototipe</w:t>
+      </w:r>
+      <w:proofErr w:type="spellEnd"/>
+      <w:r>
+        <w:t xml:space="preserve"> tidak dimigrasikan ke sistem produksi.</w:t>
       </w:r>
     </w:p>
     <w:p>
@@ -13344,7 +18097,39 @@
         <w:pStyle w:val="ListBullet"/>
       </w:pPr>
       <w:r>
-        <w:t>Jejak perubahan data berupa pengguna terakhir yang mengubah (updated by) pada setiap modul, ditambah riwayat khusus untuk perpindahan status klien, buku besar kredit, log tiap invoice, dan riwayat konversi paket; tidak tersedia audit log menyeluruh.</w:t>
+        <w:t xml:space="preserve">Jejak perubahan data berupa pengguna terakhir yang mengubah (updated by) pada setiap modul, ditambah riwayat khusus </w:t>
+      </w:r>
+      <w:proofErr w:type="spellStart"/>
+      <w:r>
+        <w:t>buku</w:t>
+      </w:r>
+      <w:proofErr w:type="spellEnd"/>
+      <w:r>
+        <w:t xml:space="preserve"> besar kredit, log tiap invoice, dan </w:t>
+      </w:r>
+      <w:proofErr w:type="spellStart"/>
+      <w:r>
+        <w:t>riwayat</w:t>
+      </w:r>
+      <w:proofErr w:type="spellEnd"/>
+      <w:r>
+        <w:t xml:space="preserve"> </w:t>
+      </w:r>
+      <w:proofErr w:type="spellStart"/>
+      <w:r>
+        <w:t>konversi</w:t>
+      </w:r>
+      <w:proofErr w:type="spellEnd"/>
+      <w:r>
+        <w:t xml:space="preserve"> </w:t>
+      </w:r>
+      <w:proofErr w:type="spellStart"/>
+      <w:r>
+        <w:t>paket</w:t>
+      </w:r>
+      <w:proofErr w:type="spellEnd"/>
+      <w:r>
+        <w:t>.</w:t>
       </w:r>
     </w:p>
     <w:p>
@@ -13582,127 +18367,15 @@
           </w:p>
         </w:tc>
       </w:tr>
-      <w:tr>
-        <w:trPr>
-          <w:jc w:val="center"/>
-        </w:trPr>
-        <w:tc>
-          <w:tcPr>
-            <w:tcW w:w="567" w:type="dxa"/>
-            <w:shd w:val="clear" w:color="auto" w:fill="EEF5FF"/>
-          </w:tcPr>
-          <w:p>
-            <w:r>
-              <w:rPr>
-                <w:b/>
-                <w:sz w:val="19"/>
-              </w:rPr>
-              <w:t>4</w:t>
-            </w:r>
-          </w:p>
-        </w:tc>
-        <w:tc>
-          <w:tcPr>
-            <w:tcW w:w="5272" w:type="dxa"/>
-            <w:shd w:val="clear" w:color="auto" w:fill="EEF5FF"/>
-          </w:tcPr>
-          <w:p>
-            <w:r>
-              <w:rPr>
-                <w:sz w:val="19"/>
-              </w:rPr>
-              <w:t>Penghapusan data bersifat permanen (hapus client beserta seluruh jadwal, invoice, dan kreditnya; hapus invoice belum lunas; hapus cabang beserta seluruh isinya) dan hanya dapat dipulihkan dari backup. Apakah disetujui?</w:t>
-            </w:r>
-          </w:p>
-        </w:tc>
-        <w:tc>
-          <w:tcPr>
-            <w:tcW w:w="3685" w:type="dxa"/>
-            <w:shd w:val="clear" w:color="auto" w:fill="EEF5FF"/>
-          </w:tcPr>
-          <w:p/>
-        </w:tc>
-      </w:tr>
-      <w:tr>
-        <w:trPr>
-          <w:jc w:val="center"/>
-        </w:trPr>
-        <w:tc>
-          <w:tcPr>
-            <w:tcW w:w="567" w:type="dxa"/>
-          </w:tcPr>
-          <w:p>
-            <w:r>
-              <w:rPr>
-                <w:b/>
-                <w:sz w:val="19"/>
-              </w:rPr>
-              <w:t>5</w:t>
-            </w:r>
-          </w:p>
-        </w:tc>
-        <w:tc>
-          <w:tcPr>
-            <w:tcW w:w="5272" w:type="dxa"/>
-          </w:tcPr>
-          <w:p>
-            <w:r>
-              <w:rPr>
-                <w:sz w:val="19"/>
-              </w:rPr>
-              <w:t>Invoice yang sudah lunas tidak dapat dihapus melainkan di-Void (dengan pilihan mempertahankan atau mencabut sisa kredit), dan dapat digantikan invoice pengganti. Apakah disetujui?</w:t>
-            </w:r>
-          </w:p>
-        </w:tc>
-        <w:tc>
-          <w:tcPr>
-            <w:tcW w:w="3685" w:type="dxa"/>
-          </w:tcPr>
-          <w:p/>
-        </w:tc>
-      </w:tr>
-      <w:tr>
-        <w:trPr>
-          <w:jc w:val="center"/>
-        </w:trPr>
-        <w:tc>
-          <w:tcPr>
-            <w:tcW w:w="567" w:type="dxa"/>
-            <w:shd w:val="clear" w:color="auto" w:fill="EEF5FF"/>
-          </w:tcPr>
-          <w:p>
-            <w:r>
-              <w:rPr>
-                <w:b/>
-                <w:sz w:val="19"/>
-              </w:rPr>
-              <w:t>6</w:t>
-            </w:r>
-          </w:p>
-        </w:tc>
-        <w:tc>
-          <w:tcPr>
-            <w:tcW w:w="5272" w:type="dxa"/>
-            <w:shd w:val="clear" w:color="auto" w:fill="EEF5FF"/>
-          </w:tcPr>
-          <w:p>
-            <w:r>
-              <w:rPr>
-                <w:sz w:val="19"/>
-              </w:rPr>
-              <w:t>Audit log menyeluruh tidak disediakan; jejak perubahan berupa pengguna terakhir yang mengubah data (updated by) ditambah riwayat status klien, buku besar kredit, log tiap invoice, dan riwayat konversi paket. Apakah disetujui?</w:t>
-            </w:r>
-          </w:p>
-        </w:tc>
-        <w:tc>
-          <w:tcPr>
-            <w:tcW w:w="3685" w:type="dxa"/>
-            <w:shd w:val="clear" w:color="auto" w:fill="EEF5FF"/>
-          </w:tcPr>
-          <w:p/>
-        </w:tc>
-      </w:tr>
     </w:tbl>
+    <w:p/>
+    <w:p/>
+    <w:p/>
+    <w:p/>
+    <w:p/>
+    <w:p/>
+    <w:p/>
+    <w:p/>
     <w:p/>
     <w:p>
       <w:pPr>
@@ -14014,12 +18687,21 @@
       <w:pStyle w:val="Header"/>
       <w:jc w:val="right"/>
     </w:pPr>
+    <w:proofErr w:type="spellStart"/>
     <w:r>
       <w:rPr>
         <w:color w:val="808080"/>
         <w:sz w:val="17"/>
       </w:rPr>
-      <w:t>Therapedia – Final Requirement v1.1 – Rahasia (Confidential)</w:t>
+      <w:t>Therapedia</w:t>
+    </w:r>
+    <w:proofErr w:type="spellEnd"/>
+    <w:r>
+      <w:rPr>
+        <w:color w:val="808080"/>
+        <w:sz w:val="17"/>
+      </w:rPr>
+      <w:t xml:space="preserve"> – Final Requirement v1.1 – Rahasia (Confidential)</w:t>
     </w:r>
   </w:p>
 </w:hdr>
